--- a/internal_doc/03.开发设计/Story-数据压缩优化.docx
+++ b/internal_doc/03.开发设计/Story-数据压缩优化.docx
@@ -32,9 +32,6 @@
           <w:ilvl w:val="0"/>
           <w:numId w:val="8"/>
         </w:numPr>
-        <w:rPr>
-          <w:rFonts w:hint="eastAsia"/>
-        </w:rPr>
       </w:pPr>
       <w:r>
         <w:rPr>
@@ -622,20 +619,20 @@
               <w:rPr>
                 <w:rFonts w:hint="eastAsia"/>
               </w:rPr>
-              <w:t>的前提下配置</w:t>
-            </w:r>
-            <w:r>
-              <w:rPr>
-                <w:rFonts w:hint="eastAsia"/>
-              </w:rPr>
-              <w:t>，当前</w:t>
+              <w:t>的前</w:t>
             </w:r>
             <w:r>
               <w:rPr>
                 <w:rFonts w:hint="eastAsia"/>
               </w:rPr>
               <w:lastRenderedPageBreak/>
-              <w:t>支持</w:t>
+              <w:t>提下配置</w:t>
+            </w:r>
+            <w:r>
+              <w:rPr>
+                <w:rFonts w:hint="eastAsia"/>
+              </w:rPr>
+              <w:t>，当前支持</w:t>
             </w:r>
             <w:r>
               <w:rPr>
@@ -1036,6 +1033,7 @@
         <w:rPr>
           <w:noProof/>
         </w:rPr>
+        <w:lastRenderedPageBreak/>
         <w:drawing>
           <wp:inline distT="0" distB="0" distL="0" distR="0">
             <wp:extent cx="1198555" cy="2046914"/>
@@ -1081,7 +1079,6 @@
         <w:rPr>
           <w:rFonts w:hint="eastAsia"/>
         </w:rPr>
-        <w:lastRenderedPageBreak/>
         <w:t>图</w:t>
       </w:r>
       <w:r>
@@ -1453,6 +1450,7 @@
         <w:rPr>
           <w:rFonts w:hint="eastAsia"/>
         </w:rPr>
+        <w:lastRenderedPageBreak/>
         <w:t>编码表</w:t>
       </w:r>
     </w:p>
@@ -1617,7 +1615,6 @@
         <w:rPr>
           <w:noProof/>
         </w:rPr>
-        <w:lastRenderedPageBreak/>
         <w:drawing>
           <wp:inline distT="0" distB="0" distL="0" distR="0">
             <wp:extent cx="5270500" cy="806450"/>
@@ -1746,9 +1743,6 @@
     <w:p>
       <w:pPr>
         <w:jc w:val="center"/>
-        <w:rPr>
-          <w:rFonts w:hint="eastAsia"/>
-        </w:rPr>
       </w:pPr>
       <w:r>
         <w:rPr>
@@ -1800,13 +1794,7 @@
         <w:rPr>
           <w:rFonts w:hint="eastAsia"/>
         </w:rPr>
-        <w:t>字典缓存优化</w:t>
-      </w:r>
-      <w:r>
-        <w:rPr>
-          <w:rFonts w:hint="eastAsia"/>
-        </w:rPr>
-        <w:t>与代码重构</w:t>
+        <w:t>字典缓存</w:t>
       </w:r>
     </w:p>
     <w:p>
@@ -1976,6 +1964,7 @@
         <w:rPr>
           <w:rFonts w:hint="eastAsia"/>
         </w:rPr>
+        <w:lastRenderedPageBreak/>
         <w:t>压缩</w:t>
       </w:r>
       <w:r>
@@ -2129,7 +2118,6 @@
         <w:rPr>
           <w:noProof/>
         </w:rPr>
-        <w:lastRenderedPageBreak/>
         <w:drawing>
           <wp:inline distT="0" distB="0" distL="0" distR="0">
             <wp:extent cx="5270500" cy="3263265"/>
@@ -2357,6 +2345,7 @@
         <w:rPr>
           <w:rFonts w:hint="eastAsia"/>
         </w:rPr>
+        <w:lastRenderedPageBreak/>
         <w:t>缩短编码长度</w:t>
       </w:r>
     </w:p>
@@ -2463,7 +2452,6 @@
               <w:rPr>
                 <w:b/>
               </w:rPr>
-              <w:lastRenderedPageBreak/>
               <w:t xml:space="preserve">weight = ( 8x – c </w:t>
             </w:r>
             <w:r>
@@ -2552,7 +2540,13 @@
         <w:rPr>
           <w:rFonts w:hint="eastAsia"/>
         </w:rPr>
-        <w:t>8bit</w:t>
+        <w:t>9</w:t>
+      </w:r>
+      <w:r>
+        <w:rPr>
+          <w:rFonts w:hint="eastAsia"/>
+        </w:rPr>
+        <w:t>bit</w:t>
       </w:r>
       <w:r>
         <w:rPr>
@@ -2564,7 +2558,13 @@
         <w:rPr>
           <w:rFonts w:hint="eastAsia"/>
         </w:rPr>
-        <w:t>10bit</w:t>
+        <w:t>11</w:t>
+      </w:r>
+      <w:r>
+        <w:rPr>
+          <w:rFonts w:hint="eastAsia"/>
+        </w:rPr>
+        <w:t>bit</w:t>
       </w:r>
       <w:r>
         <w:rPr>
@@ -2576,7 +2576,13 @@
         <w:rPr>
           <w:rFonts w:hint="eastAsia"/>
         </w:rPr>
-        <w:t>13bit</w:t>
+        <w:t>14</w:t>
+      </w:r>
+      <w:r>
+        <w:rPr>
+          <w:rFonts w:hint="eastAsia"/>
+        </w:rPr>
+        <w:t>bit</w:t>
       </w:r>
       <w:r>
         <w:rPr>
@@ -2721,7 +2727,7 @@
               <w:rPr>
                 <w:rFonts w:hint="eastAsia"/>
               </w:rPr>
-              <w:t>8</w:t>
+              <w:t>9</w:t>
             </w:r>
           </w:p>
         </w:tc>
@@ -2737,7 +2743,13 @@
               <w:rPr>
                 <w:rFonts w:hint="eastAsia"/>
               </w:rPr>
-              <w:t>10</w:t>
+              <w:t>1</w:t>
+            </w:r>
+            <w:r>
+              <w:rPr>
+                <w:rFonts w:hint="eastAsia"/>
+              </w:rPr>
+              <w:t>1</w:t>
             </w:r>
           </w:p>
         </w:tc>
@@ -2753,7 +2765,13 @@
               <w:rPr>
                 <w:rFonts w:hint="eastAsia"/>
               </w:rPr>
-              <w:t>13</w:t>
+              <w:t>1</w:t>
+            </w:r>
+            <w:r>
+              <w:rPr>
+                <w:rFonts w:hint="eastAsia"/>
+              </w:rPr>
+              <w:t>4</w:t>
             </w:r>
           </w:p>
         </w:tc>
@@ -2803,7 +2821,13 @@
               <w:rPr>
                 <w:rFonts w:hint="eastAsia"/>
               </w:rPr>
-              <w:t>10</w:t>
+              <w:t>1</w:t>
+            </w:r>
+            <w:r>
+              <w:rPr>
+                <w:rFonts w:hint="eastAsia"/>
+              </w:rPr>
+              <w:t>1</w:t>
             </w:r>
           </w:p>
         </w:tc>
@@ -2819,7 +2843,13 @@
               <w:rPr>
                 <w:rFonts w:hint="eastAsia"/>
               </w:rPr>
-              <w:t>12</w:t>
+              <w:t>1</w:t>
+            </w:r>
+            <w:r>
+              <w:rPr>
+                <w:rFonts w:hint="eastAsia"/>
+              </w:rPr>
+              <w:t>3</w:t>
             </w:r>
           </w:p>
         </w:tc>
@@ -2835,7 +2865,13 @@
               <w:rPr>
                 <w:rFonts w:hint="eastAsia"/>
               </w:rPr>
-              <w:t>15</w:t>
+              <w:t>1</w:t>
+            </w:r>
+            <w:r>
+              <w:rPr>
+                <w:rFonts w:hint="eastAsia"/>
+              </w:rPr>
+              <w:t>6</w:t>
             </w:r>
           </w:p>
         </w:tc>
@@ -2858,11 +2894,108 @@
       </w:tr>
     </w:tbl>
     <w:p>
+      <w:pPr>
+        <w:rPr>
+          <w:rFonts w:hint="eastAsia"/>
+        </w:rPr>
+      </w:pPr>
       <w:r>
         <w:rPr>
           <w:rFonts w:hint="eastAsia"/>
         </w:rPr>
         <w:t>在解压时，先读取前两个位，识别其编码长度，然后按识别出的长度来读取后面的编码进行解码。</w:t>
+      </w:r>
+    </w:p>
+    <w:p>
+      <w:pPr>
+        <w:rPr>
+          <w:rFonts w:hint="eastAsia"/>
+        </w:rPr>
+      </w:pPr>
+    </w:p>
+    <w:p>
+      <w:pPr>
+        <w:rPr>
+          <w:rFonts w:hint="eastAsia"/>
+        </w:rPr>
+      </w:pPr>
+      <w:r>
+        <w:rPr>
+          <w:rFonts w:hint="eastAsia"/>
+        </w:rPr>
+        <w:t>开销</w:t>
+      </w:r>
+    </w:p>
+    <w:p>
+      <w:r>
+        <w:rPr>
+          <w:rFonts w:hint="eastAsia"/>
+        </w:rPr>
+        <w:t>变长编码会增加编码、解码的复杂度，会对性能有一定影响。</w:t>
+      </w:r>
+    </w:p>
+    <w:p>
+      <w:pPr>
+        <w:rPr>
+          <w:rFonts w:hint="eastAsia"/>
+        </w:rPr>
+      </w:pPr>
+    </w:p>
+    <w:p>
+      <w:pPr>
+        <w:pStyle w:val="Heading3"/>
+        <w:rPr>
+          <w:rFonts w:hint="eastAsia"/>
+        </w:rPr>
+      </w:pPr>
+      <w:r>
+        <w:rPr>
+          <w:rFonts w:hint="eastAsia"/>
+        </w:rPr>
+        <w:t>其它代码重构</w:t>
+      </w:r>
+    </w:p>
+    <w:p>
+      <w:pPr>
+        <w:rPr>
+          <w:rFonts w:hint="eastAsia"/>
+        </w:rPr>
+      </w:pPr>
+      <w:r>
+        <w:rPr>
+          <w:rFonts w:hint="eastAsia"/>
+        </w:rPr>
+        <w:t>除了在字典缓存优化部分提到的优化之后，还有</w:t>
+      </w:r>
+      <w:r>
+        <w:rPr>
+          <w:rFonts w:hint="eastAsia"/>
+        </w:rPr>
+        <w:t>在</w:t>
+      </w:r>
+      <w:r>
+        <w:rPr>
+          <w:rFonts w:hint="eastAsia"/>
+        </w:rPr>
+        <w:t>DMS</w:t>
+      </w:r>
+      <w:r>
+        <w:rPr>
+          <w:rFonts w:hint="eastAsia"/>
+        </w:rPr>
+        <w:t>中使用</w:t>
+      </w:r>
+      <w:r>
+        <w:rPr>
+          <w:rFonts w:hint="eastAsia"/>
+        </w:rPr>
+        <w:t>CB</w:t>
+      </w:r>
+      <w:r>
+        <w:rPr>
+          <w:rFonts w:hint="eastAsia"/>
+        </w:rPr>
+        <w:t>造成的反向依赖问题。</w:t>
       </w:r>
     </w:p>
     <w:p/>
@@ -3083,12 +3216,6 @@
     </w:p>
     <w:p>
       <w:pPr>
-        <w:pStyle w:val="ListParagraph"/>
-        <w:ind w:left="420" w:firstLineChars="0" w:firstLine="0"/>
-      </w:pPr>
-    </w:p>
-    <w:p>
-      <w:pPr>
         <w:pStyle w:val="Heading1"/>
         <w:numPr>
           <w:ilvl w:val="0"/>
@@ -3382,14 +3509,14 @@
               <w:rPr>
                 <w:rFonts w:hint="eastAsia"/>
               </w:rPr>
-              <w:t>确认取出来的数据的正确性（可通过输出识别，也可通过与在老版本</w:t>
+              <w:t>确认取出来的数据的正确性（可通过输出识别，也可通过与在老版本上的操作结果进</w:t>
             </w:r>
             <w:r>
               <w:rPr>
                 <w:rFonts w:hint="eastAsia"/>
               </w:rPr>
               <w:lastRenderedPageBreak/>
-              <w:t>上的操作结果进行对比</w:t>
+              <w:t>行对比</w:t>
             </w:r>
           </w:p>
         </w:tc>
@@ -3774,6 +3901,150 @@
               </w:rPr>
               <w:t>开启压缩操作成功，新插入的数据被压缩（新增空间比原数据占用空间少），数据正确。</w:t>
             </w:r>
+          </w:p>
+        </w:tc>
+      </w:tr>
+      <w:tr>
+        <w:tc>
+          <w:tcPr>
+            <w:tcW w:w="2129" w:type="dxa"/>
+          </w:tcPr>
+          <w:p/>
+        </w:tc>
+        <w:tc>
+          <w:tcPr>
+            <w:tcW w:w="2129" w:type="dxa"/>
+          </w:tcPr>
+          <w:p>
+            <w:pPr>
+              <w:rPr>
+                <w:rFonts w:hint="eastAsia"/>
+              </w:rPr>
+            </w:pPr>
+          </w:p>
+        </w:tc>
+        <w:tc>
+          <w:tcPr>
+            <w:tcW w:w="2129" w:type="dxa"/>
+          </w:tcPr>
+          <w:p>
+            <w:pPr>
+              <w:rPr>
+                <w:rFonts w:hint="eastAsia"/>
+              </w:rPr>
+            </w:pPr>
+          </w:p>
+        </w:tc>
+        <w:tc>
+          <w:tcPr>
+            <w:tcW w:w="2129" w:type="dxa"/>
+          </w:tcPr>
+          <w:p>
+            <w:pPr>
+              <w:rPr>
+                <w:rFonts w:hint="eastAsia"/>
+              </w:rPr>
+            </w:pPr>
+          </w:p>
+        </w:tc>
+      </w:tr>
+      <w:tr>
+        <w:tc>
+          <w:tcPr>
+            <w:tcW w:w="2129" w:type="dxa"/>
+          </w:tcPr>
+          <w:p/>
+        </w:tc>
+        <w:tc>
+          <w:tcPr>
+            <w:tcW w:w="2129" w:type="dxa"/>
+          </w:tcPr>
+          <w:p>
+            <w:pPr>
+              <w:rPr>
+                <w:rFonts w:hint="eastAsia"/>
+              </w:rPr>
+            </w:pPr>
+            <w:r>
+              <w:rPr>
+                <w:rFonts w:hint="eastAsia"/>
+              </w:rPr>
+              <w:t>性能测试</w:t>
+            </w:r>
+          </w:p>
+        </w:tc>
+        <w:tc>
+          <w:tcPr>
+            <w:tcW w:w="2129" w:type="dxa"/>
+          </w:tcPr>
+          <w:p>
+            <w:pPr>
+              <w:rPr>
+                <w:rFonts w:hint="eastAsia"/>
+              </w:rPr>
+            </w:pPr>
+            <w:r>
+              <w:rPr>
+                <w:rFonts w:hint="eastAsia"/>
+              </w:rPr>
+              <w:t>压缩、解压性能测试</w:t>
+            </w:r>
+          </w:p>
+        </w:tc>
+        <w:tc>
+          <w:tcPr>
+            <w:tcW w:w="2129" w:type="dxa"/>
+          </w:tcPr>
+          <w:p>
+            <w:pPr>
+              <w:rPr>
+                <w:rFonts w:hint="eastAsia"/>
+              </w:rPr>
+            </w:pPr>
+          </w:p>
+        </w:tc>
+      </w:tr>
+      <w:tr>
+        <w:tc>
+          <w:tcPr>
+            <w:tcW w:w="2129" w:type="dxa"/>
+          </w:tcPr>
+          <w:p/>
+        </w:tc>
+        <w:tc>
+          <w:tcPr>
+            <w:tcW w:w="2129" w:type="dxa"/>
+          </w:tcPr>
+          <w:p>
+            <w:pPr>
+              <w:rPr>
+                <w:rFonts w:hint="eastAsia"/>
+              </w:rPr>
+            </w:pPr>
+          </w:p>
+        </w:tc>
+        <w:tc>
+          <w:tcPr>
+            <w:tcW w:w="2129" w:type="dxa"/>
+          </w:tcPr>
+          <w:p>
+            <w:pPr>
+              <w:rPr>
+                <w:rFonts w:hint="eastAsia"/>
+              </w:rPr>
+            </w:pPr>
+          </w:p>
+        </w:tc>
+        <w:tc>
+          <w:tcPr>
+            <w:tcW w:w="2129" w:type="dxa"/>
+          </w:tcPr>
+          <w:p>
+            <w:pPr>
+              <w:rPr>
+                <w:rFonts w:hint="eastAsia"/>
+              </w:rPr>
+            </w:pPr>
           </w:p>
         </w:tc>
       </w:tr>

--- a/internal_doc/03.开发设计/Story-数据压缩优化.docx
+++ b/internal_doc/03.开发设计/Story-数据压缩优化.docx
@@ -240,62 +240,6 @@
           <w:rFonts w:hint="eastAsia"/>
         </w:rPr>
         <w:t>层的反向依赖，需要进行重构解决。</w:t>
-      </w:r>
-    </w:p>
-    <w:p>
-      <w:pPr>
-        <w:rPr>
-          <w:color w:val="FF0000"/>
-        </w:rPr>
-      </w:pPr>
-      <w:r>
-        <w:rPr>
-          <w:rFonts w:hint="eastAsia"/>
-          <w:color w:val="FF0000"/>
-        </w:rPr>
-        <w:t>建议将</w:t>
-      </w:r>
-      <w:r>
-        <w:rPr>
-          <w:rFonts w:hint="eastAsia"/>
-          <w:color w:val="FF0000"/>
-        </w:rPr>
-        <w:t>snappy</w:t>
-      </w:r>
-      <w:r>
-        <w:rPr>
-          <w:rFonts w:hint="eastAsia"/>
-          <w:color w:val="FF0000"/>
-        </w:rPr>
-        <w:t>从</w:t>
-      </w:r>
-      <w:r>
-        <w:rPr>
-          <w:rFonts w:hint="eastAsia"/>
-          <w:color w:val="FF0000"/>
-        </w:rPr>
-        <w:t>engine</w:t>
-      </w:r>
-      <w:r>
-        <w:rPr>
-          <w:rFonts w:hint="eastAsia"/>
-          <w:color w:val="FF0000"/>
-        </w:rPr>
-        <w:t>中移动到</w:t>
-      </w:r>
-      <w:r>
-        <w:rPr>
-          <w:rFonts w:hint="eastAsia"/>
-          <w:color w:val="FF0000"/>
-        </w:rPr>
-        <w:t>thirdparty</w:t>
-      </w:r>
-      <w:r>
-        <w:rPr>
-          <w:rFonts w:hint="eastAsia"/>
-          <w:color w:val="FF0000"/>
-        </w:rPr>
-        <w:t>中，与其它的第三方库保持一致。</w:t>
       </w:r>
     </w:p>
     <w:p/>
@@ -619,20 +563,20 @@
               <w:rPr>
                 <w:rFonts w:hint="eastAsia"/>
               </w:rPr>
-              <w:t>的前</w:t>
+              <w:t>的前提下配置</w:t>
+            </w:r>
+            <w:r>
+              <w:rPr>
+                <w:rFonts w:hint="eastAsia"/>
+              </w:rPr>
+              <w:t>，当前</w:t>
             </w:r>
             <w:r>
               <w:rPr>
                 <w:rFonts w:hint="eastAsia"/>
               </w:rPr>
               <w:lastRenderedPageBreak/>
-              <w:t>提下配置</w:t>
-            </w:r>
-            <w:r>
-              <w:rPr>
-                <w:rFonts w:hint="eastAsia"/>
-              </w:rPr>
-              <w:t>，当前支持</w:t>
+              <w:t>支持</w:t>
             </w:r>
             <w:r>
               <w:rPr>
@@ -1033,7 +977,6 @@
         <w:rPr>
           <w:noProof/>
         </w:rPr>
-        <w:lastRenderedPageBreak/>
         <w:drawing>
           <wp:inline distT="0" distB="0" distL="0" distR="0">
             <wp:extent cx="1198555" cy="2046914"/>
@@ -1079,6 +1022,7 @@
         <w:rPr>
           <w:rFonts w:hint="eastAsia"/>
         </w:rPr>
+        <w:lastRenderedPageBreak/>
         <w:t>图</w:t>
       </w:r>
       <w:r>
@@ -1450,7 +1394,6 @@
         <w:rPr>
           <w:rFonts w:hint="eastAsia"/>
         </w:rPr>
-        <w:lastRenderedPageBreak/>
         <w:t>编码表</w:t>
       </w:r>
     </w:p>
@@ -1615,6 +1558,7 @@
         <w:rPr>
           <w:noProof/>
         </w:rPr>
+        <w:lastRenderedPageBreak/>
         <w:drawing>
           <wp:inline distT="0" distB="0" distL="0" distR="0">
             <wp:extent cx="5270500" cy="806450"/>
@@ -1964,7 +1908,6 @@
         <w:rPr>
           <w:rFonts w:hint="eastAsia"/>
         </w:rPr>
-        <w:lastRenderedPageBreak/>
         <w:t>压缩</w:t>
       </w:r>
       <w:r>
@@ -2118,6 +2061,7 @@
         <w:rPr>
           <w:noProof/>
         </w:rPr>
+        <w:lastRenderedPageBreak/>
         <w:drawing>
           <wp:inline distT="0" distB="0" distL="0" distR="0">
             <wp:extent cx="5270500" cy="3263265"/>
@@ -2345,7 +2289,6 @@
         <w:rPr>
           <w:rFonts w:hint="eastAsia"/>
         </w:rPr>
-        <w:lastRenderedPageBreak/>
         <w:t>缩短编码长度</w:t>
       </w:r>
     </w:p>
@@ -2452,6 +2395,7 @@
               <w:rPr>
                 <w:b/>
               </w:rPr>
+              <w:lastRenderedPageBreak/>
               <w:t xml:space="preserve">weight = ( 8x – c </w:t>
             </w:r>
             <w:r>
@@ -2957,45 +2901,363 @@
     </w:p>
     <w:p>
       <w:pPr>
-        <w:rPr>
-          <w:rFonts w:hint="eastAsia"/>
-        </w:rPr>
-      </w:pPr>
-      <w:r>
-        <w:rPr>
-          <w:rFonts w:hint="eastAsia"/>
-        </w:rPr>
-        <w:t>除了在字典缓存优化部分提到的优化之后，还有</w:t>
-      </w:r>
-      <w:r>
-        <w:rPr>
-          <w:rFonts w:hint="eastAsia"/>
-        </w:rPr>
-        <w:t>在</w:t>
-      </w:r>
-      <w:r>
-        <w:rPr>
-          <w:rFonts w:hint="eastAsia"/>
-        </w:rPr>
-        <w:t>DMS</w:t>
-      </w:r>
-      <w:r>
-        <w:rPr>
-          <w:rFonts w:hint="eastAsia"/>
-        </w:rPr>
-        <w:t>中使用</w:t>
-      </w:r>
-      <w:r>
-        <w:rPr>
-          <w:rFonts w:hint="eastAsia"/>
-        </w:rPr>
-        <w:t>CB</w:t>
-      </w:r>
-      <w:r>
-        <w:rPr>
-          <w:rFonts w:hint="eastAsia"/>
-        </w:rPr>
-        <w:t>造成的反向依赖问题。</w:t>
+        <w:pStyle w:val="ListParagraph"/>
+        <w:numPr>
+          <w:ilvl w:val="0"/>
+          <w:numId w:val="31"/>
+        </w:numPr>
+        <w:ind w:firstLineChars="0"/>
+        <w:rPr>
+          <w:rFonts w:hint="eastAsia"/>
+        </w:rPr>
+      </w:pPr>
+      <w:r>
+        <w:rPr>
+          <w:rFonts w:hint="eastAsia"/>
+        </w:rPr>
+        <w:t>压缩</w:t>
+      </w:r>
+      <w:r>
+        <w:rPr>
+          <w:rFonts w:hint="eastAsia"/>
+        </w:rPr>
+        <w:t>接口</w:t>
+      </w:r>
+      <w:r>
+        <w:rPr>
+          <w:rFonts w:hint="eastAsia"/>
+        </w:rPr>
+        <w:t>调用统一化</w:t>
+      </w:r>
+    </w:p>
+    <w:p>
+      <w:pPr>
+        <w:pStyle w:val="ListParagraph"/>
+        <w:ind w:left="420" w:firstLineChars="0" w:firstLine="0"/>
+        <w:rPr>
+          <w:rFonts w:hint="eastAsia"/>
+        </w:rPr>
+      </w:pPr>
+      <w:r>
+        <w:rPr>
+          <w:rFonts w:hint="eastAsia"/>
+        </w:rPr>
+        <w:t>当前已经支持的</w:t>
+      </w:r>
+      <w:r>
+        <w:rPr>
+          <w:rFonts w:hint="eastAsia"/>
+        </w:rPr>
+        <w:t>snappy</w:t>
+      </w:r>
+      <w:r>
+        <w:rPr>
+          <w:rFonts w:hint="eastAsia"/>
+        </w:rPr>
+        <w:t>及</w:t>
+      </w:r>
+      <w:r>
+        <w:rPr>
+          <w:rFonts w:hint="eastAsia"/>
+        </w:rPr>
+        <w:t>lzw</w:t>
+      </w:r>
+      <w:r>
+        <w:rPr>
+          <w:rFonts w:hint="eastAsia"/>
+        </w:rPr>
+        <w:t>压缩，在调用方式上还没有统一，</w:t>
+      </w:r>
+      <w:r>
+        <w:rPr>
+          <w:rFonts w:hint="eastAsia"/>
+        </w:rPr>
+        <w:t>snappy</w:t>
+      </w:r>
+      <w:r>
+        <w:rPr>
+          <w:rFonts w:hint="eastAsia"/>
+        </w:rPr>
+        <w:t>没有统一到抽象的</w:t>
+      </w:r>
+      <w:r>
+        <w:rPr>
+          <w:rFonts w:hint="eastAsia"/>
+        </w:rPr>
+        <w:t>compressor</w:t>
+      </w:r>
+      <w:r>
+        <w:rPr>
+          <w:rFonts w:hint="eastAsia"/>
+        </w:rPr>
+        <w:t>结构层次中，导致在</w:t>
+      </w:r>
+      <w:r>
+        <w:rPr>
+          <w:rFonts w:hint="eastAsia"/>
+        </w:rPr>
+        <w:t>dms</w:t>
+      </w:r>
+      <w:r>
+        <w:rPr>
+          <w:rFonts w:hint="eastAsia"/>
+        </w:rPr>
+        <w:t>层还要根据不同的压缩类型</w:t>
+      </w:r>
+      <w:r>
+        <w:rPr>
+          <w:rFonts w:hint="eastAsia"/>
+        </w:rPr>
+        <w:t>调用不同的接口。</w:t>
+      </w:r>
+    </w:p>
+    <w:p>
+      <w:pPr>
+        <w:pStyle w:val="ListParagraph"/>
+        <w:ind w:left="420" w:firstLineChars="0" w:firstLine="0"/>
+        <w:rPr>
+          <w:rFonts w:hint="eastAsia"/>
+        </w:rPr>
+      </w:pPr>
+      <w:r>
+        <w:rPr>
+          <w:rFonts w:hint="eastAsia"/>
+        </w:rPr>
+        <w:t>snappy</w:t>
+      </w:r>
+      <w:r>
+        <w:rPr>
+          <w:rFonts w:hint="eastAsia"/>
+        </w:rPr>
+        <w:t>与现有</w:t>
+      </w:r>
+      <w:r>
+        <w:rPr>
+          <w:rFonts w:hint="eastAsia"/>
+        </w:rPr>
+        <w:t>compressor</w:t>
+      </w:r>
+      <w:r>
+        <w:rPr>
+          <w:rFonts w:hint="eastAsia"/>
+        </w:rPr>
+        <w:t>的一个区别是它不需要单独设置字典，不需要另行分配压缩</w:t>
+      </w:r>
+      <w:r>
+        <w:rPr>
+          <w:rFonts w:hint="eastAsia"/>
+        </w:rPr>
+        <w:t>context</w:t>
+      </w:r>
+      <w:r>
+        <w:rPr>
+          <w:rFonts w:hint="eastAsia"/>
+        </w:rPr>
+        <w:t>，因此需要对现在的</w:t>
+      </w:r>
+      <w:r>
+        <w:rPr>
+          <w:rFonts w:hint="eastAsia"/>
+        </w:rPr>
+        <w:t>compressor</w:t>
+      </w:r>
+      <w:r>
+        <w:rPr>
+          <w:rFonts w:hint="eastAsia"/>
+        </w:rPr>
+        <w:t>基类进行微调，并提供一个子类</w:t>
+      </w:r>
+      <w:r>
+        <w:rPr>
+          <w:rFonts w:hint="eastAsia"/>
+        </w:rPr>
+        <w:t>utilCompressorSnappy</w:t>
+      </w:r>
+      <w:r>
+        <w:rPr>
+          <w:rFonts w:hint="eastAsia"/>
+        </w:rPr>
+        <w:t>，与</w:t>
+      </w:r>
+      <w:r>
+        <w:rPr>
+          <w:rFonts w:hint="eastAsia"/>
+        </w:rPr>
+        <w:t>snappy</w:t>
+      </w:r>
+      <w:r>
+        <w:rPr>
+          <w:rFonts w:hint="eastAsia"/>
+        </w:rPr>
+        <w:t>进行适配。</w:t>
+      </w:r>
+    </w:p>
+    <w:p>
+      <w:pPr>
+        <w:pStyle w:val="ListParagraph"/>
+        <w:ind w:left="420" w:firstLineChars="0" w:firstLine="0"/>
+        <w:rPr>
+          <w:rFonts w:hint="eastAsia"/>
+        </w:rPr>
+      </w:pPr>
+      <w:r>
+        <w:rPr>
+          <w:rFonts w:hint="eastAsia"/>
+        </w:rPr>
+        <w:t>将</w:t>
+      </w:r>
+      <w:r>
+        <w:rPr>
+          <w:rFonts w:hint="eastAsia"/>
+        </w:rPr>
+        <w:t>snappy</w:t>
+      </w:r>
+      <w:r>
+        <w:rPr>
+          <w:rFonts w:hint="eastAsia"/>
+        </w:rPr>
+        <w:t>从</w:t>
+      </w:r>
+      <w:r>
+        <w:rPr>
+          <w:rFonts w:hint="eastAsia"/>
+        </w:rPr>
+        <w:t>engine</w:t>
+      </w:r>
+      <w:r>
+        <w:rPr>
+          <w:rFonts w:hint="eastAsia"/>
+        </w:rPr>
+        <w:t>中移动到</w:t>
+      </w:r>
+      <w:r>
+        <w:rPr>
+          <w:rFonts w:hint="eastAsia"/>
+        </w:rPr>
+        <w:t>thirdparty</w:t>
+      </w:r>
+      <w:r>
+        <w:rPr>
+          <w:rFonts w:hint="eastAsia"/>
+        </w:rPr>
+        <w:t>中，与其它的第三方库保持一致。</w:t>
+      </w:r>
+    </w:p>
+    <w:p>
+      <w:pPr>
+        <w:rPr>
+          <w:rFonts w:hint="eastAsia"/>
+        </w:rPr>
+      </w:pPr>
+    </w:p>
+    <w:p>
+      <w:pPr>
+        <w:pStyle w:val="ListParagraph"/>
+        <w:numPr>
+          <w:ilvl w:val="0"/>
+          <w:numId w:val="31"/>
+        </w:numPr>
+        <w:ind w:firstLineChars="0"/>
+        <w:rPr>
+          <w:rFonts w:hint="eastAsia"/>
+        </w:rPr>
+      </w:pPr>
+      <w:r>
+        <w:rPr>
+          <w:rFonts w:hint="eastAsia"/>
+        </w:rPr>
+        <w:t>反向</w:t>
+      </w:r>
+      <w:r>
+        <w:rPr>
+          <w:rFonts w:hint="eastAsia"/>
+        </w:rPr>
+        <w:t>依赖问题</w:t>
+      </w:r>
+      <w:r>
+        <w:rPr>
+          <w:rFonts w:hint="eastAsia"/>
+        </w:rPr>
+        <w:t>解决</w:t>
+      </w:r>
+    </w:p>
+    <w:p>
+      <w:pPr>
+        <w:rPr>
+          <w:rFonts w:hint="eastAsia"/>
+        </w:rPr>
+      </w:pPr>
+      <w:r>
+        <w:rPr>
+          <w:rFonts w:hint="eastAsia"/>
+        </w:rPr>
+        <w:tab/>
+      </w:r>
+      <w:r>
+        <w:rPr>
+          <w:rFonts w:hint="eastAsia"/>
+        </w:rPr>
+        <w:t>当前在向字典创建队列中新增集合信息时，在</w:t>
+      </w:r>
+      <w:r>
+        <w:rPr>
+          <w:rFonts w:hint="eastAsia"/>
+        </w:rPr>
+        <w:t>dms</w:t>
+      </w:r>
+      <w:r>
+        <w:rPr>
+          <w:rFonts w:hint="eastAsia"/>
+        </w:rPr>
+        <w:t>层</w:t>
+      </w:r>
+      <w:r>
+        <w:rPr>
+          <w:rFonts w:hint="eastAsia"/>
+        </w:rPr>
+        <w:t>使用</w:t>
+      </w:r>
+      <w:r>
+        <w:rPr>
+          <w:rFonts w:hint="eastAsia"/>
+        </w:rPr>
+        <w:t>了</w:t>
+      </w:r>
+      <w:r>
+        <w:rPr>
+          <w:rFonts w:hint="eastAsia"/>
+        </w:rPr>
+        <w:t>dmsCB</w:t>
+      </w:r>
+      <w:r>
+        <w:rPr>
+          <w:rFonts w:hint="eastAsia"/>
+        </w:rPr>
+        <w:t>及其接口</w:t>
+      </w:r>
+      <w:r>
+        <w:rPr>
+          <w:rFonts w:hint="eastAsia"/>
+        </w:rPr>
+        <w:t>。</w:t>
+      </w:r>
+      <w:r>
+        <w:rPr>
+          <w:rFonts w:hint="eastAsia"/>
+        </w:rPr>
+        <w:t>同时</w:t>
+      </w:r>
+      <w:r>
+        <w:rPr>
+          <w:rFonts w:hint="eastAsia"/>
+        </w:rPr>
+        <w:t>dmsCB</w:t>
+      </w:r>
+      <w:r>
+        <w:rPr>
+          <w:rFonts w:hint="eastAsia"/>
+        </w:rPr>
+        <w:t>中字典相关的接口暴露了内部逻辑，需要进行重构。</w:t>
       </w:r>
     </w:p>
     <w:p/>
@@ -5060,6 +5322,119 @@
     </w:lvl>
   </w:abstractNum>
   <w:abstractNum w:abstractNumId="10">
+    <w:nsid w:val="23CA3A03"/>
+    <w:multiLevelType w:val="hybridMultilevel"/>
+    <w:tmpl w:val="4A620B3E"/>
+    <w:lvl w:ilvl="0" w:tplc="04090001">
+      <w:start w:val="1"/>
+      <w:numFmt w:val="bullet"/>
+      <w:lvlText w:val=""/>
+      <w:lvlJc w:val="left"/>
+      <w:pPr>
+        <w:ind w:left="420" w:hanging="420"/>
+      </w:pPr>
+      <w:rPr>
+        <w:rFonts w:ascii="Wingdings" w:hAnsi="Wingdings" w:hint="default"/>
+      </w:rPr>
+    </w:lvl>
+    <w:lvl w:ilvl="1" w:tplc="04090003" w:tentative="1">
+      <w:start w:val="1"/>
+      <w:numFmt w:val="bullet"/>
+      <w:lvlText w:val=""/>
+      <w:lvlJc w:val="left"/>
+      <w:pPr>
+        <w:ind w:left="840" w:hanging="420"/>
+      </w:pPr>
+      <w:rPr>
+        <w:rFonts w:ascii="Wingdings" w:hAnsi="Wingdings" w:hint="default"/>
+      </w:rPr>
+    </w:lvl>
+    <w:lvl w:ilvl="2" w:tplc="04090005" w:tentative="1">
+      <w:start w:val="1"/>
+      <w:numFmt w:val="bullet"/>
+      <w:lvlText w:val=""/>
+      <w:lvlJc w:val="left"/>
+      <w:pPr>
+        <w:ind w:left="1260" w:hanging="420"/>
+      </w:pPr>
+      <w:rPr>
+        <w:rFonts w:ascii="Wingdings" w:hAnsi="Wingdings" w:hint="default"/>
+      </w:rPr>
+    </w:lvl>
+    <w:lvl w:ilvl="3" w:tplc="04090001" w:tentative="1">
+      <w:start w:val="1"/>
+      <w:numFmt w:val="bullet"/>
+      <w:lvlText w:val=""/>
+      <w:lvlJc w:val="left"/>
+      <w:pPr>
+        <w:ind w:left="1680" w:hanging="420"/>
+      </w:pPr>
+      <w:rPr>
+        <w:rFonts w:ascii="Wingdings" w:hAnsi="Wingdings" w:hint="default"/>
+      </w:rPr>
+    </w:lvl>
+    <w:lvl w:ilvl="4" w:tplc="04090003" w:tentative="1">
+      <w:start w:val="1"/>
+      <w:numFmt w:val="bullet"/>
+      <w:lvlText w:val=""/>
+      <w:lvlJc w:val="left"/>
+      <w:pPr>
+        <w:ind w:left="2100" w:hanging="420"/>
+      </w:pPr>
+      <w:rPr>
+        <w:rFonts w:ascii="Wingdings" w:hAnsi="Wingdings" w:hint="default"/>
+      </w:rPr>
+    </w:lvl>
+    <w:lvl w:ilvl="5" w:tplc="04090005" w:tentative="1">
+      <w:start w:val="1"/>
+      <w:numFmt w:val="bullet"/>
+      <w:lvlText w:val=""/>
+      <w:lvlJc w:val="left"/>
+      <w:pPr>
+        <w:ind w:left="2520" w:hanging="420"/>
+      </w:pPr>
+      <w:rPr>
+        <w:rFonts w:ascii="Wingdings" w:hAnsi="Wingdings" w:hint="default"/>
+      </w:rPr>
+    </w:lvl>
+    <w:lvl w:ilvl="6" w:tplc="04090001" w:tentative="1">
+      <w:start w:val="1"/>
+      <w:numFmt w:val="bullet"/>
+      <w:lvlText w:val=""/>
+      <w:lvlJc w:val="left"/>
+      <w:pPr>
+        <w:ind w:left="2940" w:hanging="420"/>
+      </w:pPr>
+      <w:rPr>
+        <w:rFonts w:ascii="Wingdings" w:hAnsi="Wingdings" w:hint="default"/>
+      </w:rPr>
+    </w:lvl>
+    <w:lvl w:ilvl="7" w:tplc="04090003" w:tentative="1">
+      <w:start w:val="1"/>
+      <w:numFmt w:val="bullet"/>
+      <w:lvlText w:val=""/>
+      <w:lvlJc w:val="left"/>
+      <w:pPr>
+        <w:ind w:left="3360" w:hanging="420"/>
+      </w:pPr>
+      <w:rPr>
+        <w:rFonts w:ascii="Wingdings" w:hAnsi="Wingdings" w:hint="default"/>
+      </w:rPr>
+    </w:lvl>
+    <w:lvl w:ilvl="8" w:tplc="04090005" w:tentative="1">
+      <w:start w:val="1"/>
+      <w:numFmt w:val="bullet"/>
+      <w:lvlText w:val=""/>
+      <w:lvlJc w:val="left"/>
+      <w:pPr>
+        <w:ind w:left="3780" w:hanging="420"/>
+      </w:pPr>
+      <w:rPr>
+        <w:rFonts w:ascii="Wingdings" w:hAnsi="Wingdings" w:hint="default"/>
+      </w:rPr>
+    </w:lvl>
+  </w:abstractNum>
+  <w:abstractNum w:abstractNumId="11">
     <w:nsid w:val="26B951ED"/>
     <w:multiLevelType w:val="hybridMultilevel"/>
     <w:tmpl w:val="124403E6"/>
@@ -5172,7 +5547,7 @@
       </w:rPr>
     </w:lvl>
   </w:abstractNum>
-  <w:abstractNum w:abstractNumId="11">
+  <w:abstractNum w:abstractNumId="12">
     <w:nsid w:val="26FE29FC"/>
     <w:multiLevelType w:val="hybridMultilevel"/>
     <w:tmpl w:val="B5A85B4A"/>
@@ -5285,7 +5660,7 @@
       </w:rPr>
     </w:lvl>
   </w:abstractNum>
-  <w:abstractNum w:abstractNumId="12">
+  <w:abstractNum w:abstractNumId="13">
     <w:nsid w:val="27202A87"/>
     <w:multiLevelType w:val="hybridMultilevel"/>
     <w:tmpl w:val="D7685416"/>
@@ -5374,7 +5749,7 @@
       </w:pPr>
     </w:lvl>
   </w:abstractNum>
-  <w:abstractNum w:abstractNumId="13">
+  <w:abstractNum w:abstractNumId="14">
     <w:nsid w:val="29E3142D"/>
     <w:multiLevelType w:val="hybridMultilevel"/>
     <w:tmpl w:val="E4AE6C60"/>
@@ -5463,7 +5838,7 @@
       </w:pPr>
     </w:lvl>
   </w:abstractNum>
-  <w:abstractNum w:abstractNumId="14">
+  <w:abstractNum w:abstractNumId="15">
     <w:nsid w:val="2D48606C"/>
     <w:multiLevelType w:val="hybridMultilevel"/>
     <w:tmpl w:val="B566AEC0"/>
@@ -5576,7 +5951,7 @@
       </w:rPr>
     </w:lvl>
   </w:abstractNum>
-  <w:abstractNum w:abstractNumId="15">
+  <w:abstractNum w:abstractNumId="16">
     <w:nsid w:val="2EF355E8"/>
     <w:multiLevelType w:val="hybridMultilevel"/>
     <w:tmpl w:val="6E54E588"/>
@@ -5665,7 +6040,7 @@
       </w:pPr>
     </w:lvl>
   </w:abstractNum>
-  <w:abstractNum w:abstractNumId="16">
+  <w:abstractNum w:abstractNumId="17">
     <w:nsid w:val="30706490"/>
     <w:multiLevelType w:val="hybridMultilevel"/>
     <w:tmpl w:val="F7401068"/>
@@ -5778,7 +6153,7 @@
       </w:rPr>
     </w:lvl>
   </w:abstractNum>
-  <w:abstractNum w:abstractNumId="17">
+  <w:abstractNum w:abstractNumId="18">
     <w:nsid w:val="3D5473CD"/>
     <w:multiLevelType w:val="hybridMultilevel"/>
     <w:tmpl w:val="E5881020"/>
@@ -5867,7 +6242,7 @@
       </w:pPr>
     </w:lvl>
   </w:abstractNum>
-  <w:abstractNum w:abstractNumId="18">
+  <w:abstractNum w:abstractNumId="19">
     <w:nsid w:val="3DE40BA3"/>
     <w:multiLevelType w:val="hybridMultilevel"/>
     <w:tmpl w:val="4510044A"/>
@@ -5956,7 +6331,7 @@
       </w:pPr>
     </w:lvl>
   </w:abstractNum>
-  <w:abstractNum w:abstractNumId="19">
+  <w:abstractNum w:abstractNumId="20">
     <w:nsid w:val="42806585"/>
     <w:multiLevelType w:val="hybridMultilevel"/>
     <w:tmpl w:val="15E425F4"/>
@@ -6045,7 +6420,7 @@
       </w:pPr>
     </w:lvl>
   </w:abstractNum>
-  <w:abstractNum w:abstractNumId="20">
+  <w:abstractNum w:abstractNumId="21">
     <w:nsid w:val="449F5116"/>
     <w:multiLevelType w:val="hybridMultilevel"/>
     <w:tmpl w:val="3AECB82C"/>
@@ -6134,7 +6509,7 @@
       </w:pPr>
     </w:lvl>
   </w:abstractNum>
-  <w:abstractNum w:abstractNumId="21">
+  <w:abstractNum w:abstractNumId="22">
     <w:nsid w:val="5C6131F7"/>
     <w:multiLevelType w:val="hybridMultilevel"/>
     <w:tmpl w:val="23EA27D4"/>
@@ -6223,7 +6598,7 @@
       </w:pPr>
     </w:lvl>
   </w:abstractNum>
-  <w:abstractNum w:abstractNumId="22">
+  <w:abstractNum w:abstractNumId="23">
     <w:nsid w:val="5D2108B2"/>
     <w:multiLevelType w:val="hybridMultilevel"/>
     <w:tmpl w:val="A8AAF204"/>
@@ -6336,7 +6711,7 @@
       </w:rPr>
     </w:lvl>
   </w:abstractNum>
-  <w:abstractNum w:abstractNumId="23">
+  <w:abstractNum w:abstractNumId="24">
     <w:nsid w:val="628545C5"/>
     <w:multiLevelType w:val="hybridMultilevel"/>
     <w:tmpl w:val="AD9CE0D8"/>
@@ -6449,7 +6824,7 @@
       </w:rPr>
     </w:lvl>
   </w:abstractNum>
-  <w:abstractNum w:abstractNumId="24">
+  <w:abstractNum w:abstractNumId="25">
     <w:nsid w:val="686837EE"/>
     <w:multiLevelType w:val="hybridMultilevel"/>
     <w:tmpl w:val="C2E20B2A"/>
@@ -6535,7 +6910,7 @@
       </w:pPr>
     </w:lvl>
   </w:abstractNum>
-  <w:abstractNum w:abstractNumId="25">
+  <w:abstractNum w:abstractNumId="26">
     <w:nsid w:val="6DDB3E1A"/>
     <w:multiLevelType w:val="hybridMultilevel"/>
     <w:tmpl w:val="D2686892"/>
@@ -6648,7 +7023,7 @@
       </w:rPr>
     </w:lvl>
   </w:abstractNum>
-  <w:abstractNum w:abstractNumId="26">
+  <w:abstractNum w:abstractNumId="27">
     <w:nsid w:val="6F0432AA"/>
     <w:multiLevelType w:val="hybridMultilevel"/>
     <w:tmpl w:val="E556BA90"/>
@@ -6737,7 +7112,7 @@
       </w:pPr>
     </w:lvl>
   </w:abstractNum>
-  <w:abstractNum w:abstractNumId="27">
+  <w:abstractNum w:abstractNumId="28">
     <w:nsid w:val="71D53EC3"/>
     <w:multiLevelType w:val="hybridMultilevel"/>
     <w:tmpl w:val="1A18934C"/>
@@ -6826,7 +7201,7 @@
       </w:pPr>
     </w:lvl>
   </w:abstractNum>
-  <w:abstractNum w:abstractNumId="28">
+  <w:abstractNum w:abstractNumId="29">
     <w:nsid w:val="794050C3"/>
     <w:multiLevelType w:val="hybridMultilevel"/>
     <w:tmpl w:val="5A2247A0"/>
@@ -6915,7 +7290,7 @@
       </w:pPr>
     </w:lvl>
   </w:abstractNum>
-  <w:abstractNum w:abstractNumId="29">
+  <w:abstractNum w:abstractNumId="30">
     <w:nsid w:val="7ADF0A2E"/>
     <w:multiLevelType w:val="hybridMultilevel"/>
     <w:tmpl w:val="8AC057C0"/>
@@ -7008,58 +7383,58 @@
     <w:abstractNumId w:val="9"/>
   </w:num>
   <w:num w:numId="2">
-    <w:abstractNumId w:val="25"/>
+    <w:abstractNumId w:val="26"/>
   </w:num>
   <w:num w:numId="3">
-    <w:abstractNumId w:val="14"/>
+    <w:abstractNumId w:val="15"/>
   </w:num>
   <w:num w:numId="4">
     <w:abstractNumId w:val="4"/>
   </w:num>
   <w:num w:numId="5">
-    <w:abstractNumId w:val="21"/>
+    <w:abstractNumId w:val="22"/>
   </w:num>
   <w:num w:numId="6">
     <w:abstractNumId w:val="3"/>
   </w:num>
   <w:num w:numId="7">
+    <w:abstractNumId w:val="29"/>
+  </w:num>
+  <w:num w:numId="8">
+    <w:abstractNumId w:val="20"/>
+  </w:num>
+  <w:num w:numId="9">
+    <w:abstractNumId w:val="16"/>
+  </w:num>
+  <w:num w:numId="10">
     <w:abstractNumId w:val="28"/>
   </w:num>
-  <w:num w:numId="8">
-    <w:abstractNumId w:val="19"/>
-  </w:num>
-  <w:num w:numId="9">
-    <w:abstractNumId w:val="15"/>
-  </w:num>
-  <w:num w:numId="10">
-    <w:abstractNumId w:val="27"/>
-  </w:num>
   <w:num w:numId="11">
-    <w:abstractNumId w:val="17"/>
+    <w:abstractNumId w:val="18"/>
   </w:num>
   <w:num w:numId="12">
-    <w:abstractNumId w:val="18"/>
+    <w:abstractNumId w:val="19"/>
   </w:num>
   <w:num w:numId="13">
     <w:abstractNumId w:val="0"/>
   </w:num>
   <w:num w:numId="14">
-    <w:abstractNumId w:val="12"/>
+    <w:abstractNumId w:val="13"/>
   </w:num>
   <w:num w:numId="15">
     <w:abstractNumId w:val="5"/>
   </w:num>
   <w:num w:numId="16">
-    <w:abstractNumId w:val="23"/>
+    <w:abstractNumId w:val="24"/>
   </w:num>
   <w:num w:numId="17">
-    <w:abstractNumId w:val="22"/>
+    <w:abstractNumId w:val="23"/>
   </w:num>
   <w:num w:numId="18">
     <w:abstractNumId w:val="2"/>
   </w:num>
   <w:num w:numId="19">
-    <w:abstractNumId w:val="10"/>
+    <w:abstractNumId w:val="11"/>
   </w:num>
   <w:num w:numId="20">
     <w:abstractNumId w:val="7"/>
@@ -7068,31 +7443,34 @@
     <w:abstractNumId w:val="8"/>
   </w:num>
   <w:num w:numId="22">
-    <w:abstractNumId w:val="20"/>
+    <w:abstractNumId w:val="21"/>
   </w:num>
   <w:num w:numId="23">
-    <w:abstractNumId w:val="24"/>
+    <w:abstractNumId w:val="25"/>
   </w:num>
   <w:num w:numId="24">
-    <w:abstractNumId w:val="11"/>
+    <w:abstractNumId w:val="12"/>
   </w:num>
   <w:num w:numId="25">
-    <w:abstractNumId w:val="16"/>
+    <w:abstractNumId w:val="17"/>
   </w:num>
   <w:num w:numId="26">
-    <w:abstractNumId w:val="29"/>
+    <w:abstractNumId w:val="30"/>
   </w:num>
   <w:num w:numId="27">
-    <w:abstractNumId w:val="13"/>
+    <w:abstractNumId w:val="14"/>
   </w:num>
   <w:num w:numId="28">
     <w:abstractNumId w:val="1"/>
   </w:num>
   <w:num w:numId="29">
-    <w:abstractNumId w:val="26"/>
+    <w:abstractNumId w:val="27"/>
   </w:num>
   <w:num w:numId="30">
     <w:abstractNumId w:val="6"/>
+  </w:num>
+  <w:num w:numId="31">
+    <w:abstractNumId w:val="10"/>
   </w:num>
 </w:numbering>
 </file>

--- a/internal_doc/03.开发设计/Story-数据压缩优化.docx
+++ b/internal_doc/03.开发设计/Story-数据压缩优化.docx
@@ -2064,9 +2064,9 @@
         <w:lastRenderedPageBreak/>
         <w:drawing>
           <wp:inline distT="0" distB="0" distL="0" distR="0">
-            <wp:extent cx="5270500" cy="3263265"/>
-            <wp:effectExtent l="0" t="0" r="12700" b="0"/>
-            <wp:docPr id="46" name="图片 30"/>
+            <wp:extent cx="5270500" cy="2845435"/>
+            <wp:effectExtent l="19050" t="0" r="6350" b="0"/>
+            <wp:docPr id="50" name="图片 33"/>
             <wp:cNvGraphicFramePr>
               <a:graphicFrameLocks xmlns:a="http://schemas.openxmlformats.org/drawingml/2006/main" noChangeAspect="1"/>
             </wp:cNvGraphicFramePr>
@@ -2086,7 +2086,7 @@
                   <pic:spPr>
                     <a:xfrm>
                       <a:off x="0" y="0"/>
-                      <a:ext cx="5270500" cy="3263265"/>
+                      <a:ext cx="5270500" cy="2845435"/>
                     </a:xfrm>
                     <a:prstGeom prst="rect">
                       <a:avLst/>
@@ -2181,6 +2181,11 @@
       </w:r>
     </w:p>
     <w:p>
+      <w:pPr>
+        <w:rPr>
+          <w:rFonts w:hint="eastAsia"/>
+        </w:rPr>
+      </w:pPr>
       <w:r>
         <w:rPr>
           <w:rFonts w:hint="eastAsia"/>
@@ -2188,6 +2193,208 @@
         <w:t>压缩器实例可接收字典地址，源串及目标缓冲区的信息，并将其与分配的压缩上下文结构绑定。</w:t>
       </w:r>
     </w:p>
+    <w:p>
+      <w:pPr>
+        <w:rPr>
+          <w:rFonts w:hint="eastAsia"/>
+        </w:rPr>
+      </w:pPr>
+      <w:r>
+        <w:rPr>
+          <w:rFonts w:hint="eastAsia"/>
+        </w:rPr>
+        <w:t>简化压缩接口及压缩上下文管理</w:t>
+      </w:r>
+      <w:r>
+        <w:rPr>
+          <w:rFonts w:hint="eastAsia"/>
+        </w:rPr>
+        <w:t>，</w:t>
+      </w:r>
+      <w:r>
+        <w:rPr>
+          <w:rFonts w:hint="eastAsia"/>
+        </w:rPr>
+        <w:t>压缩上下文结构</w:t>
+      </w:r>
+      <w:r>
+        <w:rPr>
+          <w:rFonts w:hint="eastAsia"/>
+        </w:rPr>
+        <w:t>直接使用栈变量的方式分配，将字典直接作为参数传递：</w:t>
+      </w:r>
+    </w:p>
+    <w:tbl>
+      <w:tblPr>
+        <w:tblStyle w:val="TableGrid"/>
+        <w:tblW w:w="0" w:type="auto"/>
+        <w:tblLook w:val="04A0"/>
+      </w:tblPr>
+      <w:tblGrid>
+        <w:gridCol w:w="8516"/>
+      </w:tblGrid>
+      <w:tr>
+        <w:tc>
+          <w:tcPr>
+            <w:tcW w:w="8516" w:type="dxa"/>
+          </w:tcPr>
+          <w:p>
+            <w:pPr>
+              <w:rPr>
+                <w:rFonts w:hint="eastAsia"/>
+                <w:sz w:val="21"/>
+                <w:szCs w:val="21"/>
+              </w:rPr>
+            </w:pPr>
+            <w:r>
+              <w:rPr>
+                <w:rFonts w:hint="eastAsia"/>
+                <w:sz w:val="21"/>
+                <w:szCs w:val="21"/>
+              </w:rPr>
+              <w:t xml:space="preserve">INT32 compress( const CHAR *source, UINT32 sourceLen, CHAR *dest, UINT32 destLen, </w:t>
+            </w:r>
+            <w:r>
+              <w:rPr>
+                <w:rFonts w:hint="eastAsia"/>
+                <w:sz w:val="21"/>
+                <w:szCs w:val="21"/>
+              </w:rPr>
+              <w:t xml:space="preserve">          </w:t>
+            </w:r>
+          </w:p>
+          <w:p>
+            <w:pPr>
+              <w:rPr>
+                <w:rFonts w:hint="eastAsia"/>
+                <w:sz w:val="21"/>
+                <w:szCs w:val="21"/>
+              </w:rPr>
+            </w:pPr>
+            <w:r>
+              <w:rPr>
+                <w:rFonts w:hint="eastAsia"/>
+                <w:sz w:val="21"/>
+                <w:szCs w:val="21"/>
+              </w:rPr>
+              <w:t xml:space="preserve">                </w:t>
+            </w:r>
+            <w:r>
+              <w:rPr>
+                <w:rFonts w:hint="eastAsia"/>
+                <w:sz w:val="21"/>
+                <w:szCs w:val="21"/>
+              </w:rPr>
+              <w:t>const utilDictionary *dictionary = NULL ) ;</w:t>
+            </w:r>
+          </w:p>
+          <w:p>
+            <w:pPr>
+              <w:rPr>
+                <w:rFonts w:hint="eastAsia"/>
+                <w:sz w:val="21"/>
+                <w:szCs w:val="21"/>
+              </w:rPr>
+            </w:pPr>
+            <w:r>
+              <w:rPr>
+                <w:rFonts w:hint="eastAsia"/>
+                <w:sz w:val="21"/>
+                <w:szCs w:val="21"/>
+              </w:rPr>
+              <w:t xml:space="preserve">INT32 </w:t>
+            </w:r>
+            <w:r>
+              <w:rPr>
+                <w:rFonts w:hint="eastAsia"/>
+                <w:sz w:val="21"/>
+                <w:szCs w:val="21"/>
+              </w:rPr>
+              <w:t>de</w:t>
+            </w:r>
+            <w:r>
+              <w:rPr>
+                <w:rFonts w:hint="eastAsia"/>
+                <w:sz w:val="21"/>
+                <w:szCs w:val="21"/>
+              </w:rPr>
+              <w:t xml:space="preserve">compress( const CHAR *source, UINT32 sourceLen, CHAR *dest, UINT32 destLen, </w:t>
+            </w:r>
+            <w:r>
+              <w:rPr>
+                <w:rFonts w:hint="eastAsia"/>
+                <w:sz w:val="21"/>
+                <w:szCs w:val="21"/>
+              </w:rPr>
+              <w:t xml:space="preserve">          </w:t>
+            </w:r>
+          </w:p>
+          <w:p>
+            <w:pPr>
+              <w:rPr>
+                <w:rFonts w:hint="eastAsia"/>
+                <w:sz w:val="21"/>
+                <w:szCs w:val="21"/>
+              </w:rPr>
+            </w:pPr>
+            <w:r>
+              <w:rPr>
+                <w:rFonts w:hint="eastAsia"/>
+                <w:sz w:val="21"/>
+                <w:szCs w:val="21"/>
+              </w:rPr>
+              <w:t xml:space="preserve">                </w:t>
+            </w:r>
+            <w:r>
+              <w:rPr>
+                <w:rFonts w:hint="eastAsia"/>
+                <w:sz w:val="21"/>
+                <w:szCs w:val="21"/>
+              </w:rPr>
+              <w:t xml:space="preserve">  </w:t>
+            </w:r>
+            <w:r>
+              <w:rPr>
+                <w:rFonts w:hint="eastAsia"/>
+                <w:sz w:val="21"/>
+                <w:szCs w:val="21"/>
+              </w:rPr>
+              <w:t>const utilDictionary *dictionary = NULL ) ;</w:t>
+            </w:r>
+          </w:p>
+          <w:p>
+            <w:pPr>
+              <w:rPr>
+                <w:rFonts w:hint="eastAsia"/>
+                <w:sz w:val="21"/>
+                <w:szCs w:val="21"/>
+              </w:rPr>
+            </w:pPr>
+          </w:p>
+        </w:tc>
+      </w:tr>
+    </w:tbl>
+    <w:p>
+      <w:pPr>
+        <w:rPr>
+          <w:rFonts w:hint="eastAsia"/>
+        </w:rPr>
+      </w:pPr>
+    </w:p>
+    <w:p>
+      <w:pPr>
+        <w:rPr>
+          <w:rFonts w:hint="eastAsia"/>
+        </w:rPr>
+      </w:pPr>
+      <w:r>
+        <w:rPr>
+          <w:rFonts w:hint="eastAsia"/>
+        </w:rPr>
+        <w:t>compress( const CHAR *source, UINT32 sourceLen, CHAR *dest, UINT32 destLen, const utilDictionary *dictionary = NULL ) ;</w:t>
+      </w:r>
+    </w:p>
+    <w:p/>
     <w:p>
       <w:r>
         <w:rPr>
@@ -2302,6 +2509,7 @@
         <w:rPr>
           <w:rFonts w:hint="eastAsia"/>
         </w:rPr>
+        <w:lastRenderedPageBreak/>
         <w:t>对于字典项的有效性</w:t>
       </w:r>
     </w:p>
@@ -2395,7 +2603,6 @@
               <w:rPr>
                 <w:b/>
               </w:rPr>
-              <w:lastRenderedPageBreak/>
               <w:t xml:space="preserve">weight = ( 8x – c </w:t>
             </w:r>
             <w:r>
@@ -3315,7 +3522,6 @@
         <w:rPr>
           <w:noProof/>
         </w:rPr>
-        <w:lastRenderedPageBreak/>
         <w:drawing>
           <wp:inline distT="0" distB="0" distL="0" distR="0">
             <wp:extent cx="1586776" cy="5627893"/>

--- a/internal_doc/03.开发设计/Story-数据压缩优化.docx
+++ b/internal_doc/03.开发设计/Story-数据压缩优化.docx
@@ -1723,11 +1723,25 @@
         </w:rPr>
         <w:t>2</w:t>
       </w:r>
-      <w:r>
-        <w:rPr>
-          <w:rFonts w:hint="eastAsia"/>
-        </w:rPr>
-        <w:t>节。</w:t>
+      <w:commentRangeStart w:id="0"/>
+      <w:r>
+        <w:rPr>
+          <w:rFonts w:hint="eastAsia"/>
+        </w:rPr>
+        <w:t>节</w:t>
+      </w:r>
+      <w:commentRangeEnd w:id="0"/>
+      <w:r>
+        <w:rPr>
+          <w:rStyle w:val="CommentReference"/>
+        </w:rPr>
+        <w:commentReference w:id="0"/>
+      </w:r>
+      <w:r>
+        <w:rPr>
+          <w:rFonts w:hint="eastAsia"/>
+        </w:rPr>
+        <w:t>。</w:t>
       </w:r>
     </w:p>
     <w:p>
@@ -1804,269 +1818,6 @@
             <wp:extent cx="3331173" cy="2164460"/>
             <wp:effectExtent l="0" t="0" r="0" b="0"/>
             <wp:docPr id="45" name="图片 29"/>
-            <wp:cNvGraphicFramePr>
-              <a:graphicFrameLocks xmlns:a="http://schemas.openxmlformats.org/drawingml/2006/main" noChangeAspect="1"/>
-            </wp:cNvGraphicFramePr>
-            <a:graphic xmlns:a="http://schemas.openxmlformats.org/drawingml/2006/main">
-              <a:graphicData uri="http://schemas.openxmlformats.org/drawingml/2006/picture">
-                <pic:pic xmlns:pic="http://schemas.openxmlformats.org/drawingml/2006/picture">
-                  <pic:nvPicPr>
-                    <pic:cNvPr id="1" name=""/>
-                    <pic:cNvPicPr/>
-                  </pic:nvPicPr>
-                  <pic:blipFill>
-                    <a:blip r:embed="rId14"/>
-                    <a:stretch>
-                      <a:fillRect/>
-                    </a:stretch>
-                  </pic:blipFill>
-                  <pic:spPr>
-                    <a:xfrm>
-                      <a:off x="0" y="0"/>
-                      <a:ext cx="3350696" cy="2177145"/>
-                    </a:xfrm>
-                    <a:prstGeom prst="rect">
-                      <a:avLst/>
-                    </a:prstGeom>
-                  </pic:spPr>
-                </pic:pic>
-              </a:graphicData>
-            </a:graphic>
-          </wp:inline>
-        </w:drawing>
-      </w:r>
-    </w:p>
-    <w:p>
-      <w:pPr>
-        <w:pStyle w:val="ListParagraph"/>
-        <w:ind w:left="480" w:firstLineChars="0" w:firstLine="0"/>
-        <w:jc w:val="center"/>
-      </w:pPr>
-      <w:r>
-        <w:rPr>
-          <w:rFonts w:hint="eastAsia"/>
-        </w:rPr>
-        <w:t>图</w:t>
-      </w:r>
-      <w:r>
-        <w:rPr>
-          <w:rFonts w:hint="eastAsia"/>
-        </w:rPr>
-        <w:t>6</w:t>
-      </w:r>
-      <w:r>
-        <w:rPr>
-          <w:rFonts w:hint="eastAsia"/>
-        </w:rPr>
-        <w:t xml:space="preserve"> </w:t>
-      </w:r>
-      <w:r>
-        <w:rPr>
-          <w:rFonts w:hint="eastAsia"/>
-        </w:rPr>
-        <w:t>当前字典使用结构图</w:t>
-      </w:r>
-    </w:p>
-    <w:p>
-      <w:pPr>
-        <w:pStyle w:val="ListParagraph"/>
-        <w:ind w:left="480" w:firstLineChars="0" w:firstLine="0"/>
-      </w:pPr>
-      <w:r>
-        <w:rPr>
-          <w:rFonts w:hint="eastAsia"/>
-        </w:rPr>
-        <w:t>这种做法的弊端有：</w:t>
-      </w:r>
-    </w:p>
-    <w:p>
-      <w:pPr>
-        <w:pStyle w:val="ListParagraph"/>
-        <w:numPr>
-          <w:ilvl w:val="0"/>
-          <w:numId w:val="28"/>
-        </w:numPr>
-        <w:ind w:firstLineChars="0"/>
-      </w:pPr>
-      <w:r>
-        <w:rPr>
-          <w:rFonts w:hint="eastAsia"/>
-        </w:rPr>
-        <w:t>当字典很多时，若一次性全部加载，其内存开销可能无法接受；</w:t>
-      </w:r>
-    </w:p>
-    <w:p>
-      <w:pPr>
-        <w:pStyle w:val="ListParagraph"/>
-        <w:numPr>
-          <w:ilvl w:val="0"/>
-          <w:numId w:val="28"/>
-        </w:numPr>
-        <w:ind w:firstLineChars="0"/>
-      </w:pPr>
-      <w:r>
-        <w:rPr>
-          <w:rFonts w:hint="eastAsia"/>
-        </w:rPr>
-        <w:t>压缩</w:t>
-      </w:r>
-      <w:r>
-        <w:rPr>
-          <w:rFonts w:hint="eastAsia"/>
-        </w:rPr>
-        <w:t>context</w:t>
-      </w:r>
-      <w:r>
-        <w:rPr>
-          <w:rFonts w:hint="eastAsia"/>
-        </w:rPr>
-        <w:t>由各</w:t>
-      </w:r>
-      <w:r>
-        <w:rPr>
-          <w:rFonts w:hint="eastAsia"/>
-        </w:rPr>
-        <w:t>CL</w:t>
-      </w:r>
-      <w:r>
-        <w:rPr>
-          <w:rFonts w:hint="eastAsia"/>
-        </w:rPr>
-        <w:t>的</w:t>
-      </w:r>
-      <w:r>
-        <w:rPr>
-          <w:rFonts w:hint="eastAsia"/>
-        </w:rPr>
-        <w:t>compressor</w:t>
-      </w:r>
-      <w:r>
-        <w:rPr>
-          <w:rFonts w:hint="eastAsia"/>
-        </w:rPr>
-        <w:t>对象分别管理，可能会存在重用率真低及内存浪费的问题；</w:t>
-      </w:r>
-    </w:p>
-    <w:p>
-      <w:pPr>
-        <w:pStyle w:val="ListParagraph"/>
-        <w:numPr>
-          <w:ilvl w:val="0"/>
-          <w:numId w:val="28"/>
-        </w:numPr>
-        <w:ind w:firstLineChars="0"/>
-      </w:pPr>
-      <w:r>
-        <w:rPr>
-          <w:rFonts w:hint="eastAsia"/>
-        </w:rPr>
-        <w:t>压缩和解压入口分散，调用繁琐。</w:t>
-      </w:r>
-    </w:p>
-    <w:p>
-      <w:pPr>
-        <w:ind w:left="420"/>
-      </w:pPr>
-      <w:r>
-        <w:rPr>
-          <w:rFonts w:hint="eastAsia"/>
-        </w:rPr>
-        <w:t>解决这些问题的要点是：</w:t>
-      </w:r>
-    </w:p>
-    <w:p>
-      <w:pPr>
-        <w:pStyle w:val="ListParagraph"/>
-        <w:numPr>
-          <w:ilvl w:val="0"/>
-          <w:numId w:val="29"/>
-        </w:numPr>
-        <w:ind w:firstLineChars="0"/>
-      </w:pPr>
-      <w:r>
-        <w:rPr>
-          <w:rFonts w:hint="eastAsia"/>
-        </w:rPr>
-        <w:t>做到字典在内存和文件中的结构一致，在使用字典的时候直接依赖现在的</w:t>
-      </w:r>
-      <w:r>
-        <w:rPr>
-          <w:rFonts w:hint="eastAsia"/>
-        </w:rPr>
-        <w:t>mmap</w:t>
-      </w:r>
-      <w:r>
-        <w:rPr>
-          <w:rFonts w:hint="eastAsia"/>
-        </w:rPr>
-        <w:t>机制，而不用从文件中加载后再在内存中组装一次，且不用再为其设计复杂的淘汰机制；</w:t>
-      </w:r>
-    </w:p>
-    <w:p>
-      <w:pPr>
-        <w:pStyle w:val="ListParagraph"/>
-        <w:numPr>
-          <w:ilvl w:val="0"/>
-          <w:numId w:val="29"/>
-        </w:numPr>
-        <w:ind w:firstLineChars="0"/>
-      </w:pPr>
-      <w:r>
-        <w:rPr>
-          <w:rFonts w:hint="eastAsia"/>
-        </w:rPr>
-        <w:t>压缩器对象统一，提供一个全局的压缩器入口，所有的压缩</w:t>
-      </w:r>
-      <w:r>
-        <w:rPr>
-          <w:rFonts w:hint="eastAsia"/>
-        </w:rPr>
-        <w:t>/</w:t>
-      </w:r>
-      <w:r>
-        <w:rPr>
-          <w:rFonts w:hint="eastAsia"/>
-        </w:rPr>
-        <w:t>解压操作统一入口。</w:t>
-      </w:r>
-    </w:p>
-    <w:p>
-      <w:pPr>
-        <w:ind w:left="420"/>
-      </w:pPr>
-      <w:r>
-        <w:rPr>
-          <w:rFonts w:hint="eastAsia"/>
-        </w:rPr>
-        <w:t>调整后的内存结构关联关系如图</w:t>
-      </w:r>
-      <w:r>
-        <w:rPr>
-          <w:rFonts w:hint="eastAsia"/>
-        </w:rPr>
-        <w:t>7</w:t>
-      </w:r>
-      <w:r>
-        <w:rPr>
-          <w:rFonts w:hint="eastAsia"/>
-        </w:rPr>
-        <w:t>所示。</w:t>
-      </w:r>
-    </w:p>
-    <w:p>
-      <w:pPr>
-        <w:jc w:val="center"/>
-      </w:pPr>
-      <w:r>
-        <w:rPr>
-          <w:noProof/>
-        </w:rPr>
-        <w:lastRenderedPageBreak/>
-        <w:drawing>
-          <wp:inline distT="0" distB="0" distL="0" distR="0">
-            <wp:extent cx="5270500" cy="2845435"/>
-            <wp:effectExtent l="19050" t="0" r="6350" b="0"/>
-            <wp:docPr id="50" name="图片 33"/>
             <wp:cNvGraphicFramePr>
               <a:graphicFrameLocks xmlns:a="http://schemas.openxmlformats.org/drawingml/2006/main" noChangeAspect="1"/>
             </wp:cNvGraphicFramePr>
@@ -2086,6 +1837,269 @@
                   <pic:spPr>
                     <a:xfrm>
                       <a:off x="0" y="0"/>
+                      <a:ext cx="3350696" cy="2177145"/>
+                    </a:xfrm>
+                    <a:prstGeom prst="rect">
+                      <a:avLst/>
+                    </a:prstGeom>
+                  </pic:spPr>
+                </pic:pic>
+              </a:graphicData>
+            </a:graphic>
+          </wp:inline>
+        </w:drawing>
+      </w:r>
+    </w:p>
+    <w:p>
+      <w:pPr>
+        <w:pStyle w:val="ListParagraph"/>
+        <w:ind w:left="480" w:firstLineChars="0" w:firstLine="0"/>
+        <w:jc w:val="center"/>
+      </w:pPr>
+      <w:r>
+        <w:rPr>
+          <w:rFonts w:hint="eastAsia"/>
+        </w:rPr>
+        <w:t>图</w:t>
+      </w:r>
+      <w:r>
+        <w:rPr>
+          <w:rFonts w:hint="eastAsia"/>
+        </w:rPr>
+        <w:t>6</w:t>
+      </w:r>
+      <w:r>
+        <w:rPr>
+          <w:rFonts w:hint="eastAsia"/>
+        </w:rPr>
+        <w:t xml:space="preserve"> </w:t>
+      </w:r>
+      <w:r>
+        <w:rPr>
+          <w:rFonts w:hint="eastAsia"/>
+        </w:rPr>
+        <w:t>当前字典使用结构图</w:t>
+      </w:r>
+    </w:p>
+    <w:p>
+      <w:pPr>
+        <w:pStyle w:val="ListParagraph"/>
+        <w:ind w:left="480" w:firstLineChars="0" w:firstLine="0"/>
+      </w:pPr>
+      <w:r>
+        <w:rPr>
+          <w:rFonts w:hint="eastAsia"/>
+        </w:rPr>
+        <w:t>这种做法的弊端有：</w:t>
+      </w:r>
+    </w:p>
+    <w:p>
+      <w:pPr>
+        <w:pStyle w:val="ListParagraph"/>
+        <w:numPr>
+          <w:ilvl w:val="0"/>
+          <w:numId w:val="28"/>
+        </w:numPr>
+        <w:ind w:firstLineChars="0"/>
+      </w:pPr>
+      <w:r>
+        <w:rPr>
+          <w:rFonts w:hint="eastAsia"/>
+        </w:rPr>
+        <w:t>当字典很多时，若一次性全部加载，其内存开销可能无法接受；</w:t>
+      </w:r>
+    </w:p>
+    <w:p>
+      <w:pPr>
+        <w:pStyle w:val="ListParagraph"/>
+        <w:numPr>
+          <w:ilvl w:val="0"/>
+          <w:numId w:val="28"/>
+        </w:numPr>
+        <w:ind w:firstLineChars="0"/>
+      </w:pPr>
+      <w:r>
+        <w:rPr>
+          <w:rFonts w:hint="eastAsia"/>
+        </w:rPr>
+        <w:t>压缩</w:t>
+      </w:r>
+      <w:r>
+        <w:rPr>
+          <w:rFonts w:hint="eastAsia"/>
+        </w:rPr>
+        <w:t>context</w:t>
+      </w:r>
+      <w:r>
+        <w:rPr>
+          <w:rFonts w:hint="eastAsia"/>
+        </w:rPr>
+        <w:t>由各</w:t>
+      </w:r>
+      <w:r>
+        <w:rPr>
+          <w:rFonts w:hint="eastAsia"/>
+        </w:rPr>
+        <w:t>CL</w:t>
+      </w:r>
+      <w:r>
+        <w:rPr>
+          <w:rFonts w:hint="eastAsia"/>
+        </w:rPr>
+        <w:t>的</w:t>
+      </w:r>
+      <w:r>
+        <w:rPr>
+          <w:rFonts w:hint="eastAsia"/>
+        </w:rPr>
+        <w:t>compressor</w:t>
+      </w:r>
+      <w:r>
+        <w:rPr>
+          <w:rFonts w:hint="eastAsia"/>
+        </w:rPr>
+        <w:t>对象分别管理，可能会存在重用率真低及内存浪费的问题；</w:t>
+      </w:r>
+    </w:p>
+    <w:p>
+      <w:pPr>
+        <w:pStyle w:val="ListParagraph"/>
+        <w:numPr>
+          <w:ilvl w:val="0"/>
+          <w:numId w:val="28"/>
+        </w:numPr>
+        <w:ind w:firstLineChars="0"/>
+      </w:pPr>
+      <w:r>
+        <w:rPr>
+          <w:rFonts w:hint="eastAsia"/>
+        </w:rPr>
+        <w:t>压缩和解压入口分散，调用繁琐。</w:t>
+      </w:r>
+    </w:p>
+    <w:p>
+      <w:pPr>
+        <w:ind w:left="420"/>
+      </w:pPr>
+      <w:r>
+        <w:rPr>
+          <w:rFonts w:hint="eastAsia"/>
+        </w:rPr>
+        <w:t>解决这些问题的要点是：</w:t>
+      </w:r>
+    </w:p>
+    <w:p>
+      <w:pPr>
+        <w:pStyle w:val="ListParagraph"/>
+        <w:numPr>
+          <w:ilvl w:val="0"/>
+          <w:numId w:val="29"/>
+        </w:numPr>
+        <w:ind w:firstLineChars="0"/>
+      </w:pPr>
+      <w:r>
+        <w:rPr>
+          <w:rFonts w:hint="eastAsia"/>
+        </w:rPr>
+        <w:t>做到字典在内存和文件中的结构一致，在使用字典的时候直接依赖现在的</w:t>
+      </w:r>
+      <w:r>
+        <w:rPr>
+          <w:rFonts w:hint="eastAsia"/>
+        </w:rPr>
+        <w:t>mmap</w:t>
+      </w:r>
+      <w:r>
+        <w:rPr>
+          <w:rFonts w:hint="eastAsia"/>
+        </w:rPr>
+        <w:t>机制，而不用从文件中加载后再在内存中组装一次，且不用再为其设计复杂的淘汰机制；</w:t>
+      </w:r>
+    </w:p>
+    <w:p>
+      <w:pPr>
+        <w:pStyle w:val="ListParagraph"/>
+        <w:numPr>
+          <w:ilvl w:val="0"/>
+          <w:numId w:val="29"/>
+        </w:numPr>
+        <w:ind w:firstLineChars="0"/>
+      </w:pPr>
+      <w:r>
+        <w:rPr>
+          <w:rFonts w:hint="eastAsia"/>
+        </w:rPr>
+        <w:t>压缩器对象统一，提供一个全局的压缩器入口，所有的压缩</w:t>
+      </w:r>
+      <w:r>
+        <w:rPr>
+          <w:rFonts w:hint="eastAsia"/>
+        </w:rPr>
+        <w:t>/</w:t>
+      </w:r>
+      <w:r>
+        <w:rPr>
+          <w:rFonts w:hint="eastAsia"/>
+        </w:rPr>
+        <w:t>解压操作统一入口。</w:t>
+      </w:r>
+    </w:p>
+    <w:p>
+      <w:pPr>
+        <w:ind w:left="420"/>
+      </w:pPr>
+      <w:r>
+        <w:rPr>
+          <w:rFonts w:hint="eastAsia"/>
+        </w:rPr>
+        <w:t>调整后的内存结构关联关系如图</w:t>
+      </w:r>
+      <w:r>
+        <w:rPr>
+          <w:rFonts w:hint="eastAsia"/>
+        </w:rPr>
+        <w:t>7</w:t>
+      </w:r>
+      <w:r>
+        <w:rPr>
+          <w:rFonts w:hint="eastAsia"/>
+        </w:rPr>
+        <w:t>所示。</w:t>
+      </w:r>
+    </w:p>
+    <w:p>
+      <w:pPr>
+        <w:jc w:val="center"/>
+      </w:pPr>
+      <w:r>
+        <w:rPr>
+          <w:noProof/>
+        </w:rPr>
+        <w:lastRenderedPageBreak/>
+        <w:drawing>
+          <wp:inline distT="0" distB="0" distL="0" distR="0">
+            <wp:extent cx="5270500" cy="2845435"/>
+            <wp:effectExtent l="19050" t="0" r="6350" b="0"/>
+            <wp:docPr id="50" name="图片 33"/>
+            <wp:cNvGraphicFramePr>
+              <a:graphicFrameLocks xmlns:a="http://schemas.openxmlformats.org/drawingml/2006/main" noChangeAspect="1"/>
+            </wp:cNvGraphicFramePr>
+            <a:graphic xmlns:a="http://schemas.openxmlformats.org/drawingml/2006/main">
+              <a:graphicData uri="http://schemas.openxmlformats.org/drawingml/2006/picture">
+                <pic:pic xmlns:pic="http://schemas.openxmlformats.org/drawingml/2006/picture">
+                  <pic:nvPicPr>
+                    <pic:cNvPr id="1" name=""/>
+                    <pic:cNvPicPr/>
+                  </pic:nvPicPr>
+                  <pic:blipFill>
+                    <a:blip r:embed="rId16"/>
+                    <a:stretch>
+                      <a:fillRect/>
+                    </a:stretch>
+                  </pic:blipFill>
+                  <pic:spPr>
+                    <a:xfrm>
+                      <a:off x="0" y="0"/>
                       <a:ext cx="5270500" cy="2845435"/>
                     </a:xfrm>
                     <a:prstGeom prst="rect">
@@ -2181,11 +2195,6 @@
       </w:r>
     </w:p>
     <w:p>
-      <w:pPr>
-        <w:rPr>
-          <w:rFonts w:hint="eastAsia"/>
-        </w:rPr>
-      </w:pPr>
       <w:r>
         <w:rPr>
           <w:rFonts w:hint="eastAsia"/>
@@ -2194,11 +2203,6 @@
       </w:r>
     </w:p>
     <w:p>
-      <w:pPr>
-        <w:rPr>
-          <w:rFonts w:hint="eastAsia"/>
-        </w:rPr>
-      </w:pPr>
       <w:r>
         <w:rPr>
           <w:rFonts w:hint="eastAsia"/>
@@ -2246,27 +2250,26 @@
                 <w:szCs w:val="21"/>
               </w:rPr>
             </w:pPr>
+            <w:commentRangeStart w:id="1"/>
             <w:r>
               <w:rPr>
                 <w:rFonts w:hint="eastAsia"/>
                 <w:sz w:val="21"/>
                 <w:szCs w:val="21"/>
               </w:rPr>
-              <w:t xml:space="preserve">INT32 compress( const CHAR *source, UINT32 sourceLen, CHAR *dest, UINT32 destLen, </w:t>
-            </w:r>
-            <w:r>
-              <w:rPr>
-                <w:rFonts w:hint="eastAsia"/>
-                <w:sz w:val="21"/>
-                <w:szCs w:val="21"/>
-              </w:rPr>
-              <w:t xml:space="preserve">          </w:t>
+              <w:t>compressBound(srcLen)</w:t>
+            </w:r>
+            <w:commentRangeEnd w:id="1"/>
+            <w:r>
+              <w:rPr>
+                <w:rStyle w:val="CommentReference"/>
+              </w:rPr>
+              <w:commentReference w:id="1"/>
             </w:r>
           </w:p>
           <w:p>
             <w:pPr>
               <w:rPr>
-                <w:rFonts w:hint="eastAsia"/>
                 <w:sz w:val="21"/>
                 <w:szCs w:val="21"/>
               </w:rPr>
@@ -2277,7 +2280,7 @@
                 <w:sz w:val="21"/>
                 <w:szCs w:val="21"/>
               </w:rPr>
-              <w:t xml:space="preserve">                </w:t>
+              <w:t xml:space="preserve">INT32 compress( const CHAR *source, UINT32 sourceLen, CHAR *dest, UINT32 </w:t>
             </w:r>
             <w:r>
               <w:rPr>
@@ -2285,7 +2288,23 @@
                 <w:sz w:val="21"/>
                 <w:szCs w:val="21"/>
               </w:rPr>
-              <w:t>const utilDictionary *dictionary = NULL ) ;</w:t>
+              <w:t>&amp;</w:t>
+            </w:r>
+            <w:r>
+              <w:rPr>
+                <w:rFonts w:hint="eastAsia"/>
+                <w:sz w:val="21"/>
+                <w:szCs w:val="21"/>
+              </w:rPr>
+              <w:t xml:space="preserve">destLen, </w:t>
+            </w:r>
+            <w:r>
+              <w:rPr>
+                <w:rFonts w:hint="eastAsia"/>
+                <w:sz w:val="21"/>
+                <w:szCs w:val="21"/>
+              </w:rPr>
+              <w:t xml:space="preserve">          </w:t>
             </w:r>
           </w:p>
           <w:p>
@@ -2302,7 +2321,7 @@
                 <w:sz w:val="21"/>
                 <w:szCs w:val="21"/>
               </w:rPr>
-              <w:t xml:space="preserve">INT32 </w:t>
+              <w:t xml:space="preserve">                </w:t>
             </w:r>
             <w:r>
               <w:rPr>
@@ -2310,29 +2329,12 @@
                 <w:sz w:val="21"/>
                 <w:szCs w:val="21"/>
               </w:rPr>
-              <w:t>de</w:t>
-            </w:r>
-            <w:r>
-              <w:rPr>
-                <w:rFonts w:hint="eastAsia"/>
-                <w:sz w:val="21"/>
-                <w:szCs w:val="21"/>
-              </w:rPr>
-              <w:t xml:space="preserve">compress( const CHAR *source, UINT32 sourceLen, CHAR *dest, UINT32 destLen, </w:t>
-            </w:r>
-            <w:r>
-              <w:rPr>
-                <w:rFonts w:hint="eastAsia"/>
-                <w:sz w:val="21"/>
-                <w:szCs w:val="21"/>
-              </w:rPr>
-              <w:t xml:space="preserve">          </w:t>
+              <w:t>const utilDictionary *dictionary = NULL ) ;</w:t>
             </w:r>
           </w:p>
           <w:p>
             <w:pPr>
               <w:rPr>
-                <w:rFonts w:hint="eastAsia"/>
                 <w:sz w:val="21"/>
                 <w:szCs w:val="21"/>
               </w:rPr>
@@ -2343,29 +2345,100 @@
                 <w:sz w:val="21"/>
                 <w:szCs w:val="21"/>
               </w:rPr>
-              <w:t xml:space="preserve">                </w:t>
-            </w:r>
-            <w:r>
-              <w:rPr>
-                <w:rFonts w:hint="eastAsia"/>
-                <w:sz w:val="21"/>
-                <w:szCs w:val="21"/>
-              </w:rPr>
-              <w:t xml:space="preserve">  </w:t>
-            </w:r>
-            <w:r>
-              <w:rPr>
-                <w:rFonts w:hint="eastAsia"/>
-                <w:sz w:val="21"/>
-                <w:szCs w:val="21"/>
-              </w:rPr>
-              <w:t>const utilDictionary *dictionary = NULL ) ;</w:t>
+              <w:t>getUncompresssLen()</w:t>
             </w:r>
           </w:p>
           <w:p>
             <w:pPr>
               <w:rPr>
-                <w:rFonts w:hint="eastAsia"/>
+                <w:sz w:val="21"/>
+                <w:szCs w:val="21"/>
+              </w:rPr>
+            </w:pPr>
+            <w:r>
+              <w:rPr>
+                <w:rFonts w:hint="eastAsia"/>
+                <w:sz w:val="21"/>
+                <w:szCs w:val="21"/>
+              </w:rPr>
+              <w:t xml:space="preserve">INT32 </w:t>
+            </w:r>
+            <w:r>
+              <w:rPr>
+                <w:rFonts w:hint="eastAsia"/>
+                <w:sz w:val="21"/>
+                <w:szCs w:val="21"/>
+              </w:rPr>
+              <w:t>de</w:t>
+            </w:r>
+            <w:r>
+              <w:rPr>
+                <w:rFonts w:hint="eastAsia"/>
+                <w:sz w:val="21"/>
+                <w:szCs w:val="21"/>
+              </w:rPr>
+              <w:t xml:space="preserve">compress( const CHAR *source, UINT32 sourceLen, CHAR *dest, UINT32 </w:t>
+            </w:r>
+            <w:r>
+              <w:rPr>
+                <w:rFonts w:hint="eastAsia"/>
+                <w:sz w:val="21"/>
+                <w:szCs w:val="21"/>
+              </w:rPr>
+              <w:t>&amp;</w:t>
+            </w:r>
+            <w:r>
+              <w:rPr>
+                <w:rFonts w:hint="eastAsia"/>
+                <w:sz w:val="21"/>
+                <w:szCs w:val="21"/>
+              </w:rPr>
+              <w:t xml:space="preserve">destLen, </w:t>
+            </w:r>
+            <w:r>
+              <w:rPr>
+                <w:rFonts w:hint="eastAsia"/>
+                <w:sz w:val="21"/>
+                <w:szCs w:val="21"/>
+              </w:rPr>
+              <w:t xml:space="preserve">          </w:t>
+            </w:r>
+          </w:p>
+          <w:p>
+            <w:pPr>
+              <w:rPr>
+                <w:sz w:val="21"/>
+                <w:szCs w:val="21"/>
+              </w:rPr>
+            </w:pPr>
+            <w:r>
+              <w:rPr>
+                <w:rFonts w:hint="eastAsia"/>
+                <w:sz w:val="21"/>
+                <w:szCs w:val="21"/>
+              </w:rPr>
+              <w:t xml:space="preserve">                </w:t>
+            </w:r>
+            <w:r>
+              <w:rPr>
+                <w:rFonts w:hint="eastAsia"/>
+                <w:sz w:val="21"/>
+                <w:szCs w:val="21"/>
+              </w:rPr>
+              <w:t xml:space="preserve">  </w:t>
+            </w:r>
+            <w:r>
+              <w:rPr>
+                <w:rFonts w:hint="eastAsia"/>
+                <w:sz w:val="21"/>
+                <w:szCs w:val="21"/>
+              </w:rPr>
+              <w:t>const utilDictionary *dictionary = NULL ) ;</w:t>
+            </w:r>
+          </w:p>
+          <w:p>
+            <w:pPr>
+              <w:rPr>
                 <w:sz w:val="21"/>
                 <w:szCs w:val="21"/>
               </w:rPr>
@@ -2374,19 +2447,8 @@
         </w:tc>
       </w:tr>
     </w:tbl>
-    <w:p>
-      <w:pPr>
-        <w:rPr>
-          <w:rFonts w:hint="eastAsia"/>
-        </w:rPr>
-      </w:pPr>
-    </w:p>
-    <w:p>
-      <w:pPr>
-        <w:rPr>
-          <w:rFonts w:hint="eastAsia"/>
-        </w:rPr>
-      </w:pPr>
+    <w:p/>
+    <w:p>
       <w:r>
         <w:rPr>
           <w:rFonts w:hint="eastAsia"/>
@@ -2480,6 +2542,7 @@
         <w:rPr>
           <w:rFonts w:hint="eastAsia"/>
         </w:rPr>
+        <w:lastRenderedPageBreak/>
         <w:t>提高字典项的有效性，获得压缩比更好的编码</w:t>
       </w:r>
     </w:p>
@@ -2503,13 +2566,12 @@
       <w:pPr>
         <w:jc w:val="left"/>
       </w:pPr>
-      <w:bookmarkStart w:id="0" w:name="_GoBack"/>
-      <w:bookmarkEnd w:id="0"/>
-      <w:r>
-        <w:rPr>
-          <w:rFonts w:hint="eastAsia"/>
-        </w:rPr>
-        <w:lastRenderedPageBreak/>
+      <w:bookmarkStart w:id="2" w:name="_GoBack"/>
+      <w:bookmarkEnd w:id="2"/>
+      <w:r>
+        <w:rPr>
+          <w:rFonts w:hint="eastAsia"/>
+        </w:rPr>
         <w:t>对于字典项的有效性</w:t>
       </w:r>
     </w:p>
@@ -2572,6 +2634,12 @@
               <w:t>x</w:t>
             </w:r>
             <w:r>
+              <w:rPr>
+                <w:rFonts w:hint="eastAsia"/>
+              </w:rPr>
+              <w:t>字节</w:t>
+            </w:r>
+            <w:r>
               <w:t>，重复次数为</w:t>
             </w:r>
             <w:r>
@@ -2582,6 +2650,12 @@
             </w:r>
             <w:r>
               <w:t>c</w:t>
+            </w:r>
+            <w:r>
+              <w:rPr>
+                <w:rFonts w:hint="eastAsia"/>
+              </w:rPr>
+              <w:t xml:space="preserve"> bit</w:t>
             </w:r>
             <w:r>
               <w:t>，则它</w:t>
@@ -2596,6 +2670,7 @@
           <w:p>
             <w:pPr>
               <w:rPr>
+                <w:rFonts w:hint="eastAsia"/>
                 <w:b/>
               </w:rPr>
             </w:pPr>
@@ -2611,6 +2686,51 @@
                 <w:b/>
               </w:rPr>
               <w:t>) * n</w:t>
+            </w:r>
+          </w:p>
+          <w:p>
+            <w:pPr>
+              <w:rPr>
+                <w:rFonts w:hint="eastAsia"/>
+                <w:b/>
+              </w:rPr>
+            </w:pPr>
+          </w:p>
+          <w:p>
+            <w:pPr>
+              <w:rPr>
+                <w:rFonts w:hint="eastAsia"/>
+                <w:b/>
+              </w:rPr>
+            </w:pPr>
+          </w:p>
+          <w:p>
+            <w:pPr>
+              <w:rPr>
+                <w:rFonts w:hint="eastAsia"/>
+                <w:b/>
+              </w:rPr>
+            </w:pPr>
+            <w:r>
+              <w:rPr>
+                <w:rFonts w:hint="eastAsia"/>
+                <w:b/>
+              </w:rPr>
+              <w:t>100 * 50</w:t>
+            </w:r>
+          </w:p>
+          <w:p>
+            <w:pPr>
+              <w:rPr>
+                <w:b/>
+              </w:rPr>
+            </w:pPr>
+            <w:r>
+              <w:rPr>
+                <w:rFonts w:hint="eastAsia"/>
+                <w:b/>
+              </w:rPr>
+              <w:t>1000 * 2</w:t>
             </w:r>
           </w:p>
         </w:tc>
@@ -2751,7 +2871,21 @@
         <w:rPr>
           <w:rFonts w:hint="eastAsia"/>
         </w:rPr>
-        <w:t>几个范围，并最终在编码的时候在前面加两位来标识其编码长度</w:t>
+        <w:t>几个范围，并最终在编码的时候在前面加两位来标</w:t>
+      </w:r>
+      <w:commentRangeStart w:id="3"/>
+      <w:r>
+        <w:rPr>
+          <w:rFonts w:hint="eastAsia"/>
+        </w:rPr>
+        <w:t>识其编码长度</w:t>
+      </w:r>
+      <w:commentRangeEnd w:id="3"/>
+      <w:r>
+        <w:rPr>
+          <w:rStyle w:val="CommentReference"/>
+        </w:rPr>
+        <w:commentReference w:id="3"/>
       </w:r>
     </w:p>
     <w:tbl>
@@ -2792,6 +2926,7 @@
             <w:pPr>
               <w:jc w:val="center"/>
             </w:pPr>
+            <w:commentRangeStart w:id="4"/>
             <w:r>
               <w:rPr>
                 <w:rFonts w:hint="eastAsia"/>
@@ -2845,6 +2980,13 @@
                 <w:rFonts w:hint="eastAsia"/>
               </w:rPr>
               <w:t>11</w:t>
+            </w:r>
+            <w:commentRangeEnd w:id="4"/>
+            <w:r>
+              <w:rPr>
+                <w:rStyle w:val="CommentReference"/>
+              </w:rPr>
+              <w:commentReference w:id="4"/>
             </w:r>
           </w:p>
         </w:tc>
@@ -3045,11 +3187,6 @@
       </w:tr>
     </w:tbl>
     <w:p>
-      <w:pPr>
-        <w:rPr>
-          <w:rFonts w:hint="eastAsia"/>
-        </w:rPr>
-      </w:pPr>
       <w:r>
         <w:rPr>
           <w:rFonts w:hint="eastAsia"/>
@@ -3057,19 +3194,8 @@
         <w:t>在解压时，先读取前两个位，识别其编码长度，然后按识别出的长度来读取后面的编码进行解码。</w:t>
       </w:r>
     </w:p>
-    <w:p>
-      <w:pPr>
-        <w:rPr>
-          <w:rFonts w:hint="eastAsia"/>
-        </w:rPr>
-      </w:pPr>
-    </w:p>
-    <w:p>
-      <w:pPr>
-        <w:rPr>
-          <w:rFonts w:hint="eastAsia"/>
-        </w:rPr>
-      </w:pPr>
+    <w:p/>
+    <w:p>
       <w:r>
         <w:rPr>
           <w:rFonts w:hint="eastAsia"/>
@@ -3085,19 +3211,10 @@
         <w:t>变长编码会增加编码、解码的复杂度，会对性能有一定影响。</w:t>
       </w:r>
     </w:p>
-    <w:p>
-      <w:pPr>
-        <w:rPr>
-          <w:rFonts w:hint="eastAsia"/>
-        </w:rPr>
-      </w:pPr>
-    </w:p>
+    <w:p/>
     <w:p>
       <w:pPr>
         <w:pStyle w:val="Heading3"/>
-        <w:rPr>
-          <w:rFonts w:hint="eastAsia"/>
-        </w:rPr>
       </w:pPr>
       <w:r>
         <w:rPr>
@@ -3114,9 +3231,6 @@
           <w:numId w:val="31"/>
         </w:numPr>
         <w:ind w:firstLineChars="0"/>
-        <w:rPr>
-          <w:rFonts w:hint="eastAsia"/>
-        </w:rPr>
       </w:pPr>
       <w:r>
         <w:rPr>
@@ -3141,9 +3255,6 @@
       <w:pPr>
         <w:pStyle w:val="ListParagraph"/>
         <w:ind w:left="420" w:firstLineChars="0" w:firstLine="0"/>
-        <w:rPr>
-          <w:rFonts w:hint="eastAsia"/>
-        </w:rPr>
       </w:pPr>
       <w:r>
         <w:rPr>
@@ -3185,7 +3296,14 @@
         <w:rPr>
           <w:rFonts w:hint="eastAsia"/>
         </w:rPr>
-        <w:t>没有统一到抽象的</w:t>
+        <w:t>没</w:t>
+      </w:r>
+      <w:r>
+        <w:rPr>
+          <w:rFonts w:hint="eastAsia"/>
+        </w:rPr>
+        <w:lastRenderedPageBreak/>
+        <w:t>有统一到抽象的</w:t>
       </w:r>
       <w:r>
         <w:rPr>
@@ -3222,9 +3340,6 @@
       <w:pPr>
         <w:pStyle w:val="ListParagraph"/>
         <w:ind w:left="420" w:firstLineChars="0" w:firstLine="0"/>
-        <w:rPr>
-          <w:rFonts w:hint="eastAsia"/>
-        </w:rPr>
       </w:pPr>
       <w:r>
         <w:rPr>
@@ -3303,9 +3418,6 @@
       <w:pPr>
         <w:pStyle w:val="ListParagraph"/>
         <w:ind w:left="420" w:firstLineChars="0" w:firstLine="0"/>
-        <w:rPr>
-          <w:rFonts w:hint="eastAsia"/>
-        </w:rPr>
       </w:pPr>
       <w:r>
         <w:rPr>
@@ -3350,13 +3462,7 @@
         <w:t>中，与其它的第三方库保持一致。</w:t>
       </w:r>
     </w:p>
-    <w:p>
-      <w:pPr>
-        <w:rPr>
-          <w:rFonts w:hint="eastAsia"/>
-        </w:rPr>
-      </w:pPr>
-    </w:p>
+    <w:p/>
     <w:p>
       <w:pPr>
         <w:pStyle w:val="ListParagraph"/>
@@ -3365,9 +3471,6 @@
           <w:numId w:val="31"/>
         </w:numPr>
         <w:ind w:firstLineChars="0"/>
-        <w:rPr>
-          <w:rFonts w:hint="eastAsia"/>
-        </w:rPr>
       </w:pPr>
       <w:r>
         <w:rPr>
@@ -3389,11 +3492,6 @@
       </w:r>
     </w:p>
     <w:p>
-      <w:pPr>
-        <w:rPr>
-          <w:rFonts w:hint="eastAsia"/>
-        </w:rPr>
-      </w:pPr>
       <w:r>
         <w:rPr>
           <w:rFonts w:hint="eastAsia"/>
@@ -3538,7 +3636,7 @@
                     <pic:cNvPicPr/>
                   </pic:nvPicPr>
                   <pic:blipFill>
-                    <a:blip r:embed="rId16"/>
+                    <a:blip r:embed="rId17"/>
                     <a:stretch>
                       <a:fillRect/>
                     </a:stretch>
@@ -3567,6 +3665,7 @@
         <w:rPr>
           <w:rFonts w:hint="eastAsia"/>
         </w:rPr>
+        <w:lastRenderedPageBreak/>
         <w:t>图</w:t>
       </w:r>
       <w:r>
@@ -3621,7 +3720,6 @@
         <w:rPr>
           <w:noProof/>
         </w:rPr>
-        <w:lastRenderedPageBreak/>
         <w:drawing>
           <wp:inline distT="0" distB="0" distL="0" distR="0">
             <wp:extent cx="1966296" cy="3527307"/>
@@ -3638,7 +3736,7 @@
                     <pic:cNvPicPr/>
                   </pic:nvPicPr>
                   <pic:blipFill>
-                    <a:blip r:embed="rId17"/>
+                    <a:blip r:embed="rId18"/>
                     <a:stretch>
                       <a:fillRect/>
                     </a:stretch>
@@ -3977,14 +4075,14 @@
               <w:rPr>
                 <w:rFonts w:hint="eastAsia"/>
               </w:rPr>
-              <w:t>确认取出来的数据的正确性（可通过输出识别，也可通过与在老版本上的操作结果进</w:t>
+              <w:t>确认取出来的数据的正确性（可通过输出识别，也可</w:t>
             </w:r>
             <w:r>
               <w:rPr>
                 <w:rFonts w:hint="eastAsia"/>
               </w:rPr>
               <w:lastRenderedPageBreak/>
-              <w:t>行对比</w:t>
+              <w:t>通过与在老版本上的操作结果进行对比</w:t>
             </w:r>
           </w:p>
         </w:tc>
@@ -4383,37 +4481,19 @@
           <w:tcPr>
             <w:tcW w:w="2129" w:type="dxa"/>
           </w:tcPr>
-          <w:p>
-            <w:pPr>
-              <w:rPr>
-                <w:rFonts w:hint="eastAsia"/>
-              </w:rPr>
-            </w:pPr>
-          </w:p>
+          <w:p/>
         </w:tc>
         <w:tc>
           <w:tcPr>
             <w:tcW w:w="2129" w:type="dxa"/>
           </w:tcPr>
-          <w:p>
-            <w:pPr>
-              <w:rPr>
-                <w:rFonts w:hint="eastAsia"/>
-              </w:rPr>
-            </w:pPr>
-          </w:p>
+          <w:p/>
         </w:tc>
         <w:tc>
           <w:tcPr>
             <w:tcW w:w="2129" w:type="dxa"/>
           </w:tcPr>
-          <w:p>
-            <w:pPr>
-              <w:rPr>
-                <w:rFonts w:hint="eastAsia"/>
-              </w:rPr>
-            </w:pPr>
-          </w:p>
+          <w:p/>
         </w:tc>
       </w:tr>
       <w:tr>
@@ -4428,11 +4508,6 @@
             <w:tcW w:w="2129" w:type="dxa"/>
           </w:tcPr>
           <w:p>
-            <w:pPr>
-              <w:rPr>
-                <w:rFonts w:hint="eastAsia"/>
-              </w:rPr>
-            </w:pPr>
             <w:r>
               <w:rPr>
                 <w:rFonts w:hint="eastAsia"/>
@@ -4446,11 +4521,6 @@
             <w:tcW w:w="2129" w:type="dxa"/>
           </w:tcPr>
           <w:p>
-            <w:pPr>
-              <w:rPr>
-                <w:rFonts w:hint="eastAsia"/>
-              </w:rPr>
-            </w:pPr>
             <w:r>
               <w:rPr>
                 <w:rFonts w:hint="eastAsia"/>
@@ -4463,13 +4533,7 @@
           <w:tcPr>
             <w:tcW w:w="2129" w:type="dxa"/>
           </w:tcPr>
-          <w:p>
-            <w:pPr>
-              <w:rPr>
-                <w:rFonts w:hint="eastAsia"/>
-              </w:rPr>
-            </w:pPr>
-          </w:p>
+          <w:p/>
         </w:tc>
       </w:tr>
       <w:tr>
@@ -4483,37 +4547,19 @@
           <w:tcPr>
             <w:tcW w:w="2129" w:type="dxa"/>
           </w:tcPr>
-          <w:p>
-            <w:pPr>
-              <w:rPr>
-                <w:rFonts w:hint="eastAsia"/>
-              </w:rPr>
-            </w:pPr>
-          </w:p>
+          <w:p/>
         </w:tc>
         <w:tc>
           <w:tcPr>
             <w:tcW w:w="2129" w:type="dxa"/>
           </w:tcPr>
-          <w:p>
-            <w:pPr>
-              <w:rPr>
-                <w:rFonts w:hint="eastAsia"/>
-              </w:rPr>
-            </w:pPr>
-          </w:p>
+          <w:p/>
         </w:tc>
         <w:tc>
           <w:tcPr>
             <w:tcW w:w="2129" w:type="dxa"/>
           </w:tcPr>
-          <w:p>
-            <w:pPr>
-              <w:rPr>
-                <w:rFonts w:hint="eastAsia"/>
-              </w:rPr>
-            </w:pPr>
-          </w:p>
+          <w:p/>
         </w:tc>
       </w:tr>
     </w:tbl>
@@ -4526,6 +4572,479 @@
     </w:sectPr>
   </w:body>
 </w:document>
+</file>
+
+<file path=word/comments.xml><?xml version="1.0" encoding="utf-8"?>
+<w:comments xmlns:ve="http://schemas.openxmlformats.org/markup-compatibility/2006" xmlns:o="urn:schemas-microsoft-com:office:office" xmlns:r="http://schemas.openxmlformats.org/officeDocument/2006/relationships" xmlns:m="http://schemas.openxmlformats.org/officeDocument/2006/math" xmlns:v="urn:schemas-microsoft-com:vml" xmlns:wp="http://schemas.openxmlformats.org/drawingml/2006/wordprocessingDrawing" xmlns:w10="urn:schemas-microsoft-com:office:word" xmlns:w="http://schemas.openxmlformats.org/wordprocessingml/2006/main" xmlns:wne="http://schemas.microsoft.com/office/word/2006/wordml">
+  <w:comment w:id="0" w:author="yangshangde" w:date="2016-03-18T15:54:00Z" w:initials="y">
+    <w:p>
+      <w:pPr>
+        <w:pStyle w:val="CommentText"/>
+        <w:rPr>
+          <w:rFonts w:hint="eastAsia"/>
+        </w:rPr>
+      </w:pPr>
+      <w:r>
+        <w:rPr>
+          <w:rStyle w:val="CommentReference"/>
+        </w:rPr>
+        <w:annotationRef/>
+      </w:r>
+      <w:r>
+        <w:rPr>
+          <w:rFonts w:hint="eastAsia"/>
+        </w:rPr>
+        <w:t>字典头上保存</w:t>
+      </w:r>
+      <w:r>
+        <w:rPr>
+          <w:rFonts w:hint="eastAsia"/>
+        </w:rPr>
+        <w:t>type</w:t>
+      </w:r>
+      <w:r>
+        <w:rPr>
+          <w:rFonts w:hint="eastAsia"/>
+        </w:rPr>
+        <w:t>和</w:t>
+      </w:r>
+      <w:r>
+        <w:rPr>
+          <w:rFonts w:hint="eastAsia"/>
+        </w:rPr>
+        <w:t>version</w:t>
+      </w:r>
+      <w:r>
+        <w:rPr>
+          <w:rFonts w:hint="eastAsia"/>
+        </w:rPr>
+        <w:t>，以及预留以后修改</w:t>
+      </w:r>
+      <w:r>
+        <w:rPr>
+          <w:rFonts w:hint="eastAsia"/>
+        </w:rPr>
+        <w:t>。</w:t>
+      </w:r>
+    </w:p>
+    <w:p>
+      <w:pPr>
+        <w:pStyle w:val="CommentText"/>
+        <w:rPr>
+          <w:rFonts w:hint="eastAsia"/>
+        </w:rPr>
+      </w:pPr>
+      <w:r>
+        <w:rPr>
+          <w:rFonts w:hint="eastAsia"/>
+        </w:rPr>
+        <w:t>解压串表优化：逆序紧凑排列</w:t>
+      </w:r>
+      <w:r>
+        <w:rPr>
+          <w:rFonts w:hint="eastAsia"/>
+        </w:rPr>
+        <w:t>（利用</w:t>
+      </w:r>
+      <w:r>
+        <w:rPr>
+          <w:rFonts w:hint="eastAsia"/>
+        </w:rPr>
+        <w:t>CPU</w:t>
+      </w:r>
+      <w:r>
+        <w:rPr>
+          <w:rFonts w:hint="eastAsia"/>
+        </w:rPr>
+        <w:t>预取特性）</w:t>
+      </w:r>
+    </w:p>
+    <w:p>
+      <w:pPr>
+        <w:pStyle w:val="CommentText"/>
+        <w:rPr>
+          <w:rFonts w:hint="eastAsia"/>
+        </w:rPr>
+      </w:pPr>
+      <w:r>
+        <w:rPr>
+          <w:rFonts w:hint="eastAsia"/>
+        </w:rPr>
+        <w:t>预计每个编码对应</w:t>
+      </w:r>
+      <w:r>
+        <w:rPr>
+          <w:rFonts w:hint="eastAsia"/>
+        </w:rPr>
+        <w:t>16</w:t>
+      </w:r>
+      <w:r>
+        <w:rPr>
+          <w:rFonts w:hint="eastAsia"/>
+        </w:rPr>
+        <w:t>字节</w:t>
+      </w:r>
+    </w:p>
+    <w:p>
+      <w:pPr>
+        <w:pStyle w:val="CommentText"/>
+        <w:rPr>
+          <w:rFonts w:hint="eastAsia"/>
+        </w:rPr>
+      </w:pPr>
+    </w:p>
+    <w:p>
+      <w:pPr>
+        <w:pStyle w:val="CommentText"/>
+        <w:rPr>
+          <w:rFonts w:hint="eastAsia"/>
+        </w:rPr>
+      </w:pPr>
+      <w:r>
+        <w:rPr>
+          <w:rFonts w:hint="eastAsia"/>
+        </w:rPr>
+        <w:t>解压时的前缀标识可使用</w:t>
+      </w:r>
+      <w:r>
+        <w:rPr>
+          <w:rFonts w:hint="eastAsia"/>
+        </w:rPr>
+        <w:t>1</w:t>
+      </w:r>
+      <w:r>
+        <w:rPr>
+          <w:rFonts w:hint="eastAsia"/>
+        </w:rPr>
+        <w:t>个字节（偏移）或者</w:t>
+      </w:r>
+      <w:r>
+        <w:rPr>
+          <w:rFonts w:hint="eastAsia"/>
+        </w:rPr>
+        <w:t>1</w:t>
+      </w:r>
+      <w:r>
+        <w:rPr>
+          <w:rFonts w:hint="eastAsia"/>
+        </w:rPr>
+        <w:t>个</w:t>
+      </w:r>
+      <w:r>
+        <w:rPr>
+          <w:rFonts w:hint="eastAsia"/>
+        </w:rPr>
+        <w:t>bit</w:t>
+      </w:r>
+      <w:r>
+        <w:rPr>
+          <w:rFonts w:hint="eastAsia"/>
+        </w:rPr>
+        <w:t>（标识是否是同级还是前缀），然后顺序扫描</w:t>
+      </w:r>
+    </w:p>
+    <w:p>
+      <w:pPr>
+        <w:pStyle w:val="CommentText"/>
+        <w:rPr>
+          <w:rFonts w:hint="eastAsia"/>
+        </w:rPr>
+      </w:pPr>
+    </w:p>
+    <w:p>
+      <w:pPr>
+        <w:pStyle w:val="CommentText"/>
+        <w:rPr>
+          <w:rFonts w:hint="eastAsia"/>
+        </w:rPr>
+      </w:pPr>
+    </w:p>
+    <w:p>
+      <w:pPr>
+        <w:pStyle w:val="CommentText"/>
+        <w:rPr>
+          <w:rFonts w:hint="eastAsia"/>
+        </w:rPr>
+      </w:pPr>
+    </w:p>
+    <w:p>
+      <w:pPr>
+        <w:pStyle w:val="CommentText"/>
+        <w:rPr>
+          <w:rFonts w:hint="eastAsia"/>
+        </w:rPr>
+      </w:pPr>
+      <w:r>
+        <w:rPr>
+          <w:rFonts w:hint="eastAsia"/>
+        </w:rPr>
+        <w:t>字典头做成一个</w:t>
+      </w:r>
+      <w:r>
+        <w:rPr>
+          <w:rFonts w:hint="eastAsia"/>
+        </w:rPr>
+        <w:t>bson</w:t>
+      </w:r>
+      <w:r>
+        <w:rPr>
+          <w:rFonts w:hint="eastAsia"/>
+        </w:rPr>
+        <w:t>结构，方便编码和解码以及扩展。</w:t>
+      </w:r>
+    </w:p>
+    <w:p>
+      <w:pPr>
+        <w:pStyle w:val="CommentText"/>
+        <w:rPr>
+          <w:rFonts w:hint="eastAsia"/>
+        </w:rPr>
+      </w:pPr>
+    </w:p>
+    <w:p>
+      <w:pPr>
+        <w:pStyle w:val="CommentText"/>
+        <w:rPr>
+          <w:rFonts w:hint="eastAsia"/>
+        </w:rPr>
+      </w:pPr>
+    </w:p>
+    <w:p>
+      <w:pPr>
+        <w:pStyle w:val="CommentText"/>
+        <w:rPr>
+          <w:rFonts w:hint="eastAsia"/>
+        </w:rPr>
+      </w:pPr>
+      <w:r>
+        <w:rPr>
+          <w:rFonts w:hint="eastAsia"/>
+        </w:rPr>
+        <w:t>指标参考：</w:t>
+      </w:r>
+    </w:p>
+    <w:p>
+      <w:pPr>
+        <w:pStyle w:val="CommentText"/>
+        <w:rPr>
+          <w:rFonts w:hint="eastAsia"/>
+        </w:rPr>
+      </w:pPr>
+      <w:r>
+        <w:rPr>
+          <w:rFonts w:hint="eastAsia"/>
+        </w:rPr>
+        <w:t>压缩率指标：</w:t>
+      </w:r>
+    </w:p>
+    <w:p>
+      <w:pPr>
+        <w:pStyle w:val="CommentText"/>
+        <w:rPr>
+          <w:rFonts w:hint="eastAsia"/>
+        </w:rPr>
+      </w:pPr>
+      <w:r>
+        <w:rPr>
+          <w:rFonts w:hint="eastAsia"/>
+        </w:rPr>
+        <w:t>40%</w:t>
+      </w:r>
+    </w:p>
+    <w:p>
+      <w:pPr>
+        <w:pStyle w:val="CommentText"/>
+        <w:rPr>
+          <w:rFonts w:hint="eastAsia"/>
+        </w:rPr>
+      </w:pPr>
+      <w:r>
+        <w:rPr>
+          <w:rFonts w:hint="eastAsia"/>
+        </w:rPr>
+        <w:t>性能损耗：</w:t>
+      </w:r>
+    </w:p>
+    <w:p>
+      <w:pPr>
+        <w:pStyle w:val="CommentText"/>
+      </w:pPr>
+      <w:r>
+        <w:rPr>
+          <w:rFonts w:hint="eastAsia"/>
+        </w:rPr>
+        <w:t>20%</w:t>
+      </w:r>
+      <w:r>
+        <w:rPr>
+          <w:rFonts w:hint="eastAsia"/>
+        </w:rPr>
+        <w:t>以内</w:t>
+      </w:r>
+    </w:p>
+  </w:comment>
+  <w:comment w:id="1" w:author="yangshangde" w:date="2016-03-18T15:16:00Z" w:initials="y">
+    <w:p>
+      <w:pPr>
+        <w:pStyle w:val="CommentText"/>
+        <w:rPr>
+          <w:rFonts w:hint="eastAsia"/>
+        </w:rPr>
+      </w:pPr>
+      <w:r>
+        <w:rPr>
+          <w:rStyle w:val="CommentReference"/>
+        </w:rPr>
+        <w:annotationRef/>
+      </w:r>
+      <w:r>
+        <w:rPr>
+          <w:rFonts w:hint="eastAsia"/>
+        </w:rPr>
+        <w:t>通用接口保留，但</w:t>
+      </w:r>
+    </w:p>
+    <w:p>
+      <w:pPr>
+        <w:pStyle w:val="CommentText"/>
+        <w:rPr>
+          <w:rFonts w:hint="eastAsia"/>
+        </w:rPr>
+      </w:pPr>
+    </w:p>
+    <w:p>
+      <w:pPr>
+        <w:pStyle w:val="CommentText"/>
+      </w:pPr>
+      <w:r>
+        <w:rPr>
+          <w:rFonts w:hint="eastAsia"/>
+        </w:rPr>
+        <w:t>压缩策略调整：需要压缩比达到一定的阈值才压缩（如</w:t>
+      </w:r>
+      <w:r>
+        <w:rPr>
+          <w:rFonts w:hint="eastAsia"/>
+        </w:rPr>
+        <w:t>80%</w:t>
+      </w:r>
+      <w:r>
+        <w:rPr>
+          <w:rFonts w:hint="eastAsia"/>
+        </w:rPr>
+        <w:t>以上），而不是只要比原串短就压缩，会带来解压开销。</w:t>
+      </w:r>
+    </w:p>
+  </w:comment>
+  <w:comment w:id="3" w:author="yangshangde" w:date="2016-03-18T15:27:00Z" w:initials="y">
+    <w:p>
+      <w:pPr>
+        <w:pStyle w:val="CommentText"/>
+        <w:rPr>
+          <w:rFonts w:hint="eastAsia"/>
+        </w:rPr>
+      </w:pPr>
+      <w:r>
+        <w:rPr>
+          <w:rStyle w:val="CommentReference"/>
+        </w:rPr>
+        <w:annotationRef/>
+      </w:r>
+      <w:r>
+        <w:rPr>
+          <w:rFonts w:hint="eastAsia"/>
+        </w:rPr>
+        <w:t>在压缩后的数据当前表示长度的</w:t>
+      </w:r>
+      <w:r>
+        <w:rPr>
+          <w:rFonts w:hint="eastAsia"/>
+        </w:rPr>
+        <w:t>4</w:t>
+      </w:r>
+      <w:r>
+        <w:rPr>
+          <w:rFonts w:hint="eastAsia"/>
+        </w:rPr>
+        <w:t>个字节，拆出</w:t>
+      </w:r>
+      <w:r>
+        <w:rPr>
+          <w:rFonts w:hint="eastAsia"/>
+        </w:rPr>
+        <w:t>4bit</w:t>
+      </w:r>
+      <w:r>
+        <w:rPr>
+          <w:rFonts w:hint="eastAsia"/>
+        </w:rPr>
+        <w:t>来存储压缩相关信息，如是否使用变长编码等，为以后扩展预留</w:t>
+      </w:r>
+    </w:p>
+    <w:p>
+      <w:pPr>
+        <w:pStyle w:val="CommentText"/>
+        <w:rPr>
+          <w:rFonts w:hint="eastAsia"/>
+        </w:rPr>
+      </w:pPr>
+    </w:p>
+    <w:p>
+      <w:pPr>
+        <w:pStyle w:val="CommentText"/>
+      </w:pPr>
+      <w:r>
+        <w:rPr>
+          <w:rFonts w:hint="eastAsia"/>
+        </w:rPr>
+        <w:t>字典头信息完善，需要保证能扩展、重用等。</w:t>
+      </w:r>
+    </w:p>
+  </w:comment>
+  <w:comment w:id="4" w:author="yangshangde" w:date="2016-03-18T15:46:00Z" w:initials="y">
+    <w:p>
+      <w:pPr>
+        <w:pStyle w:val="CommentText"/>
+      </w:pPr>
+      <w:r>
+        <w:rPr>
+          <w:rStyle w:val="CommentReference"/>
+        </w:rPr>
+        <w:annotationRef/>
+      </w:r>
+      <w:r>
+        <w:rPr>
+          <w:rFonts w:hint="eastAsia"/>
+        </w:rPr>
+        <w:t>关注一下未压缩数据的出现概率，如果出现概率不是很低，可考虑使用</w:t>
+      </w:r>
+      <w:r>
+        <w:rPr>
+          <w:rFonts w:hint="eastAsia"/>
+        </w:rPr>
+        <w:t>00</w:t>
+      </w:r>
+      <w:r>
+        <w:rPr>
+          <w:rFonts w:hint="eastAsia"/>
+        </w:rPr>
+        <w:t>来表示未压缩，这样每个未压缩字符为</w:t>
+      </w:r>
+      <w:r>
+        <w:rPr>
+          <w:rFonts w:hint="eastAsia"/>
+        </w:rPr>
+        <w:t>10bit</w:t>
+      </w:r>
+      <w:r>
+        <w:rPr>
+          <w:rFonts w:hint="eastAsia"/>
+        </w:rPr>
+        <w:t>。</w:t>
+      </w:r>
+    </w:p>
+  </w:comment>
+</w:comments>
 </file>
 
 <file path=word/endnotes.xml><?xml version="1.0" encoding="utf-8"?>
@@ -9166,7 +9685,7 @@
 </file>
 
 <file path=customXml/itemProps1.xml><?xml version="1.0" encoding="utf-8"?>
-<ds:datastoreItem xmlns:ds="http://schemas.openxmlformats.org/officeDocument/2006/customXml" ds:itemID="{01BEBEA2-E353-4925-B652-FF4AB5C1A0B8}">
+<ds:datastoreItem xmlns:ds="http://schemas.openxmlformats.org/officeDocument/2006/customXml" ds:itemID="{0FD3ECCC-3862-44A3-A170-1BE339F191A9}">
   <ds:schemaRefs>
     <ds:schemaRef ds:uri="http://schemas.openxmlformats.org/officeDocument/2006/bibliography"/>
   </ds:schemaRefs>

--- a/internal_doc/03.开发设计/Story-数据压缩优化.docx
+++ b/internal_doc/03.开发设计/Story-数据压缩优化.docx
@@ -258,6 +258,11 @@
       </w:r>
     </w:p>
     <w:p>
+      <w:pPr>
+        <w:rPr>
+          <w:rFonts w:hint="eastAsia"/>
+        </w:rPr>
+      </w:pPr>
       <w:r>
         <w:rPr>
           <w:rFonts w:hint="eastAsia"/>
@@ -299,6 +304,101 @@
           <w:rFonts w:hint="eastAsia"/>
         </w:rPr>
         <w:t>之间，可通过字典项频率统计、变长编码等方式进一步优化字典质量，提升压缩率。</w:t>
+      </w:r>
+    </w:p>
+    <w:p>
+      <w:pPr>
+        <w:rPr>
+          <w:rFonts w:hint="eastAsia"/>
+        </w:rPr>
+      </w:pPr>
+    </w:p>
+    <w:p>
+      <w:pPr>
+        <w:rPr>
+          <w:rFonts w:hint="eastAsia"/>
+        </w:rPr>
+      </w:pPr>
+    </w:p>
+    <w:p>
+      <w:pPr>
+        <w:pStyle w:val="ListParagraph"/>
+        <w:numPr>
+          <w:ilvl w:val="0"/>
+          <w:numId w:val="34"/>
+        </w:numPr>
+        <w:ind w:firstLineChars="0"/>
+        <w:rPr>
+          <w:rFonts w:hint="eastAsia"/>
+        </w:rPr>
+      </w:pPr>
+      <w:r>
+        <w:rPr>
+          <w:rFonts w:hint="eastAsia"/>
+        </w:rPr>
+        <w:t>压缩率和性能指标参考：</w:t>
+      </w:r>
+    </w:p>
+    <w:p>
+      <w:pPr>
+        <w:rPr>
+          <w:rFonts w:hint="eastAsia"/>
+        </w:rPr>
+      </w:pPr>
+      <w:r>
+        <w:rPr>
+          <w:rFonts w:hint="eastAsia"/>
+        </w:rPr>
+        <w:t>要求压缩率</w:t>
+      </w:r>
+      <w:r>
+        <w:rPr>
+          <w:rFonts w:hint="eastAsia"/>
+        </w:rPr>
+        <w:t>&lt;=40%</w:t>
+      </w:r>
+      <w:r>
+        <w:rPr>
+          <w:rFonts w:hint="eastAsia"/>
+        </w:rPr>
+        <w:t>（</w:t>
+      </w:r>
+      <w:r>
+        <w:rPr>
+          <w:rFonts w:hint="eastAsia"/>
+        </w:rPr>
+        <w:t>整个数据</w:t>
+      </w:r>
+      <w:r>
+        <w:rPr>
+          <w:rFonts w:hint="eastAsia"/>
+        </w:rPr>
+        <w:t>压缩和不压缩对比</w:t>
+      </w:r>
+      <w:r>
+        <w:rPr>
+          <w:rFonts w:hint="eastAsia"/>
+        </w:rPr>
+        <w:t>）</w:t>
+      </w:r>
+    </w:p>
+    <w:p>
+      <w:pPr>
+        <w:rPr>
+          <w:rFonts w:hint="eastAsia"/>
+        </w:rPr>
+      </w:pPr>
+      <w:r>
+        <w:rPr>
+          <w:rFonts w:hint="eastAsia"/>
+        </w:rPr>
+        <w:t>性能损失</w:t>
+      </w:r>
+      <w:r>
+        <w:rPr>
+          <w:rFonts w:hint="eastAsia"/>
+        </w:rPr>
+        <w:t>&lt;20%</w:t>
       </w:r>
     </w:p>
     <w:p>
@@ -533,7 +633,14 @@
               <w:rPr>
                 <w:rFonts w:hint="eastAsia"/>
               </w:rPr>
-              <w:t>压缩类型，用于根据实际需要指定压缩算法</w:t>
+              <w:t>压缩类型，用于</w:t>
+            </w:r>
+            <w:r>
+              <w:rPr>
+                <w:rFonts w:hint="eastAsia"/>
+              </w:rPr>
+              <w:lastRenderedPageBreak/>
+              <w:t>根据实际需要指定压缩算法</w:t>
             </w:r>
             <w:r>
               <w:rPr>
@@ -569,14 +676,7 @@
               <w:rPr>
                 <w:rFonts w:hint="eastAsia"/>
               </w:rPr>
-              <w:t>，当前</w:t>
-            </w:r>
-            <w:r>
-              <w:rPr>
-                <w:rFonts w:hint="eastAsia"/>
-              </w:rPr>
-              <w:lastRenderedPageBreak/>
-              <w:t>支持</w:t>
+              <w:t>，当前支持</w:t>
             </w:r>
             <w:r>
               <w:rPr>
@@ -647,6 +747,7 @@
               <w:rPr>
                 <w:rFonts w:hint="eastAsia"/>
               </w:rPr>
+              <w:lastRenderedPageBreak/>
               <w:t>不显式指定时</w:t>
             </w:r>
             <w:r>
@@ -977,6 +1078,7 @@
         <w:rPr>
           <w:noProof/>
         </w:rPr>
+        <w:lastRenderedPageBreak/>
         <w:drawing>
           <wp:inline distT="0" distB="0" distL="0" distR="0">
             <wp:extent cx="1198555" cy="2046914"/>
@@ -1017,12 +1119,14 @@
     <w:p>
       <w:pPr>
         <w:jc w:val="center"/>
-      </w:pPr>
-      <w:r>
-        <w:rPr>
-          <w:rFonts w:hint="eastAsia"/>
-        </w:rPr>
-        <w:lastRenderedPageBreak/>
+        <w:rPr>
+          <w:rFonts w:hint="eastAsia"/>
+        </w:rPr>
+      </w:pPr>
+      <w:r>
+        <w:rPr>
+          <w:rFonts w:hint="eastAsia"/>
+        </w:rPr>
         <w:t>图</w:t>
       </w:r>
       <w:r>
@@ -1039,6 +1143,11 @@
       </w:r>
     </w:p>
     <w:p>
+      <w:pPr>
+        <w:jc w:val="left"/>
+      </w:pPr>
+    </w:p>
+    <w:p>
       <w:r>
         <w:rPr>
           <w:rFonts w:hint="eastAsia"/>
@@ -1202,6 +1311,11 @@
       </w:r>
     </w:p>
     <w:p>
+      <w:pPr>
+        <w:rPr>
+          <w:rFonts w:hint="eastAsia"/>
+        </w:rPr>
+      </w:pPr>
       <w:r>
         <w:rPr>
           <w:rFonts w:hint="eastAsia"/>
@@ -1226,50 +1340,32 @@
         <w:jc w:val="center"/>
       </w:pPr>
       <w:r>
-        <w:rPr>
-          <w:noProof/>
-        </w:rPr>
-        <w:drawing>
-          <wp:inline distT="0" distB="0" distL="0" distR="0">
-            <wp:extent cx="4373320" cy="1904766"/>
-            <wp:effectExtent l="0" t="0" r="0" b="635"/>
-            <wp:docPr id="39" name="图片 23"/>
-            <wp:cNvGraphicFramePr>
-              <a:graphicFrameLocks xmlns:a="http://schemas.openxmlformats.org/drawingml/2006/main" noChangeAspect="1"/>
-            </wp:cNvGraphicFramePr>
-            <a:graphic xmlns:a="http://schemas.openxmlformats.org/drawingml/2006/main">
-              <a:graphicData uri="http://schemas.openxmlformats.org/drawingml/2006/picture">
-                <pic:pic xmlns:pic="http://schemas.openxmlformats.org/drawingml/2006/picture">
-                  <pic:nvPicPr>
-                    <pic:cNvPr id="1" name=""/>
-                    <pic:cNvPicPr/>
-                  </pic:nvPicPr>
-                  <pic:blipFill>
-                    <a:blip r:embed="rId10"/>
-                    <a:stretch>
-                      <a:fillRect/>
-                    </a:stretch>
-                  </pic:blipFill>
-                  <pic:spPr>
-                    <a:xfrm>
-                      <a:off x="0" y="0"/>
-                      <a:ext cx="4453074" cy="1939502"/>
-                    </a:xfrm>
-                    <a:prstGeom prst="rect">
-                      <a:avLst/>
-                    </a:prstGeom>
-                  </pic:spPr>
-                </pic:pic>
-              </a:graphicData>
-            </a:graphic>
-          </wp:inline>
-        </w:drawing>
-      </w:r>
-    </w:p>
-    <w:p>
-      <w:pPr>
-        <w:jc w:val="center"/>
-      </w:pPr>
+        <w:object w:dxaOrig="11260" w:dyaOrig="4590">
+          <v:shapetype id="_x0000_t75" coordsize="21600,21600" o:spt="75" o:preferrelative="t" path="m@4@5l@4@11@9@11@9@5xe" filled="f" stroked="f">
+            <v:stroke joinstyle="miter"/>
+            <v:formulas>
+              <v:f eqn="if lineDrawn pixelLineWidth 0"/>
+              <v:f eqn="sum @0 1 0"/>
+              <v:f eqn="sum 0 0 @1"/>
+              <v:f eqn="prod @2 1 2"/>
+              <v:f eqn="prod @3 21600 pixelWidth"/>
+              <v:f eqn="prod @3 21600 pixelHeight"/>
+              <v:f eqn="sum @0 0 1"/>
+              <v:f eqn="prod @6 1 2"/>
+              <v:f eqn="prod @7 21600 pixelWidth"/>
+              <v:f eqn="sum @8 21600 0"/>
+              <v:f eqn="prod @7 21600 pixelHeight"/>
+              <v:f eqn="sum @10 21600 0"/>
+            </v:formulas>
+            <v:path o:extrusionok="f" gradientshapeok="t" o:connecttype="rect"/>
+            <o:lock v:ext="edit" aspectratio="t"/>
+          </v:shapetype>
+          <v:shape id="_x0000_i1025" type="#_x0000_t75" style="width:504.65pt;height:205.35pt" o:ole="">
+            <v:imagedata r:id="rId10" o:title=""/>
+          </v:shape>
+          <o:OLEObject Type="Embed" ProgID="Visio.Drawing.15" ShapeID="_x0000_i1025" DrawAspect="Content" ObjectID="_1520340914" r:id="rId11"/>
+        </w:object>
+      </w:r>
       <w:r>
         <w:rPr>
           <w:rFonts w:hint="eastAsia"/>
@@ -1354,6 +1450,7 @@
         <w:rPr>
           <w:rFonts w:hint="eastAsia"/>
         </w:rPr>
+        <w:lastRenderedPageBreak/>
         <w:t>对于压缩和解压，所需要的信息是不一样的。压缩是要能按照一定的查找结构找到最长匹配串，解压则是要根据编码值还原原始串。为了使它们都达到更好的性能，将压缩和解压所需的字典部分进行拆分，使它们都各自最小化。</w:t>
       </w:r>
     </w:p>
@@ -1436,134 +1533,6 @@
             <wp:extent cx="5795905" cy="199016"/>
             <wp:effectExtent l="0" t="0" r="0" b="4445"/>
             <wp:docPr id="40" name="图片 24"/>
-            <wp:cNvGraphicFramePr>
-              <a:graphicFrameLocks xmlns:a="http://schemas.openxmlformats.org/drawingml/2006/main" noChangeAspect="1"/>
-            </wp:cNvGraphicFramePr>
-            <a:graphic xmlns:a="http://schemas.openxmlformats.org/drawingml/2006/main">
-              <a:graphicData uri="http://schemas.openxmlformats.org/drawingml/2006/picture">
-                <pic:pic xmlns:pic="http://schemas.openxmlformats.org/drawingml/2006/picture">
-                  <pic:nvPicPr>
-                    <pic:cNvPr id="1" name=""/>
-                    <pic:cNvPicPr/>
-                  </pic:nvPicPr>
-                  <pic:blipFill>
-                    <a:blip r:embed="rId11"/>
-                    <a:stretch>
-                      <a:fillRect/>
-                    </a:stretch>
-                  </pic:blipFill>
-                  <pic:spPr>
-                    <a:xfrm>
-                      <a:off x="0" y="0"/>
-                      <a:ext cx="5841717" cy="200589"/>
-                    </a:xfrm>
-                    <a:prstGeom prst="rect">
-                      <a:avLst/>
-                    </a:prstGeom>
-                  </pic:spPr>
-                </pic:pic>
-              </a:graphicData>
-            </a:graphic>
-          </wp:inline>
-        </w:drawing>
-      </w:r>
-    </w:p>
-    <w:p>
-      <w:pPr>
-        <w:jc w:val="center"/>
-      </w:pPr>
-      <w:r>
-        <w:rPr>
-          <w:rFonts w:hint="eastAsia"/>
-        </w:rPr>
-        <w:t>图</w:t>
-      </w:r>
-      <w:r>
-        <w:rPr>
-          <w:rFonts w:hint="eastAsia"/>
-        </w:rPr>
-        <w:t xml:space="preserve">3 </w:t>
-      </w:r>
-      <w:r>
-        <w:rPr>
-          <w:rFonts w:hint="eastAsia"/>
-        </w:rPr>
-        <w:t>字典存储结构</w:t>
-      </w:r>
-    </w:p>
-    <w:p>
-      <w:pPr>
-        <w:jc w:val="left"/>
-      </w:pPr>
-      <w:r>
-        <w:rPr>
-          <w:rFonts w:hint="eastAsia"/>
-        </w:rPr>
-        <w:t>压缩串表为图</w:t>
-      </w:r>
-      <w:r>
-        <w:rPr>
-          <w:rFonts w:hint="eastAsia"/>
-        </w:rPr>
-        <w:t>2</w:t>
-      </w:r>
-      <w:r>
-        <w:rPr>
-          <w:rFonts w:hint="eastAsia"/>
-        </w:rPr>
-        <w:t>中的树序列化而来，它将树中的各层结点依次紧凑排列。搜索匹配过程使用的是串表部分，为保证最好的搜索性能，将串表部分优化到最小，不包含编码，只包含所对的字符（</w:t>
-      </w:r>
-      <w:r>
-        <w:rPr>
-          <w:rFonts w:hint="eastAsia"/>
-        </w:rPr>
-        <w:t>1</w:t>
-      </w:r>
-      <w:r>
-        <w:rPr>
-          <w:rFonts w:hint="eastAsia"/>
-        </w:rPr>
-        <w:t>字节）及它的孩子节点的索引号（</w:t>
-      </w:r>
-      <w:r>
-        <w:rPr>
-          <w:rFonts w:hint="eastAsia"/>
-        </w:rPr>
-        <w:t>3</w:t>
-      </w:r>
-      <w:r>
-        <w:rPr>
-          <w:rFonts w:hint="eastAsia"/>
-        </w:rPr>
-        <w:t>字节），因为编码只在最终完成匹配的时候才需要。因此编码表单独存储，其元素的值便是编码值，与串表通过下标对应，如图</w:t>
-      </w:r>
-      <w:r>
-        <w:rPr>
-          <w:rFonts w:hint="eastAsia"/>
-        </w:rPr>
-        <w:t>4</w:t>
-      </w:r>
-      <w:r>
-        <w:rPr>
-          <w:rFonts w:hint="eastAsia"/>
-        </w:rPr>
-        <w:t>所求。</w:t>
-      </w:r>
-    </w:p>
-    <w:p>
-      <w:pPr>
-        <w:jc w:val="left"/>
-      </w:pPr>
-      <w:r>
-        <w:rPr>
-          <w:noProof/>
-        </w:rPr>
-        <w:lastRenderedPageBreak/>
-        <w:drawing>
-          <wp:inline distT="0" distB="0" distL="0" distR="0">
-            <wp:extent cx="5270500" cy="806450"/>
-            <wp:effectExtent l="0" t="0" r="12700" b="6350"/>
-            <wp:docPr id="41" name="图片 27"/>
             <wp:cNvGraphicFramePr>
               <a:graphicFrameLocks xmlns:a="http://schemas.openxmlformats.org/drawingml/2006/main" noChangeAspect="1"/>
             </wp:cNvGraphicFramePr>
@@ -1583,7 +1552,7 @@
                   <pic:spPr>
                     <a:xfrm>
                       <a:off x="0" y="0"/>
-                      <a:ext cx="5270500" cy="806450"/>
+                      <a:ext cx="5841717" cy="200589"/>
                     </a:xfrm>
                     <a:prstGeom prst="rect">
                       <a:avLst/>
@@ -1610,27 +1579,66 @@
         <w:rPr>
           <w:rFonts w:hint="eastAsia"/>
         </w:rPr>
-        <w:t xml:space="preserve">4 </w:t>
-      </w:r>
-      <w:r>
-        <w:rPr>
-          <w:rFonts w:hint="eastAsia"/>
-        </w:rPr>
-        <w:t>压缩串表与编码表</w:t>
-      </w:r>
-    </w:p>
-    <w:p>
-      <w:r>
-        <w:rPr>
-          <w:rFonts w:hint="eastAsia"/>
-        </w:rPr>
-        <w:t>解压的串表，需要提供按编码的定位能力，它的串表如图</w:t>
-      </w:r>
-      <w:r>
-        <w:rPr>
-          <w:rFonts w:hint="eastAsia"/>
-        </w:rPr>
-        <w:t>5</w:t>
+        <w:t xml:space="preserve">3 </w:t>
+      </w:r>
+      <w:r>
+        <w:rPr>
+          <w:rFonts w:hint="eastAsia"/>
+        </w:rPr>
+        <w:t>字典存储结构</w:t>
+      </w:r>
+    </w:p>
+    <w:p>
+      <w:pPr>
+        <w:jc w:val="left"/>
+      </w:pPr>
+      <w:r>
+        <w:rPr>
+          <w:rFonts w:hint="eastAsia"/>
+        </w:rPr>
+        <w:t>压缩串表为图</w:t>
+      </w:r>
+      <w:r>
+        <w:rPr>
+          <w:rFonts w:hint="eastAsia"/>
+        </w:rPr>
+        <w:t>2</w:t>
+      </w:r>
+      <w:r>
+        <w:rPr>
+          <w:rFonts w:hint="eastAsia"/>
+        </w:rPr>
+        <w:t>中的树序列化而来，它将树中的各层结点依次紧凑排列。搜索匹配过程使用的是串表部分，为保证最好的搜索性能，将串表部分优化到最小，不包含编码，只包含所对的字符（</w:t>
+      </w:r>
+      <w:r>
+        <w:rPr>
+          <w:rFonts w:hint="eastAsia"/>
+        </w:rPr>
+        <w:t>1</w:t>
+      </w:r>
+      <w:r>
+        <w:rPr>
+          <w:rFonts w:hint="eastAsia"/>
+        </w:rPr>
+        <w:t>字节）及它的孩子节点的索引号（</w:t>
+      </w:r>
+      <w:r>
+        <w:rPr>
+          <w:rFonts w:hint="eastAsia"/>
+        </w:rPr>
+        <w:t>3</w:t>
+      </w:r>
+      <w:r>
+        <w:rPr>
+          <w:rFonts w:hint="eastAsia"/>
+        </w:rPr>
+        <w:t>字节），因为编码只在最终完成匹配的时候才需要。因此编码表单独存储，其元素的值便是编码值，与串表通过下标对应，如图</w:t>
+      </w:r>
+      <w:r>
+        <w:rPr>
+          <w:rFonts w:hint="eastAsia"/>
+        </w:rPr>
+        <w:t>4</w:t>
       </w:r>
       <w:r>
         <w:rPr>
@@ -1641,7 +1649,7 @@
     </w:p>
     <w:p>
       <w:pPr>
-        <w:jc w:val="center"/>
+        <w:jc w:val="left"/>
       </w:pPr>
       <w:r>
         <w:rPr>
@@ -1649,9 +1657,9 @@
         </w:rPr>
         <w:drawing>
           <wp:inline distT="0" distB="0" distL="0" distR="0">
-            <wp:extent cx="3983355" cy="620540"/>
-            <wp:effectExtent l="0" t="0" r="4445" b="0"/>
-            <wp:docPr id="42" name="图片 25"/>
+            <wp:extent cx="5270500" cy="806450"/>
+            <wp:effectExtent l="0" t="0" r="12700" b="6350"/>
+            <wp:docPr id="41" name="图片 27"/>
             <wp:cNvGraphicFramePr>
               <a:graphicFrameLocks xmlns:a="http://schemas.openxmlformats.org/drawingml/2006/main" noChangeAspect="1"/>
             </wp:cNvGraphicFramePr>
@@ -1671,6 +1679,94 @@
                   <pic:spPr>
                     <a:xfrm>
                       <a:off x="0" y="0"/>
+                      <a:ext cx="5270500" cy="806450"/>
+                    </a:xfrm>
+                    <a:prstGeom prst="rect">
+                      <a:avLst/>
+                    </a:prstGeom>
+                  </pic:spPr>
+                </pic:pic>
+              </a:graphicData>
+            </a:graphic>
+          </wp:inline>
+        </w:drawing>
+      </w:r>
+    </w:p>
+    <w:p>
+      <w:pPr>
+        <w:jc w:val="center"/>
+      </w:pPr>
+      <w:r>
+        <w:rPr>
+          <w:rFonts w:hint="eastAsia"/>
+        </w:rPr>
+        <w:t>图</w:t>
+      </w:r>
+      <w:r>
+        <w:rPr>
+          <w:rFonts w:hint="eastAsia"/>
+        </w:rPr>
+        <w:t xml:space="preserve">4 </w:t>
+      </w:r>
+      <w:r>
+        <w:rPr>
+          <w:rFonts w:hint="eastAsia"/>
+        </w:rPr>
+        <w:t>压缩串表与编码表</w:t>
+      </w:r>
+    </w:p>
+    <w:p>
+      <w:r>
+        <w:rPr>
+          <w:rFonts w:hint="eastAsia"/>
+        </w:rPr>
+        <w:t>解压的串表，需要提供按编码的定位能力，它的串表如图</w:t>
+      </w:r>
+      <w:r>
+        <w:rPr>
+          <w:rFonts w:hint="eastAsia"/>
+        </w:rPr>
+        <w:t>5</w:t>
+      </w:r>
+      <w:r>
+        <w:rPr>
+          <w:rFonts w:hint="eastAsia"/>
+        </w:rPr>
+        <w:t>所求。</w:t>
+      </w:r>
+    </w:p>
+    <w:p>
+      <w:pPr>
+        <w:jc w:val="center"/>
+      </w:pPr>
+      <w:r>
+        <w:rPr>
+          <w:noProof/>
+        </w:rPr>
+        <w:drawing>
+          <wp:inline distT="0" distB="0" distL="0" distR="0">
+            <wp:extent cx="3983355" cy="620540"/>
+            <wp:effectExtent l="0" t="0" r="4445" b="0"/>
+            <wp:docPr id="42" name="图片 25"/>
+            <wp:cNvGraphicFramePr>
+              <a:graphicFrameLocks xmlns:a="http://schemas.openxmlformats.org/drawingml/2006/main" noChangeAspect="1"/>
+            </wp:cNvGraphicFramePr>
+            <a:graphic xmlns:a="http://schemas.openxmlformats.org/drawingml/2006/main">
+              <a:graphicData uri="http://schemas.openxmlformats.org/drawingml/2006/picture">
+                <pic:pic xmlns:pic="http://schemas.openxmlformats.org/drawingml/2006/picture">
+                  <pic:nvPicPr>
+                    <pic:cNvPr id="1" name=""/>
+                    <pic:cNvPicPr/>
+                  </pic:nvPicPr>
+                  <pic:blipFill>
+                    <a:blip r:embed="rId14"/>
+                    <a:stretch>
+                      <a:fillRect/>
+                    </a:stretch>
+                  </pic:blipFill>
+                  <pic:spPr>
+                    <a:xfrm>
+                      <a:off x="0" y="0"/>
                       <a:ext cx="4024582" cy="626963"/>
                     </a:xfrm>
                     <a:prstGeom prst="rect">
@@ -1710,6 +1806,9 @@
     <w:p>
       <w:pPr>
         <w:jc w:val="left"/>
+        <w:rPr>
+          <w:rFonts w:hint="eastAsia"/>
+        </w:rPr>
       </w:pPr>
       <w:r>
         <w:rPr>
@@ -1723,25 +1822,193 @@
         </w:rPr>
         <w:t>2</w:t>
       </w:r>
-      <w:commentRangeStart w:id="0"/>
-      <w:r>
-        <w:rPr>
-          <w:rFonts w:hint="eastAsia"/>
-        </w:rPr>
-        <w:t>节</w:t>
-      </w:r>
-      <w:commentRangeEnd w:id="0"/>
-      <w:r>
-        <w:rPr>
-          <w:rStyle w:val="CommentReference"/>
-        </w:rPr>
-        <w:commentReference w:id="0"/>
-      </w:r>
-      <w:r>
-        <w:rPr>
-          <w:rFonts w:hint="eastAsia"/>
-        </w:rPr>
-        <w:t>。</w:t>
+      <w:r>
+        <w:rPr>
+          <w:rFonts w:hint="eastAsia"/>
+        </w:rPr>
+        <w:t>节。</w:t>
+      </w:r>
+    </w:p>
+    <w:p>
+      <w:pPr>
+        <w:jc w:val="left"/>
+        <w:rPr>
+          <w:rFonts w:hint="eastAsia"/>
+        </w:rPr>
+      </w:pPr>
+    </w:p>
+    <w:p>
+      <w:pPr>
+        <w:jc w:val="left"/>
+        <w:rPr>
+          <w:rFonts w:hint="eastAsia"/>
+        </w:rPr>
+      </w:pPr>
+    </w:p>
+    <w:p>
+      <w:pPr>
+        <w:pStyle w:val="ListParagraph"/>
+        <w:numPr>
+          <w:ilvl w:val="0"/>
+          <w:numId w:val="32"/>
+        </w:numPr>
+        <w:ind w:firstLineChars="0"/>
+        <w:jc w:val="left"/>
+        <w:rPr>
+          <w:rFonts w:hint="eastAsia"/>
+        </w:rPr>
+      </w:pPr>
+      <w:r>
+        <w:rPr>
+          <w:rFonts w:hint="eastAsia"/>
+        </w:rPr>
+        <w:t>字典头结构</w:t>
+      </w:r>
+      <w:r>
+        <w:rPr>
+          <w:rFonts w:hint="eastAsia"/>
+        </w:rPr>
+        <w:t xml:space="preserve"> </w:t>
+      </w:r>
+    </w:p>
+    <w:p>
+      <w:pPr>
+        <w:jc w:val="left"/>
+        <w:rPr>
+          <w:rFonts w:hint="eastAsia"/>
+        </w:rPr>
+      </w:pPr>
+      <w:r>
+        <w:rPr>
+          <w:rFonts w:hint="eastAsia"/>
+        </w:rPr>
+        <w:t>为了方便后续扩展，可考虑将字典头做成一个</w:t>
+      </w:r>
+      <w:r>
+        <w:rPr>
+          <w:rFonts w:hint="eastAsia"/>
+        </w:rPr>
+        <w:t>BSON</w:t>
+      </w:r>
+      <w:r>
+        <w:rPr>
+          <w:rFonts w:hint="eastAsia"/>
+        </w:rPr>
+        <w:t>的结构，方便编码和解码。</w:t>
+      </w:r>
+    </w:p>
+    <w:p>
+      <w:pPr>
+        <w:jc w:val="left"/>
+        <w:rPr>
+          <w:rFonts w:hint="eastAsia"/>
+        </w:rPr>
+      </w:pPr>
+      <w:r>
+        <w:rPr>
+          <w:rFonts w:hint="eastAsia"/>
+        </w:rPr>
+        <w:t>字典头包含的信息包括：</w:t>
+      </w:r>
+    </w:p>
+    <w:p>
+      <w:pPr>
+        <w:pStyle w:val="ListParagraph"/>
+        <w:numPr>
+          <w:ilvl w:val="0"/>
+          <w:numId w:val="33"/>
+        </w:numPr>
+        <w:ind w:firstLineChars="0"/>
+        <w:jc w:val="left"/>
+        <w:rPr>
+          <w:rFonts w:hint="eastAsia"/>
+        </w:rPr>
+      </w:pPr>
+      <w:r>
+        <w:rPr>
+          <w:rFonts w:hint="eastAsia"/>
+        </w:rPr>
+        <w:t>对应的压缩算法类型、版本号</w:t>
+      </w:r>
+    </w:p>
+    <w:p>
+      <w:pPr>
+        <w:pStyle w:val="ListParagraph"/>
+        <w:numPr>
+          <w:ilvl w:val="0"/>
+          <w:numId w:val="33"/>
+        </w:numPr>
+        <w:ind w:firstLineChars="0"/>
+        <w:jc w:val="left"/>
+        <w:rPr>
+          <w:rFonts w:hint="eastAsia"/>
+        </w:rPr>
+      </w:pPr>
+      <w:r>
+        <w:rPr>
+          <w:rFonts w:hint="eastAsia"/>
+        </w:rPr>
+        <w:t>最大编码值</w:t>
+      </w:r>
+    </w:p>
+    <w:p>
+      <w:pPr>
+        <w:pStyle w:val="ListParagraph"/>
+        <w:numPr>
+          <w:ilvl w:val="0"/>
+          <w:numId w:val="33"/>
+        </w:numPr>
+        <w:ind w:firstLineChars="0"/>
+        <w:jc w:val="left"/>
+        <w:rPr>
+          <w:rFonts w:hint="eastAsia"/>
+        </w:rPr>
+      </w:pPr>
+      <w:r>
+        <w:rPr>
+          <w:rFonts w:hint="eastAsia"/>
+        </w:rPr>
+        <w:t>是否变长压缩</w:t>
+      </w:r>
+    </w:p>
+    <w:p>
+      <w:pPr>
+        <w:pStyle w:val="ListParagraph"/>
+        <w:numPr>
+          <w:ilvl w:val="0"/>
+          <w:numId w:val="33"/>
+        </w:numPr>
+        <w:ind w:firstLineChars="0"/>
+        <w:jc w:val="left"/>
+        <w:rPr>
+          <w:rFonts w:hint="eastAsia"/>
+        </w:rPr>
+      </w:pPr>
+      <w:r>
+        <w:rPr>
+          <w:rFonts w:hint="eastAsia"/>
+        </w:rPr>
+        <w:t>变长压缩划分情况</w:t>
+      </w:r>
+    </w:p>
+    <w:p>
+      <w:pPr>
+        <w:pStyle w:val="ListParagraph"/>
+        <w:numPr>
+          <w:ilvl w:val="0"/>
+          <w:numId w:val="33"/>
+        </w:numPr>
+        <w:ind w:firstLineChars="0"/>
+        <w:jc w:val="left"/>
+        <w:rPr>
+          <w:rFonts w:hint="eastAsia"/>
+        </w:rPr>
+      </w:pPr>
+      <w:r>
+        <w:rPr>
+          <w:rFonts w:hint="eastAsia"/>
+        </w:rPr>
+        <w:t>预留位（扩展用）</w:t>
       </w:r>
     </w:p>
     <w:p>
@@ -1788,7 +2055,14 @@
         <w:rPr>
           <w:rFonts w:hint="eastAsia"/>
         </w:rPr>
-        <w:t>创建一个压缩器对象（除了接口外它需要管理用于压缩和解压的辅助资源），将字典从文件加载到内存，然后与压缩器绑定，如图</w:t>
+        <w:t>创建一个压缩器对象（除了接口外它需要管理用于压缩和解压</w:t>
+      </w:r>
+      <w:r>
+        <w:rPr>
+          <w:rFonts w:hint="eastAsia"/>
+        </w:rPr>
+        <w:lastRenderedPageBreak/>
+        <w:t>的辅助资源），将字典从文件加载到内存，然后与压缩器绑定，如图</w:t>
       </w:r>
       <w:r>
         <w:rPr>
@@ -2041,7 +2315,19 @@
         <w:rPr>
           <w:rFonts w:hint="eastAsia"/>
         </w:rPr>
-        <w:t>解压操作统一入口。</w:t>
+        <w:t>解压操作统一入口，</w:t>
+      </w:r>
+      <w:r>
+        <w:rPr>
+          <w:rFonts w:hint="eastAsia"/>
+        </w:rPr>
+        <w:t>压缩相关接口做到可重入，</w:t>
+      </w:r>
+      <w:r>
+        <w:rPr>
+          <w:rFonts w:hint="eastAsia"/>
+        </w:rPr>
+        <w:t>压缩上下文使用栈变量。</w:t>
       </w:r>
     </w:p>
     <w:p>
@@ -2075,7 +2361,6 @@
         <w:rPr>
           <w:noProof/>
         </w:rPr>
-        <w:lastRenderedPageBreak/>
         <w:drawing>
           <wp:inline distT="0" distB="0" distL="0" distR="0">
             <wp:extent cx="5270500" cy="2845435"/>
@@ -2199,6 +2484,7 @@
         <w:rPr>
           <w:rFonts w:hint="eastAsia"/>
         </w:rPr>
+        <w:lastRenderedPageBreak/>
         <w:t>压缩器实例可接收字典地址，源串及目标缓冲区的信息，并将其与分配的压缩上下文结构绑定。</w:t>
       </w:r>
     </w:p>
@@ -2250,21 +2536,20 @@
                 <w:szCs w:val="21"/>
               </w:rPr>
             </w:pPr>
-            <w:commentRangeStart w:id="1"/>
-            <w:r>
-              <w:rPr>
-                <w:rFonts w:hint="eastAsia"/>
+            <w:r>
+              <w:rPr>
                 <w:sz w:val="21"/>
                 <w:szCs w:val="21"/>
               </w:rPr>
-              <w:t>compressBound(srcLen)</w:t>
-            </w:r>
-            <w:commentRangeEnd w:id="1"/>
-            <w:r>
-              <w:rPr>
-                <w:rStyle w:val="CommentReference"/>
-              </w:rPr>
-              <w:commentReference w:id="1"/>
+              <w:t>INT32 compressBound( UINT32 srcLen,</w:t>
+            </w:r>
+            <w:r>
+              <w:rPr>
+                <w:rFonts w:hint="eastAsia"/>
+                <w:sz w:val="21"/>
+                <w:szCs w:val="21"/>
+              </w:rPr>
+              <w:t xml:space="preserve"> </w:t>
             </w:r>
           </w:p>
           <w:p>
@@ -2280,48 +2565,29 @@
                 <w:sz w:val="21"/>
                 <w:szCs w:val="21"/>
               </w:rPr>
-              <w:t xml:space="preserve">INT32 compress( const CHAR *source, UINT32 sourceLen, CHAR *dest, UINT32 </w:t>
-            </w:r>
-            <w:r>
-              <w:rPr>
-                <w:rFonts w:hint="eastAsia"/>
+              <w:t xml:space="preserve">                     </w:t>
+            </w:r>
+            <w:r>
+              <w:rPr>
                 <w:sz w:val="21"/>
                 <w:szCs w:val="21"/>
               </w:rPr>
-              <w:t>&amp;</w:t>
-            </w:r>
-            <w:r>
-              <w:rPr>
-                <w:rFonts w:hint="eastAsia"/>
-                <w:sz w:val="21"/>
-                <w:szCs w:val="21"/>
-              </w:rPr>
-              <w:t xml:space="preserve">destLen, </w:t>
-            </w:r>
-            <w:r>
-              <w:rPr>
-                <w:rFonts w:hint="eastAsia"/>
-                <w:sz w:val="21"/>
-                <w:szCs w:val="21"/>
-              </w:rPr>
-              <w:t xml:space="preserve">          </w:t>
+              <w:t>UINT32 &amp;maxCompressedLen,</w:t>
             </w:r>
           </w:p>
           <w:p>
             <w:pPr>
               <w:rPr>
-                <w:rFonts w:hint="eastAsia"/>
                 <w:sz w:val="21"/>
                 <w:szCs w:val="21"/>
               </w:rPr>
             </w:pPr>
             <w:r>
               <w:rPr>
-                <w:rFonts w:hint="eastAsia"/>
                 <w:sz w:val="21"/>
                 <w:szCs w:val="21"/>
               </w:rPr>
-              <w:t xml:space="preserve">                </w:t>
+              <w:t xml:space="preserve">                    </w:t>
             </w:r>
             <w:r>
               <w:rPr>
@@ -2329,7 +2595,21 @@
                 <w:sz w:val="21"/>
                 <w:szCs w:val="21"/>
               </w:rPr>
-              <w:t>const utilDictionary *dictionary = NULL ) ;</w:t>
+              <w:t xml:space="preserve"> </w:t>
+            </w:r>
+            <w:r>
+              <w:rPr>
+                <w:sz w:val="21"/>
+                <w:szCs w:val="21"/>
+              </w:rPr>
+              <w:t>const CHAR *dictionary = NULL )</w:t>
+            </w:r>
+            <w:r>
+              <w:rPr>
+                <w:sz w:val="21"/>
+                <w:szCs w:val="21"/>
+              </w:rPr>
+              <w:t xml:space="preserve"> ;</w:t>
             </w:r>
           </w:p>
           <w:p>
@@ -2345,7 +2625,7 @@
                 <w:sz w:val="21"/>
                 <w:szCs w:val="21"/>
               </w:rPr>
-              <w:t>getUncompresssLen()</w:t>
+              <w:t xml:space="preserve">INT32 compress( const CHAR *source, </w:t>
             </w:r>
           </w:p>
           <w:p>
@@ -2357,11 +2637,10 @@
             </w:pPr>
             <w:r>
               <w:rPr>
-                <w:rFonts w:hint="eastAsia"/>
                 <w:sz w:val="21"/>
                 <w:szCs w:val="21"/>
               </w:rPr>
-              <w:t xml:space="preserve">INT32 </w:t>
+              <w:t xml:space="preserve">                </w:t>
             </w:r>
             <w:r>
               <w:rPr>
@@ -2369,15 +2648,238 @@
                 <w:sz w:val="21"/>
                 <w:szCs w:val="21"/>
               </w:rPr>
-              <w:t>de</w:t>
-            </w:r>
-            <w:r>
-              <w:rPr>
-                <w:rFonts w:hint="eastAsia"/>
+              <w:t xml:space="preserve">UINT32 sourceLen, </w:t>
+            </w:r>
+          </w:p>
+          <w:p>
+            <w:pPr>
+              <w:rPr>
                 <w:sz w:val="21"/>
                 <w:szCs w:val="21"/>
               </w:rPr>
-              <w:t xml:space="preserve">compress( const CHAR *source, UINT32 sourceLen, CHAR *dest, UINT32 </w:t>
+            </w:pPr>
+            <w:r>
+              <w:rPr>
+                <w:sz w:val="21"/>
+                <w:szCs w:val="21"/>
+              </w:rPr>
+              <w:t xml:space="preserve">                </w:t>
+            </w:r>
+            <w:r>
+              <w:rPr>
+                <w:rFonts w:hint="eastAsia"/>
+                <w:sz w:val="21"/>
+                <w:szCs w:val="21"/>
+              </w:rPr>
+              <w:t xml:space="preserve">CHAR *dest, UINT32 </w:t>
+            </w:r>
+            <w:r>
+              <w:rPr>
+                <w:rFonts w:hint="eastAsia"/>
+                <w:sz w:val="21"/>
+                <w:szCs w:val="21"/>
+              </w:rPr>
+              <w:t>&amp;</w:t>
+            </w:r>
+            <w:r>
+              <w:rPr>
+                <w:rFonts w:hint="eastAsia"/>
+                <w:sz w:val="21"/>
+                <w:szCs w:val="21"/>
+              </w:rPr>
+              <w:t xml:space="preserve">destLen, </w:t>
+            </w:r>
+            <w:r>
+              <w:rPr>
+                <w:rFonts w:hint="eastAsia"/>
+                <w:sz w:val="21"/>
+                <w:szCs w:val="21"/>
+              </w:rPr>
+              <w:t xml:space="preserve">          </w:t>
+            </w:r>
+          </w:p>
+          <w:p>
+            <w:pPr>
+              <w:rPr>
+                <w:sz w:val="21"/>
+                <w:szCs w:val="21"/>
+              </w:rPr>
+            </w:pPr>
+            <w:r>
+              <w:rPr>
+                <w:rFonts w:hint="eastAsia"/>
+                <w:sz w:val="21"/>
+                <w:szCs w:val="21"/>
+              </w:rPr>
+              <w:t xml:space="preserve">                </w:t>
+            </w:r>
+            <w:r>
+              <w:rPr>
+                <w:rFonts w:hint="eastAsia"/>
+                <w:sz w:val="21"/>
+                <w:szCs w:val="21"/>
+              </w:rPr>
+              <w:t>const utilDictionary *dictionary = NULL ) ;</w:t>
+            </w:r>
+          </w:p>
+          <w:p>
+            <w:pPr>
+              <w:rPr>
+                <w:sz w:val="21"/>
+                <w:szCs w:val="21"/>
+              </w:rPr>
+            </w:pPr>
+            <w:r>
+              <w:rPr>
+                <w:sz w:val="21"/>
+                <w:szCs w:val="21"/>
+              </w:rPr>
+              <w:t xml:space="preserve">INT32 getUncompressedLen( const CHAR *source, </w:t>
+            </w:r>
+          </w:p>
+          <w:p>
+            <w:pPr>
+              <w:rPr>
+                <w:sz w:val="21"/>
+                <w:szCs w:val="21"/>
+              </w:rPr>
+            </w:pPr>
+            <w:r>
+              <w:rPr>
+                <w:sz w:val="21"/>
+                <w:szCs w:val="21"/>
+              </w:rPr>
+              <w:t xml:space="preserve">                          </w:t>
+            </w:r>
+            <w:r>
+              <w:rPr>
+                <w:sz w:val="21"/>
+                <w:szCs w:val="21"/>
+              </w:rPr>
+              <w:t>UINT32 sourceLen,</w:t>
+            </w:r>
+          </w:p>
+          <w:p>
+            <w:pPr>
+              <w:rPr>
+                <w:sz w:val="21"/>
+                <w:szCs w:val="21"/>
+              </w:rPr>
+            </w:pPr>
+            <w:r>
+              <w:rPr>
+                <w:sz w:val="21"/>
+                <w:szCs w:val="21"/>
+              </w:rPr>
+              <w:t xml:space="preserve">                          UINT32 &amp;length)</w:t>
+            </w:r>
+            <w:r>
+              <w:rPr>
+                <w:sz w:val="21"/>
+                <w:szCs w:val="21"/>
+              </w:rPr>
+              <w:t xml:space="preserve"> ;</w:t>
+            </w:r>
+          </w:p>
+          <w:p>
+            <w:pPr>
+              <w:rPr>
+                <w:sz w:val="21"/>
+                <w:szCs w:val="21"/>
+              </w:rPr>
+            </w:pPr>
+            <w:r>
+              <w:rPr>
+                <w:rFonts w:hint="eastAsia"/>
+                <w:sz w:val="21"/>
+                <w:szCs w:val="21"/>
+              </w:rPr>
+              <w:t xml:space="preserve">INT32 </w:t>
+            </w:r>
+            <w:r>
+              <w:rPr>
+                <w:rFonts w:hint="eastAsia"/>
+                <w:sz w:val="21"/>
+                <w:szCs w:val="21"/>
+              </w:rPr>
+              <w:t>de</w:t>
+            </w:r>
+            <w:r>
+              <w:rPr>
+                <w:rFonts w:hint="eastAsia"/>
+                <w:sz w:val="21"/>
+                <w:szCs w:val="21"/>
+              </w:rPr>
+              <w:t xml:space="preserve">compress( const CHAR *source, </w:t>
+            </w:r>
+          </w:p>
+          <w:p>
+            <w:pPr>
+              <w:rPr>
+                <w:sz w:val="21"/>
+                <w:szCs w:val="21"/>
+              </w:rPr>
+            </w:pPr>
+            <w:r>
+              <w:rPr>
+                <w:sz w:val="21"/>
+                <w:szCs w:val="21"/>
+              </w:rPr>
+              <w:t xml:space="preserve">                  </w:t>
+            </w:r>
+            <w:r>
+              <w:rPr>
+                <w:rFonts w:hint="eastAsia"/>
+                <w:sz w:val="21"/>
+                <w:szCs w:val="21"/>
+              </w:rPr>
+              <w:t xml:space="preserve">UINT32 sourceLen, </w:t>
+            </w:r>
+          </w:p>
+          <w:p>
+            <w:pPr>
+              <w:rPr>
+                <w:sz w:val="21"/>
+                <w:szCs w:val="21"/>
+              </w:rPr>
+            </w:pPr>
+            <w:r>
+              <w:rPr>
+                <w:sz w:val="21"/>
+                <w:szCs w:val="21"/>
+              </w:rPr>
+              <w:t xml:space="preserve">                  </w:t>
+            </w:r>
+            <w:r>
+              <w:rPr>
+                <w:rFonts w:hint="eastAsia"/>
+                <w:sz w:val="21"/>
+                <w:szCs w:val="21"/>
+              </w:rPr>
+              <w:t>CHAR *dest,</w:t>
+            </w:r>
+          </w:p>
+          <w:p>
+            <w:pPr>
+              <w:rPr>
+                <w:sz w:val="21"/>
+                <w:szCs w:val="21"/>
+              </w:rPr>
+            </w:pPr>
+            <w:r>
+              <w:rPr>
+                <w:sz w:val="21"/>
+                <w:szCs w:val="21"/>
+              </w:rPr>
+              <w:t xml:space="preserve">                 </w:t>
+            </w:r>
+            <w:r>
+              <w:rPr>
+                <w:rFonts w:hint="eastAsia"/>
+                <w:sz w:val="21"/>
+                <w:szCs w:val="21"/>
+              </w:rPr>
+              <w:t xml:space="preserve"> UINT32 </w:t>
             </w:r>
             <w:r>
               <w:rPr>
@@ -2453,15 +2955,6 @@
         <w:rPr>
           <w:rFonts w:hint="eastAsia"/>
         </w:rPr>
-        <w:t>compress( const CHAR *source, UINT32 sourceLen, CHAR *dest, UINT32 destLen, const utilDictionary *dictionary = NULL ) ;</w:t>
-      </w:r>
-    </w:p>
-    <w:p/>
-    <w:p>
-      <w:r>
-        <w:rPr>
-          <w:rFonts w:hint="eastAsia"/>
-        </w:rPr>
         <w:t>调用压缩器的接口进行压缩</w:t>
       </w:r>
       <w:r>
@@ -2542,7 +3035,6 @@
         <w:rPr>
           <w:rFonts w:hint="eastAsia"/>
         </w:rPr>
-        <w:lastRenderedPageBreak/>
         <w:t>提高字典项的有效性，获得压缩比更好的编码</w:t>
       </w:r>
     </w:p>
@@ -2566,8 +3058,8 @@
       <w:pPr>
         <w:jc w:val="left"/>
       </w:pPr>
-      <w:bookmarkStart w:id="2" w:name="_GoBack"/>
-      <w:bookmarkEnd w:id="2"/>
+      <w:bookmarkStart w:id="0" w:name="_GoBack"/>
+      <w:bookmarkEnd w:id="0"/>
       <w:r>
         <w:rPr>
           <w:rFonts w:hint="eastAsia"/>
@@ -2670,7 +3162,6 @@
           <w:p>
             <w:pPr>
               <w:rPr>
-                <w:rFonts w:hint="eastAsia"/>
                 <w:b/>
               </w:rPr>
             </w:pPr>
@@ -2686,51 +3177,6 @@
                 <w:b/>
               </w:rPr>
               <w:t>) * n</w:t>
-            </w:r>
-          </w:p>
-          <w:p>
-            <w:pPr>
-              <w:rPr>
-                <w:rFonts w:hint="eastAsia"/>
-                <w:b/>
-              </w:rPr>
-            </w:pPr>
-          </w:p>
-          <w:p>
-            <w:pPr>
-              <w:rPr>
-                <w:rFonts w:hint="eastAsia"/>
-                <w:b/>
-              </w:rPr>
-            </w:pPr>
-          </w:p>
-          <w:p>
-            <w:pPr>
-              <w:rPr>
-                <w:rFonts w:hint="eastAsia"/>
-                <w:b/>
-              </w:rPr>
-            </w:pPr>
-            <w:r>
-              <w:rPr>
-                <w:rFonts w:hint="eastAsia"/>
-                <w:b/>
-              </w:rPr>
-              <w:t>100 * 50</w:t>
-            </w:r>
-          </w:p>
-          <w:p>
-            <w:pPr>
-              <w:rPr>
-                <w:b/>
-              </w:rPr>
-            </w:pPr>
-            <w:r>
-              <w:rPr>
-                <w:rFonts w:hint="eastAsia"/>
-                <w:b/>
-              </w:rPr>
-              <w:t>1000 * 2</w:t>
             </w:r>
           </w:p>
         </w:tc>
@@ -2871,21 +3317,7 @@
         <w:rPr>
           <w:rFonts w:hint="eastAsia"/>
         </w:rPr>
-        <w:t>几个范围，并最终在编码的时候在前面加两位来标</w:t>
-      </w:r>
-      <w:commentRangeStart w:id="3"/>
-      <w:r>
-        <w:rPr>
-          <w:rFonts w:hint="eastAsia"/>
-        </w:rPr>
-        <w:t>识其编码长度</w:t>
-      </w:r>
-      <w:commentRangeEnd w:id="3"/>
-      <w:r>
-        <w:rPr>
-          <w:rStyle w:val="CommentReference"/>
-        </w:rPr>
-        <w:commentReference w:id="3"/>
+        <w:t>几个范围，并最终在编码的时候在前面加两位来标识其编码长度</w:t>
       </w:r>
     </w:p>
     <w:tbl>
@@ -2926,7 +3358,6 @@
             <w:pPr>
               <w:jc w:val="center"/>
             </w:pPr>
-            <w:commentRangeStart w:id="4"/>
             <w:r>
               <w:rPr>
                 <w:rFonts w:hint="eastAsia"/>
@@ -2980,13 +3411,6 @@
                 <w:rFonts w:hint="eastAsia"/>
               </w:rPr>
               <w:t>11</w:t>
-            </w:r>
-            <w:commentRangeEnd w:id="4"/>
-            <w:r>
-              <w:rPr>
-                <w:rStyle w:val="CommentReference"/>
-              </w:rPr>
-              <w:commentReference w:id="4"/>
             </w:r>
           </w:p>
         </w:tc>
@@ -3187,6 +3611,11 @@
       </w:tr>
     </w:tbl>
     <w:p>
+      <w:pPr>
+        <w:rPr>
+          <w:rFonts w:hint="eastAsia"/>
+        </w:rPr>
+      </w:pPr>
       <w:r>
         <w:rPr>
           <w:rFonts w:hint="eastAsia"/>
@@ -3194,6 +3623,140 @@
         <w:t>在解压时，先读取前两个位，识别其编码长度，然后按识别出的长度来读取后面的编码进行解码。</w:t>
       </w:r>
     </w:p>
+    <w:p>
+      <w:pPr>
+        <w:rPr>
+          <w:rFonts w:hint="eastAsia"/>
+        </w:rPr>
+      </w:pPr>
+    </w:p>
+    <w:p>
+      <w:pPr>
+        <w:pStyle w:val="ListParagraph"/>
+        <w:numPr>
+          <w:ilvl w:val="0"/>
+          <w:numId w:val="32"/>
+        </w:numPr>
+        <w:ind w:firstLineChars="0"/>
+        <w:jc w:val="left"/>
+        <w:rPr>
+          <w:rFonts w:hint="eastAsia"/>
+        </w:rPr>
+      </w:pPr>
+      <w:r>
+        <w:rPr>
+          <w:rFonts w:hint="eastAsia"/>
+        </w:rPr>
+        <w:t>压缩数据结构</w:t>
+      </w:r>
+    </w:p>
+    <w:p>
+      <w:pPr>
+        <w:jc w:val="left"/>
+        <w:rPr>
+          <w:rFonts w:hint="eastAsia"/>
+        </w:rPr>
+      </w:pPr>
+      <w:r>
+        <w:rPr>
+          <w:rFonts w:hint="eastAsia"/>
+        </w:rPr>
+        <w:t>压缩后的数据也包括头部和数据两部分。</w:t>
+      </w:r>
+    </w:p>
+    <w:p>
+      <w:pPr>
+        <w:jc w:val="left"/>
+        <w:rPr>
+          <w:rFonts w:hint="eastAsia"/>
+        </w:rPr>
+      </w:pPr>
+      <w:r>
+        <w:rPr>
+          <w:rFonts w:hint="eastAsia"/>
+        </w:rPr>
+        <w:t>头部中包含压缩前长度（</w:t>
+      </w:r>
+      <w:r>
+        <w:rPr>
+          <w:rFonts w:hint="eastAsia"/>
+        </w:rPr>
+        <w:t>4</w:t>
+      </w:r>
+      <w:r>
+        <w:rPr>
+          <w:rFonts w:hint="eastAsia"/>
+        </w:rPr>
+        <w:t>字节）</w:t>
+      </w:r>
+      <w:r>
+        <w:rPr>
+          <w:rFonts w:hint="eastAsia"/>
+        </w:rPr>
+        <w:t>，其中可以拆出几位用来表示压缩相关的信息，如使用的编码方式、字典编号等。</w:t>
+      </w:r>
+    </w:p>
+    <w:p>
+      <w:pPr>
+        <w:jc w:val="left"/>
+        <w:rPr>
+          <w:rFonts w:hint="eastAsia"/>
+        </w:rPr>
+      </w:pPr>
+      <w:r>
+        <w:rPr>
+          <w:rFonts w:hint="eastAsia"/>
+        </w:rPr>
+        <w:t>（使用字典编号，可支持使用多字典，一个集合中可存在多个字典，每个字典有一个集合中唯一的编号，只要拿到对应字典的指针，即可传递给压缩函数）。</w:t>
+      </w:r>
+    </w:p>
+    <w:p>
+      <w:pPr>
+        <w:jc w:val="left"/>
+        <w:rPr>
+          <w:rFonts w:hint="eastAsia"/>
+        </w:rPr>
+      </w:pPr>
+    </w:p>
+    <w:p>
+      <w:pPr>
+        <w:rPr>
+          <w:rFonts w:hint="eastAsia"/>
+        </w:rPr>
+      </w:pPr>
+    </w:p>
+    <w:p>
+      <w:r>
+        <w:rPr>
+          <w:rFonts w:hint="eastAsia"/>
+        </w:rPr>
+        <w:t>实际测试时，跟踪一下不压缩数据的出现比例，如果比较大，可将</w:t>
+      </w:r>
+      <w:r>
+        <w:rPr>
+          <w:rFonts w:hint="eastAsia"/>
+        </w:rPr>
+        <w:t>00</w:t>
+      </w:r>
+      <w:r>
+        <w:rPr>
+          <w:rFonts w:hint="eastAsia"/>
+        </w:rPr>
+        <w:t>用于标识未压缩，这样不压缩的单个字符占用为</w:t>
+      </w:r>
+      <w:r>
+        <w:rPr>
+          <w:rFonts w:hint="eastAsia"/>
+        </w:rPr>
+        <w:t>10bit</w:t>
+      </w:r>
+      <w:r>
+        <w:rPr>
+          <w:rFonts w:hint="eastAsia"/>
+        </w:rPr>
+        <w:t>。如果出现的比例非常小，则不用此方式。</w:t>
+      </w:r>
+    </w:p>
     <w:p/>
     <w:p>
       <w:r>
@@ -3211,7 +3774,46 @@
         <w:t>变长编码会增加编码、解码的复杂度，会对性能有一定影响。</w:t>
       </w:r>
     </w:p>
-    <w:p/>
+    <w:p>
+      <w:pPr>
+        <w:rPr>
+          <w:rFonts w:hint="eastAsia"/>
+        </w:rPr>
+      </w:pPr>
+    </w:p>
+    <w:p>
+      <w:pPr>
+        <w:rPr>
+          <w:rFonts w:hint="eastAsia"/>
+        </w:rPr>
+      </w:pPr>
+      <w:r>
+        <w:rPr>
+          <w:rFonts w:hint="eastAsia"/>
+        </w:rPr>
+        <w:t>压缩策略：</w:t>
+      </w:r>
+    </w:p>
+    <w:p>
+      <w:r>
+        <w:rPr>
+          <w:rFonts w:hint="eastAsia"/>
+        </w:rPr>
+        <w:t>当记录中被压缩数据的压缩率达不到</w:t>
+      </w:r>
+      <w:r>
+        <w:rPr>
+          <w:rFonts w:hint="eastAsia"/>
+        </w:rPr>
+        <w:t>80%</w:t>
+      </w:r>
+      <w:r>
+        <w:rPr>
+          <w:rFonts w:hint="eastAsia"/>
+        </w:rPr>
+        <w:t>时，放弃压缩，存储原始数据，因为压缩效果不好，反而还要带来压缩和解压的性能损失，不划算。</w:t>
+      </w:r>
+    </w:p>
     <w:p>
       <w:pPr>
         <w:pStyle w:val="Heading3"/>
@@ -3296,38 +3898,38 @@
         <w:rPr>
           <w:rFonts w:hint="eastAsia"/>
         </w:rPr>
-        <w:t>没</w:t>
+        <w:t>没有统一到抽象的</w:t>
+      </w:r>
+      <w:r>
+        <w:rPr>
+          <w:rFonts w:hint="eastAsia"/>
+        </w:rPr>
+        <w:t>compressor</w:t>
+      </w:r>
+      <w:r>
+        <w:rPr>
+          <w:rFonts w:hint="eastAsia"/>
+        </w:rPr>
+        <w:t>结构层次中，导致在</w:t>
+      </w:r>
+      <w:r>
+        <w:rPr>
+          <w:rFonts w:hint="eastAsia"/>
+        </w:rPr>
+        <w:t>dms</w:t>
+      </w:r>
+      <w:r>
+        <w:rPr>
+          <w:rFonts w:hint="eastAsia"/>
+        </w:rPr>
+        <w:t>层还要根据不同的压</w:t>
       </w:r>
       <w:r>
         <w:rPr>
           <w:rFonts w:hint="eastAsia"/>
         </w:rPr>
         <w:lastRenderedPageBreak/>
-        <w:t>有统一到抽象的</w:t>
-      </w:r>
-      <w:r>
-        <w:rPr>
-          <w:rFonts w:hint="eastAsia"/>
-        </w:rPr>
-        <w:t>compressor</w:t>
-      </w:r>
-      <w:r>
-        <w:rPr>
-          <w:rFonts w:hint="eastAsia"/>
-        </w:rPr>
-        <w:t>结构层次中，导致在</w:t>
-      </w:r>
-      <w:r>
-        <w:rPr>
-          <w:rFonts w:hint="eastAsia"/>
-        </w:rPr>
-        <w:t>dms</w:t>
-      </w:r>
-      <w:r>
-        <w:rPr>
-          <w:rFonts w:hint="eastAsia"/>
-        </w:rPr>
-        <w:t>层还要根据不同的压缩类型</w:t>
+        <w:t>缩类型</w:t>
       </w:r>
       <w:r>
         <w:rPr>
@@ -3665,7 +4267,6 @@
         <w:rPr>
           <w:rFonts w:hint="eastAsia"/>
         </w:rPr>
-        <w:lastRenderedPageBreak/>
         <w:t>图</w:t>
       </w:r>
       <w:r>
@@ -3697,6 +4298,7 @@
         <w:rPr>
           <w:rFonts w:hint="eastAsia"/>
         </w:rPr>
+        <w:lastRenderedPageBreak/>
         <w:t>解压流程如图</w:t>
       </w:r>
       <w:r>
@@ -4075,14 +4677,14 @@
               <w:rPr>
                 <w:rFonts w:hint="eastAsia"/>
               </w:rPr>
-              <w:t>确认取出来的数据的正确性（可通过输出识别，也可</w:t>
+              <w:t>确认取出来的数据的正确性（可通过输出识别，也可通过与在老版本</w:t>
             </w:r>
             <w:r>
               <w:rPr>
                 <w:rFonts w:hint="eastAsia"/>
               </w:rPr>
               <w:lastRenderedPageBreak/>
-              <w:t>通过与在老版本上的操作结果进行对比</w:t>
+              <w:t>上的操作结果进行对比</w:t>
             </w:r>
           </w:p>
         </w:tc>
@@ -4574,479 +5176,6 @@
 </w:document>
 </file>
 
-<file path=word/comments.xml><?xml version="1.0" encoding="utf-8"?>
-<w:comments xmlns:ve="http://schemas.openxmlformats.org/markup-compatibility/2006" xmlns:o="urn:schemas-microsoft-com:office:office" xmlns:r="http://schemas.openxmlformats.org/officeDocument/2006/relationships" xmlns:m="http://schemas.openxmlformats.org/officeDocument/2006/math" xmlns:v="urn:schemas-microsoft-com:vml" xmlns:wp="http://schemas.openxmlformats.org/drawingml/2006/wordprocessingDrawing" xmlns:w10="urn:schemas-microsoft-com:office:word" xmlns:w="http://schemas.openxmlformats.org/wordprocessingml/2006/main" xmlns:wne="http://schemas.microsoft.com/office/word/2006/wordml">
-  <w:comment w:id="0" w:author="yangshangde" w:date="2016-03-18T15:54:00Z" w:initials="y">
-    <w:p>
-      <w:pPr>
-        <w:pStyle w:val="CommentText"/>
-        <w:rPr>
-          <w:rFonts w:hint="eastAsia"/>
-        </w:rPr>
-      </w:pPr>
-      <w:r>
-        <w:rPr>
-          <w:rStyle w:val="CommentReference"/>
-        </w:rPr>
-        <w:annotationRef/>
-      </w:r>
-      <w:r>
-        <w:rPr>
-          <w:rFonts w:hint="eastAsia"/>
-        </w:rPr>
-        <w:t>字典头上保存</w:t>
-      </w:r>
-      <w:r>
-        <w:rPr>
-          <w:rFonts w:hint="eastAsia"/>
-        </w:rPr>
-        <w:t>type</w:t>
-      </w:r>
-      <w:r>
-        <w:rPr>
-          <w:rFonts w:hint="eastAsia"/>
-        </w:rPr>
-        <w:t>和</w:t>
-      </w:r>
-      <w:r>
-        <w:rPr>
-          <w:rFonts w:hint="eastAsia"/>
-        </w:rPr>
-        <w:t>version</w:t>
-      </w:r>
-      <w:r>
-        <w:rPr>
-          <w:rFonts w:hint="eastAsia"/>
-        </w:rPr>
-        <w:t>，以及预留以后修改</w:t>
-      </w:r>
-      <w:r>
-        <w:rPr>
-          <w:rFonts w:hint="eastAsia"/>
-        </w:rPr>
-        <w:t>。</w:t>
-      </w:r>
-    </w:p>
-    <w:p>
-      <w:pPr>
-        <w:pStyle w:val="CommentText"/>
-        <w:rPr>
-          <w:rFonts w:hint="eastAsia"/>
-        </w:rPr>
-      </w:pPr>
-      <w:r>
-        <w:rPr>
-          <w:rFonts w:hint="eastAsia"/>
-        </w:rPr>
-        <w:t>解压串表优化：逆序紧凑排列</w:t>
-      </w:r>
-      <w:r>
-        <w:rPr>
-          <w:rFonts w:hint="eastAsia"/>
-        </w:rPr>
-        <w:t>（利用</w:t>
-      </w:r>
-      <w:r>
-        <w:rPr>
-          <w:rFonts w:hint="eastAsia"/>
-        </w:rPr>
-        <w:t>CPU</w:t>
-      </w:r>
-      <w:r>
-        <w:rPr>
-          <w:rFonts w:hint="eastAsia"/>
-        </w:rPr>
-        <w:t>预取特性）</w:t>
-      </w:r>
-    </w:p>
-    <w:p>
-      <w:pPr>
-        <w:pStyle w:val="CommentText"/>
-        <w:rPr>
-          <w:rFonts w:hint="eastAsia"/>
-        </w:rPr>
-      </w:pPr>
-      <w:r>
-        <w:rPr>
-          <w:rFonts w:hint="eastAsia"/>
-        </w:rPr>
-        <w:t>预计每个编码对应</w:t>
-      </w:r>
-      <w:r>
-        <w:rPr>
-          <w:rFonts w:hint="eastAsia"/>
-        </w:rPr>
-        <w:t>16</w:t>
-      </w:r>
-      <w:r>
-        <w:rPr>
-          <w:rFonts w:hint="eastAsia"/>
-        </w:rPr>
-        <w:t>字节</w:t>
-      </w:r>
-    </w:p>
-    <w:p>
-      <w:pPr>
-        <w:pStyle w:val="CommentText"/>
-        <w:rPr>
-          <w:rFonts w:hint="eastAsia"/>
-        </w:rPr>
-      </w:pPr>
-    </w:p>
-    <w:p>
-      <w:pPr>
-        <w:pStyle w:val="CommentText"/>
-        <w:rPr>
-          <w:rFonts w:hint="eastAsia"/>
-        </w:rPr>
-      </w:pPr>
-      <w:r>
-        <w:rPr>
-          <w:rFonts w:hint="eastAsia"/>
-        </w:rPr>
-        <w:t>解压时的前缀标识可使用</w:t>
-      </w:r>
-      <w:r>
-        <w:rPr>
-          <w:rFonts w:hint="eastAsia"/>
-        </w:rPr>
-        <w:t>1</w:t>
-      </w:r>
-      <w:r>
-        <w:rPr>
-          <w:rFonts w:hint="eastAsia"/>
-        </w:rPr>
-        <w:t>个字节（偏移）或者</w:t>
-      </w:r>
-      <w:r>
-        <w:rPr>
-          <w:rFonts w:hint="eastAsia"/>
-        </w:rPr>
-        <w:t>1</w:t>
-      </w:r>
-      <w:r>
-        <w:rPr>
-          <w:rFonts w:hint="eastAsia"/>
-        </w:rPr>
-        <w:t>个</w:t>
-      </w:r>
-      <w:r>
-        <w:rPr>
-          <w:rFonts w:hint="eastAsia"/>
-        </w:rPr>
-        <w:t>bit</w:t>
-      </w:r>
-      <w:r>
-        <w:rPr>
-          <w:rFonts w:hint="eastAsia"/>
-        </w:rPr>
-        <w:t>（标识是否是同级还是前缀），然后顺序扫描</w:t>
-      </w:r>
-    </w:p>
-    <w:p>
-      <w:pPr>
-        <w:pStyle w:val="CommentText"/>
-        <w:rPr>
-          <w:rFonts w:hint="eastAsia"/>
-        </w:rPr>
-      </w:pPr>
-    </w:p>
-    <w:p>
-      <w:pPr>
-        <w:pStyle w:val="CommentText"/>
-        <w:rPr>
-          <w:rFonts w:hint="eastAsia"/>
-        </w:rPr>
-      </w:pPr>
-    </w:p>
-    <w:p>
-      <w:pPr>
-        <w:pStyle w:val="CommentText"/>
-        <w:rPr>
-          <w:rFonts w:hint="eastAsia"/>
-        </w:rPr>
-      </w:pPr>
-    </w:p>
-    <w:p>
-      <w:pPr>
-        <w:pStyle w:val="CommentText"/>
-        <w:rPr>
-          <w:rFonts w:hint="eastAsia"/>
-        </w:rPr>
-      </w:pPr>
-      <w:r>
-        <w:rPr>
-          <w:rFonts w:hint="eastAsia"/>
-        </w:rPr>
-        <w:t>字典头做成一个</w:t>
-      </w:r>
-      <w:r>
-        <w:rPr>
-          <w:rFonts w:hint="eastAsia"/>
-        </w:rPr>
-        <w:t>bson</w:t>
-      </w:r>
-      <w:r>
-        <w:rPr>
-          <w:rFonts w:hint="eastAsia"/>
-        </w:rPr>
-        <w:t>结构，方便编码和解码以及扩展。</w:t>
-      </w:r>
-    </w:p>
-    <w:p>
-      <w:pPr>
-        <w:pStyle w:val="CommentText"/>
-        <w:rPr>
-          <w:rFonts w:hint="eastAsia"/>
-        </w:rPr>
-      </w:pPr>
-    </w:p>
-    <w:p>
-      <w:pPr>
-        <w:pStyle w:val="CommentText"/>
-        <w:rPr>
-          <w:rFonts w:hint="eastAsia"/>
-        </w:rPr>
-      </w:pPr>
-    </w:p>
-    <w:p>
-      <w:pPr>
-        <w:pStyle w:val="CommentText"/>
-        <w:rPr>
-          <w:rFonts w:hint="eastAsia"/>
-        </w:rPr>
-      </w:pPr>
-      <w:r>
-        <w:rPr>
-          <w:rFonts w:hint="eastAsia"/>
-        </w:rPr>
-        <w:t>指标参考：</w:t>
-      </w:r>
-    </w:p>
-    <w:p>
-      <w:pPr>
-        <w:pStyle w:val="CommentText"/>
-        <w:rPr>
-          <w:rFonts w:hint="eastAsia"/>
-        </w:rPr>
-      </w:pPr>
-      <w:r>
-        <w:rPr>
-          <w:rFonts w:hint="eastAsia"/>
-        </w:rPr>
-        <w:t>压缩率指标：</w:t>
-      </w:r>
-    </w:p>
-    <w:p>
-      <w:pPr>
-        <w:pStyle w:val="CommentText"/>
-        <w:rPr>
-          <w:rFonts w:hint="eastAsia"/>
-        </w:rPr>
-      </w:pPr>
-      <w:r>
-        <w:rPr>
-          <w:rFonts w:hint="eastAsia"/>
-        </w:rPr>
-        <w:t>40%</w:t>
-      </w:r>
-    </w:p>
-    <w:p>
-      <w:pPr>
-        <w:pStyle w:val="CommentText"/>
-        <w:rPr>
-          <w:rFonts w:hint="eastAsia"/>
-        </w:rPr>
-      </w:pPr>
-      <w:r>
-        <w:rPr>
-          <w:rFonts w:hint="eastAsia"/>
-        </w:rPr>
-        <w:t>性能损耗：</w:t>
-      </w:r>
-    </w:p>
-    <w:p>
-      <w:pPr>
-        <w:pStyle w:val="CommentText"/>
-      </w:pPr>
-      <w:r>
-        <w:rPr>
-          <w:rFonts w:hint="eastAsia"/>
-        </w:rPr>
-        <w:t>20%</w:t>
-      </w:r>
-      <w:r>
-        <w:rPr>
-          <w:rFonts w:hint="eastAsia"/>
-        </w:rPr>
-        <w:t>以内</w:t>
-      </w:r>
-    </w:p>
-  </w:comment>
-  <w:comment w:id="1" w:author="yangshangde" w:date="2016-03-18T15:16:00Z" w:initials="y">
-    <w:p>
-      <w:pPr>
-        <w:pStyle w:val="CommentText"/>
-        <w:rPr>
-          <w:rFonts w:hint="eastAsia"/>
-        </w:rPr>
-      </w:pPr>
-      <w:r>
-        <w:rPr>
-          <w:rStyle w:val="CommentReference"/>
-        </w:rPr>
-        <w:annotationRef/>
-      </w:r>
-      <w:r>
-        <w:rPr>
-          <w:rFonts w:hint="eastAsia"/>
-        </w:rPr>
-        <w:t>通用接口保留，但</w:t>
-      </w:r>
-    </w:p>
-    <w:p>
-      <w:pPr>
-        <w:pStyle w:val="CommentText"/>
-        <w:rPr>
-          <w:rFonts w:hint="eastAsia"/>
-        </w:rPr>
-      </w:pPr>
-    </w:p>
-    <w:p>
-      <w:pPr>
-        <w:pStyle w:val="CommentText"/>
-      </w:pPr>
-      <w:r>
-        <w:rPr>
-          <w:rFonts w:hint="eastAsia"/>
-        </w:rPr>
-        <w:t>压缩策略调整：需要压缩比达到一定的阈值才压缩（如</w:t>
-      </w:r>
-      <w:r>
-        <w:rPr>
-          <w:rFonts w:hint="eastAsia"/>
-        </w:rPr>
-        <w:t>80%</w:t>
-      </w:r>
-      <w:r>
-        <w:rPr>
-          <w:rFonts w:hint="eastAsia"/>
-        </w:rPr>
-        <w:t>以上），而不是只要比原串短就压缩，会带来解压开销。</w:t>
-      </w:r>
-    </w:p>
-  </w:comment>
-  <w:comment w:id="3" w:author="yangshangde" w:date="2016-03-18T15:27:00Z" w:initials="y">
-    <w:p>
-      <w:pPr>
-        <w:pStyle w:val="CommentText"/>
-        <w:rPr>
-          <w:rFonts w:hint="eastAsia"/>
-        </w:rPr>
-      </w:pPr>
-      <w:r>
-        <w:rPr>
-          <w:rStyle w:val="CommentReference"/>
-        </w:rPr>
-        <w:annotationRef/>
-      </w:r>
-      <w:r>
-        <w:rPr>
-          <w:rFonts w:hint="eastAsia"/>
-        </w:rPr>
-        <w:t>在压缩后的数据当前表示长度的</w:t>
-      </w:r>
-      <w:r>
-        <w:rPr>
-          <w:rFonts w:hint="eastAsia"/>
-        </w:rPr>
-        <w:t>4</w:t>
-      </w:r>
-      <w:r>
-        <w:rPr>
-          <w:rFonts w:hint="eastAsia"/>
-        </w:rPr>
-        <w:t>个字节，拆出</w:t>
-      </w:r>
-      <w:r>
-        <w:rPr>
-          <w:rFonts w:hint="eastAsia"/>
-        </w:rPr>
-        <w:t>4bit</w:t>
-      </w:r>
-      <w:r>
-        <w:rPr>
-          <w:rFonts w:hint="eastAsia"/>
-        </w:rPr>
-        <w:t>来存储压缩相关信息，如是否使用变长编码等，为以后扩展预留</w:t>
-      </w:r>
-    </w:p>
-    <w:p>
-      <w:pPr>
-        <w:pStyle w:val="CommentText"/>
-        <w:rPr>
-          <w:rFonts w:hint="eastAsia"/>
-        </w:rPr>
-      </w:pPr>
-    </w:p>
-    <w:p>
-      <w:pPr>
-        <w:pStyle w:val="CommentText"/>
-      </w:pPr>
-      <w:r>
-        <w:rPr>
-          <w:rFonts w:hint="eastAsia"/>
-        </w:rPr>
-        <w:t>字典头信息完善，需要保证能扩展、重用等。</w:t>
-      </w:r>
-    </w:p>
-  </w:comment>
-  <w:comment w:id="4" w:author="yangshangde" w:date="2016-03-18T15:46:00Z" w:initials="y">
-    <w:p>
-      <w:pPr>
-        <w:pStyle w:val="CommentText"/>
-      </w:pPr>
-      <w:r>
-        <w:rPr>
-          <w:rStyle w:val="CommentReference"/>
-        </w:rPr>
-        <w:annotationRef/>
-      </w:r>
-      <w:r>
-        <w:rPr>
-          <w:rFonts w:hint="eastAsia"/>
-        </w:rPr>
-        <w:t>关注一下未压缩数据的出现概率，如果出现概率不是很低，可考虑使用</w:t>
-      </w:r>
-      <w:r>
-        <w:rPr>
-          <w:rFonts w:hint="eastAsia"/>
-        </w:rPr>
-        <w:t>00</w:t>
-      </w:r>
-      <w:r>
-        <w:rPr>
-          <w:rFonts w:hint="eastAsia"/>
-        </w:rPr>
-        <w:t>来表示未压缩，这样每个未压缩字符为</w:t>
-      </w:r>
-      <w:r>
-        <w:rPr>
-          <w:rFonts w:hint="eastAsia"/>
-        </w:rPr>
-        <w:t>10bit</w:t>
-      </w:r>
-      <w:r>
-        <w:rPr>
-          <w:rFonts w:hint="eastAsia"/>
-        </w:rPr>
-        <w:t>。</w:t>
-      </w:r>
-    </w:p>
-  </w:comment>
-</w:comments>
-</file>
-
 <file path=word/endnotes.xml><?xml version="1.0" encoding="utf-8"?>
 <w:endnotes xmlns:ve="http://schemas.openxmlformats.org/markup-compatibility/2006" xmlns:o="urn:schemas-microsoft-com:office:office" xmlns:r="http://schemas.openxmlformats.org/officeDocument/2006/relationships" xmlns:m="http://schemas.openxmlformats.org/officeDocument/2006/math" xmlns:v="urn:schemas-microsoft-com:vml" xmlns:wp="http://schemas.openxmlformats.org/drawingml/2006/wordprocessingDrawing" xmlns:w10="urn:schemas-microsoft-com:office:word" xmlns:w="http://schemas.openxmlformats.org/wordprocessingml/2006/main" xmlns:wne="http://schemas.microsoft.com/office/word/2006/wordml">
   <w:endnote w:type="separator" w:id="0">
@@ -5266,6 +5395,119 @@
     </w:lvl>
   </w:abstractNum>
   <w:abstractNum w:abstractNumId="2">
+    <w:nsid w:val="0944315F"/>
+    <w:multiLevelType w:val="hybridMultilevel"/>
+    <w:tmpl w:val="70FA859C"/>
+    <w:lvl w:ilvl="0" w:tplc="04090001">
+      <w:start w:val="1"/>
+      <w:numFmt w:val="bullet"/>
+      <w:lvlText w:val=""/>
+      <w:lvlJc w:val="left"/>
+      <w:pPr>
+        <w:ind w:left="420" w:hanging="420"/>
+      </w:pPr>
+      <w:rPr>
+        <w:rFonts w:ascii="Wingdings" w:hAnsi="Wingdings" w:hint="default"/>
+      </w:rPr>
+    </w:lvl>
+    <w:lvl w:ilvl="1" w:tplc="04090003" w:tentative="1">
+      <w:start w:val="1"/>
+      <w:numFmt w:val="bullet"/>
+      <w:lvlText w:val=""/>
+      <w:lvlJc w:val="left"/>
+      <w:pPr>
+        <w:ind w:left="840" w:hanging="420"/>
+      </w:pPr>
+      <w:rPr>
+        <w:rFonts w:ascii="Wingdings" w:hAnsi="Wingdings" w:hint="default"/>
+      </w:rPr>
+    </w:lvl>
+    <w:lvl w:ilvl="2" w:tplc="04090005" w:tentative="1">
+      <w:start w:val="1"/>
+      <w:numFmt w:val="bullet"/>
+      <w:lvlText w:val=""/>
+      <w:lvlJc w:val="left"/>
+      <w:pPr>
+        <w:ind w:left="1260" w:hanging="420"/>
+      </w:pPr>
+      <w:rPr>
+        <w:rFonts w:ascii="Wingdings" w:hAnsi="Wingdings" w:hint="default"/>
+      </w:rPr>
+    </w:lvl>
+    <w:lvl w:ilvl="3" w:tplc="04090001" w:tentative="1">
+      <w:start w:val="1"/>
+      <w:numFmt w:val="bullet"/>
+      <w:lvlText w:val=""/>
+      <w:lvlJc w:val="left"/>
+      <w:pPr>
+        <w:ind w:left="1680" w:hanging="420"/>
+      </w:pPr>
+      <w:rPr>
+        <w:rFonts w:ascii="Wingdings" w:hAnsi="Wingdings" w:hint="default"/>
+      </w:rPr>
+    </w:lvl>
+    <w:lvl w:ilvl="4" w:tplc="04090003" w:tentative="1">
+      <w:start w:val="1"/>
+      <w:numFmt w:val="bullet"/>
+      <w:lvlText w:val=""/>
+      <w:lvlJc w:val="left"/>
+      <w:pPr>
+        <w:ind w:left="2100" w:hanging="420"/>
+      </w:pPr>
+      <w:rPr>
+        <w:rFonts w:ascii="Wingdings" w:hAnsi="Wingdings" w:hint="default"/>
+      </w:rPr>
+    </w:lvl>
+    <w:lvl w:ilvl="5" w:tplc="04090005" w:tentative="1">
+      <w:start w:val="1"/>
+      <w:numFmt w:val="bullet"/>
+      <w:lvlText w:val=""/>
+      <w:lvlJc w:val="left"/>
+      <w:pPr>
+        <w:ind w:left="2520" w:hanging="420"/>
+      </w:pPr>
+      <w:rPr>
+        <w:rFonts w:ascii="Wingdings" w:hAnsi="Wingdings" w:hint="default"/>
+      </w:rPr>
+    </w:lvl>
+    <w:lvl w:ilvl="6" w:tplc="04090001" w:tentative="1">
+      <w:start w:val="1"/>
+      <w:numFmt w:val="bullet"/>
+      <w:lvlText w:val=""/>
+      <w:lvlJc w:val="left"/>
+      <w:pPr>
+        <w:ind w:left="2940" w:hanging="420"/>
+      </w:pPr>
+      <w:rPr>
+        <w:rFonts w:ascii="Wingdings" w:hAnsi="Wingdings" w:hint="default"/>
+      </w:rPr>
+    </w:lvl>
+    <w:lvl w:ilvl="7" w:tplc="04090003" w:tentative="1">
+      <w:start w:val="1"/>
+      <w:numFmt w:val="bullet"/>
+      <w:lvlText w:val=""/>
+      <w:lvlJc w:val="left"/>
+      <w:pPr>
+        <w:ind w:left="3360" w:hanging="420"/>
+      </w:pPr>
+      <w:rPr>
+        <w:rFonts w:ascii="Wingdings" w:hAnsi="Wingdings" w:hint="default"/>
+      </w:rPr>
+    </w:lvl>
+    <w:lvl w:ilvl="8" w:tplc="04090005" w:tentative="1">
+      <w:start w:val="1"/>
+      <w:numFmt w:val="bullet"/>
+      <w:lvlText w:val=""/>
+      <w:lvlJc w:val="left"/>
+      <w:pPr>
+        <w:ind w:left="3780" w:hanging="420"/>
+      </w:pPr>
+      <w:rPr>
+        <w:rFonts w:ascii="Wingdings" w:hAnsi="Wingdings" w:hint="default"/>
+      </w:rPr>
+    </w:lvl>
+  </w:abstractNum>
+  <w:abstractNum w:abstractNumId="3">
     <w:nsid w:val="0B4209E4"/>
     <w:multiLevelType w:val="hybridMultilevel"/>
     <w:tmpl w:val="3EDE4602"/>
@@ -5378,7 +5620,7 @@
       </w:rPr>
     </w:lvl>
   </w:abstractNum>
-  <w:abstractNum w:abstractNumId="3">
+  <w:abstractNum w:abstractNumId="4">
     <w:nsid w:val="12C1196C"/>
     <w:multiLevelType w:val="hybridMultilevel"/>
     <w:tmpl w:val="095C6ED0"/>
@@ -5464,7 +5706,7 @@
       </w:pPr>
     </w:lvl>
   </w:abstractNum>
-  <w:abstractNum w:abstractNumId="4">
+  <w:abstractNum w:abstractNumId="5">
     <w:nsid w:val="1364114A"/>
     <w:multiLevelType w:val="hybridMultilevel"/>
     <w:tmpl w:val="43D0D332"/>
@@ -5553,7 +5795,7 @@
       </w:pPr>
     </w:lvl>
   </w:abstractNum>
-  <w:abstractNum w:abstractNumId="5">
+  <w:abstractNum w:abstractNumId="6">
     <w:nsid w:val="163C27D4"/>
     <w:multiLevelType w:val="hybridMultilevel"/>
     <w:tmpl w:val="EB84C0AC"/>
@@ -5642,7 +5884,7 @@
       </w:pPr>
     </w:lvl>
   </w:abstractNum>
-  <w:abstractNum w:abstractNumId="6">
+  <w:abstractNum w:abstractNumId="7">
     <w:nsid w:val="168406D5"/>
     <w:multiLevelType w:val="hybridMultilevel"/>
     <w:tmpl w:val="A426D41A"/>
@@ -5755,7 +5997,7 @@
       </w:rPr>
     </w:lvl>
   </w:abstractNum>
-  <w:abstractNum w:abstractNumId="7">
+  <w:abstractNum w:abstractNumId="8">
     <w:nsid w:val="16AF6E2D"/>
     <w:multiLevelType w:val="hybridMultilevel"/>
     <w:tmpl w:val="04A46240"/>
@@ -5844,7 +6086,7 @@
       </w:pPr>
     </w:lvl>
   </w:abstractNum>
-  <w:abstractNum w:abstractNumId="8">
+  <w:abstractNum w:abstractNumId="9">
     <w:nsid w:val="195F7BC3"/>
     <w:multiLevelType w:val="hybridMultilevel"/>
     <w:tmpl w:val="901ABA70"/>
@@ -5957,7 +6199,7 @@
       </w:rPr>
     </w:lvl>
   </w:abstractNum>
-  <w:abstractNum w:abstractNumId="9">
+  <w:abstractNum w:abstractNumId="10">
     <w:nsid w:val="211679F3"/>
     <w:multiLevelType w:val="hybridMultilevel"/>
     <w:tmpl w:val="A3F46F34"/>
@@ -6046,7 +6288,7 @@
       </w:pPr>
     </w:lvl>
   </w:abstractNum>
-  <w:abstractNum w:abstractNumId="10">
+  <w:abstractNum w:abstractNumId="11">
     <w:nsid w:val="23CA3A03"/>
     <w:multiLevelType w:val="hybridMultilevel"/>
     <w:tmpl w:val="4A620B3E"/>
@@ -6159,7 +6401,7 @@
       </w:rPr>
     </w:lvl>
   </w:abstractNum>
-  <w:abstractNum w:abstractNumId="11">
+  <w:abstractNum w:abstractNumId="12">
     <w:nsid w:val="26B951ED"/>
     <w:multiLevelType w:val="hybridMultilevel"/>
     <w:tmpl w:val="124403E6"/>
@@ -6272,7 +6514,7 @@
       </w:rPr>
     </w:lvl>
   </w:abstractNum>
-  <w:abstractNum w:abstractNumId="12">
+  <w:abstractNum w:abstractNumId="13">
     <w:nsid w:val="26FE29FC"/>
     <w:multiLevelType w:val="hybridMultilevel"/>
     <w:tmpl w:val="B5A85B4A"/>
@@ -6385,7 +6627,7 @@
       </w:rPr>
     </w:lvl>
   </w:abstractNum>
-  <w:abstractNum w:abstractNumId="13">
+  <w:abstractNum w:abstractNumId="14">
     <w:nsid w:val="27202A87"/>
     <w:multiLevelType w:val="hybridMultilevel"/>
     <w:tmpl w:val="D7685416"/>
@@ -6474,7 +6716,7 @@
       </w:pPr>
     </w:lvl>
   </w:abstractNum>
-  <w:abstractNum w:abstractNumId="14">
+  <w:abstractNum w:abstractNumId="15">
     <w:nsid w:val="29E3142D"/>
     <w:multiLevelType w:val="hybridMultilevel"/>
     <w:tmpl w:val="E4AE6C60"/>
@@ -6563,7 +6805,7 @@
       </w:pPr>
     </w:lvl>
   </w:abstractNum>
-  <w:abstractNum w:abstractNumId="15">
+  <w:abstractNum w:abstractNumId="16">
     <w:nsid w:val="2D48606C"/>
     <w:multiLevelType w:val="hybridMultilevel"/>
     <w:tmpl w:val="B566AEC0"/>
@@ -6676,7 +6918,7 @@
       </w:rPr>
     </w:lvl>
   </w:abstractNum>
-  <w:abstractNum w:abstractNumId="16">
+  <w:abstractNum w:abstractNumId="17">
     <w:nsid w:val="2EF355E8"/>
     <w:multiLevelType w:val="hybridMultilevel"/>
     <w:tmpl w:val="6E54E588"/>
@@ -6765,7 +7007,7 @@
       </w:pPr>
     </w:lvl>
   </w:abstractNum>
-  <w:abstractNum w:abstractNumId="17">
+  <w:abstractNum w:abstractNumId="18">
     <w:nsid w:val="30706490"/>
     <w:multiLevelType w:val="hybridMultilevel"/>
     <w:tmpl w:val="F7401068"/>
@@ -6878,7 +7120,7 @@
       </w:rPr>
     </w:lvl>
   </w:abstractNum>
-  <w:abstractNum w:abstractNumId="18">
+  <w:abstractNum w:abstractNumId="19">
     <w:nsid w:val="3D5473CD"/>
     <w:multiLevelType w:val="hybridMultilevel"/>
     <w:tmpl w:val="E5881020"/>
@@ -6967,7 +7209,7 @@
       </w:pPr>
     </w:lvl>
   </w:abstractNum>
-  <w:abstractNum w:abstractNumId="19">
+  <w:abstractNum w:abstractNumId="20">
     <w:nsid w:val="3DE40BA3"/>
     <w:multiLevelType w:val="hybridMultilevel"/>
     <w:tmpl w:val="4510044A"/>
@@ -7056,7 +7298,7 @@
       </w:pPr>
     </w:lvl>
   </w:abstractNum>
-  <w:abstractNum w:abstractNumId="20">
+  <w:abstractNum w:abstractNumId="21">
     <w:nsid w:val="42806585"/>
     <w:multiLevelType w:val="hybridMultilevel"/>
     <w:tmpl w:val="15E425F4"/>
@@ -7145,7 +7387,7 @@
       </w:pPr>
     </w:lvl>
   </w:abstractNum>
-  <w:abstractNum w:abstractNumId="21">
+  <w:abstractNum w:abstractNumId="22">
     <w:nsid w:val="449F5116"/>
     <w:multiLevelType w:val="hybridMultilevel"/>
     <w:tmpl w:val="3AECB82C"/>
@@ -7234,7 +7476,7 @@
       </w:pPr>
     </w:lvl>
   </w:abstractNum>
-  <w:abstractNum w:abstractNumId="22">
+  <w:abstractNum w:abstractNumId="23">
     <w:nsid w:val="5C6131F7"/>
     <w:multiLevelType w:val="hybridMultilevel"/>
     <w:tmpl w:val="23EA27D4"/>
@@ -7323,7 +7565,7 @@
       </w:pPr>
     </w:lvl>
   </w:abstractNum>
-  <w:abstractNum w:abstractNumId="23">
+  <w:abstractNum w:abstractNumId="24">
     <w:nsid w:val="5D2108B2"/>
     <w:multiLevelType w:val="hybridMultilevel"/>
     <w:tmpl w:val="A8AAF204"/>
@@ -7436,7 +7678,7 @@
       </w:rPr>
     </w:lvl>
   </w:abstractNum>
-  <w:abstractNum w:abstractNumId="24">
+  <w:abstractNum w:abstractNumId="25">
     <w:nsid w:val="628545C5"/>
     <w:multiLevelType w:val="hybridMultilevel"/>
     <w:tmpl w:val="AD9CE0D8"/>
@@ -7549,7 +7791,7 @@
       </w:rPr>
     </w:lvl>
   </w:abstractNum>
-  <w:abstractNum w:abstractNumId="25">
+  <w:abstractNum w:abstractNumId="26">
     <w:nsid w:val="686837EE"/>
     <w:multiLevelType w:val="hybridMultilevel"/>
     <w:tmpl w:val="C2E20B2A"/>
@@ -7635,7 +7877,7 @@
       </w:pPr>
     </w:lvl>
   </w:abstractNum>
-  <w:abstractNum w:abstractNumId="26">
+  <w:abstractNum w:abstractNumId="27">
     <w:nsid w:val="6DDB3E1A"/>
     <w:multiLevelType w:val="hybridMultilevel"/>
     <w:tmpl w:val="D2686892"/>
@@ -7748,7 +7990,7 @@
       </w:rPr>
     </w:lvl>
   </w:abstractNum>
-  <w:abstractNum w:abstractNumId="27">
+  <w:abstractNum w:abstractNumId="28">
     <w:nsid w:val="6F0432AA"/>
     <w:multiLevelType w:val="hybridMultilevel"/>
     <w:tmpl w:val="E556BA90"/>
@@ -7837,7 +8079,7 @@
       </w:pPr>
     </w:lvl>
   </w:abstractNum>
-  <w:abstractNum w:abstractNumId="28">
+  <w:abstractNum w:abstractNumId="29">
     <w:nsid w:val="71D53EC3"/>
     <w:multiLevelType w:val="hybridMultilevel"/>
     <w:tmpl w:val="1A18934C"/>
@@ -7926,7 +8168,233 @@
       </w:pPr>
     </w:lvl>
   </w:abstractNum>
-  <w:abstractNum w:abstractNumId="29">
+  <w:abstractNum w:abstractNumId="30">
+    <w:nsid w:val="765A1F89"/>
+    <w:multiLevelType w:val="hybridMultilevel"/>
+    <w:tmpl w:val="33B2BDD8"/>
+    <w:lvl w:ilvl="0" w:tplc="0409000B">
+      <w:start w:val="1"/>
+      <w:numFmt w:val="bullet"/>
+      <w:lvlText w:val=""/>
+      <w:lvlJc w:val="left"/>
+      <w:pPr>
+        <w:ind w:left="420" w:hanging="420"/>
+      </w:pPr>
+      <w:rPr>
+        <w:rFonts w:ascii="Wingdings" w:hAnsi="Wingdings" w:hint="default"/>
+      </w:rPr>
+    </w:lvl>
+    <w:lvl w:ilvl="1" w:tplc="04090003" w:tentative="1">
+      <w:start w:val="1"/>
+      <w:numFmt w:val="bullet"/>
+      <w:lvlText w:val=""/>
+      <w:lvlJc w:val="left"/>
+      <w:pPr>
+        <w:ind w:left="840" w:hanging="420"/>
+      </w:pPr>
+      <w:rPr>
+        <w:rFonts w:ascii="Wingdings" w:hAnsi="Wingdings" w:hint="default"/>
+      </w:rPr>
+    </w:lvl>
+    <w:lvl w:ilvl="2" w:tplc="04090005" w:tentative="1">
+      <w:start w:val="1"/>
+      <w:numFmt w:val="bullet"/>
+      <w:lvlText w:val=""/>
+      <w:lvlJc w:val="left"/>
+      <w:pPr>
+        <w:ind w:left="1260" w:hanging="420"/>
+      </w:pPr>
+      <w:rPr>
+        <w:rFonts w:ascii="Wingdings" w:hAnsi="Wingdings" w:hint="default"/>
+      </w:rPr>
+    </w:lvl>
+    <w:lvl w:ilvl="3" w:tplc="04090001" w:tentative="1">
+      <w:start w:val="1"/>
+      <w:numFmt w:val="bullet"/>
+      <w:lvlText w:val=""/>
+      <w:lvlJc w:val="left"/>
+      <w:pPr>
+        <w:ind w:left="1680" w:hanging="420"/>
+      </w:pPr>
+      <w:rPr>
+        <w:rFonts w:ascii="Wingdings" w:hAnsi="Wingdings" w:hint="default"/>
+      </w:rPr>
+    </w:lvl>
+    <w:lvl w:ilvl="4" w:tplc="04090003" w:tentative="1">
+      <w:start w:val="1"/>
+      <w:numFmt w:val="bullet"/>
+      <w:lvlText w:val=""/>
+      <w:lvlJc w:val="left"/>
+      <w:pPr>
+        <w:ind w:left="2100" w:hanging="420"/>
+      </w:pPr>
+      <w:rPr>
+        <w:rFonts w:ascii="Wingdings" w:hAnsi="Wingdings" w:hint="default"/>
+      </w:rPr>
+    </w:lvl>
+    <w:lvl w:ilvl="5" w:tplc="04090005" w:tentative="1">
+      <w:start w:val="1"/>
+      <w:numFmt w:val="bullet"/>
+      <w:lvlText w:val=""/>
+      <w:lvlJc w:val="left"/>
+      <w:pPr>
+        <w:ind w:left="2520" w:hanging="420"/>
+      </w:pPr>
+      <w:rPr>
+        <w:rFonts w:ascii="Wingdings" w:hAnsi="Wingdings" w:hint="default"/>
+      </w:rPr>
+    </w:lvl>
+    <w:lvl w:ilvl="6" w:tplc="04090001" w:tentative="1">
+      <w:start w:val="1"/>
+      <w:numFmt w:val="bullet"/>
+      <w:lvlText w:val=""/>
+      <w:lvlJc w:val="left"/>
+      <w:pPr>
+        <w:ind w:left="2940" w:hanging="420"/>
+      </w:pPr>
+      <w:rPr>
+        <w:rFonts w:ascii="Wingdings" w:hAnsi="Wingdings" w:hint="default"/>
+      </w:rPr>
+    </w:lvl>
+    <w:lvl w:ilvl="7" w:tplc="04090003" w:tentative="1">
+      <w:start w:val="1"/>
+      <w:numFmt w:val="bullet"/>
+      <w:lvlText w:val=""/>
+      <w:lvlJc w:val="left"/>
+      <w:pPr>
+        <w:ind w:left="3360" w:hanging="420"/>
+      </w:pPr>
+      <w:rPr>
+        <w:rFonts w:ascii="Wingdings" w:hAnsi="Wingdings" w:hint="default"/>
+      </w:rPr>
+    </w:lvl>
+    <w:lvl w:ilvl="8" w:tplc="04090005" w:tentative="1">
+      <w:start w:val="1"/>
+      <w:numFmt w:val="bullet"/>
+      <w:lvlText w:val=""/>
+      <w:lvlJc w:val="left"/>
+      <w:pPr>
+        <w:ind w:left="3780" w:hanging="420"/>
+      </w:pPr>
+      <w:rPr>
+        <w:rFonts w:ascii="Wingdings" w:hAnsi="Wingdings" w:hint="default"/>
+      </w:rPr>
+    </w:lvl>
+  </w:abstractNum>
+  <w:abstractNum w:abstractNumId="31">
+    <w:nsid w:val="77DE4F87"/>
+    <w:multiLevelType w:val="hybridMultilevel"/>
+    <w:tmpl w:val="85A4867C"/>
+    <w:lvl w:ilvl="0" w:tplc="04090001">
+      <w:start w:val="1"/>
+      <w:numFmt w:val="bullet"/>
+      <w:lvlText w:val=""/>
+      <w:lvlJc w:val="left"/>
+      <w:pPr>
+        <w:ind w:left="846" w:hanging="420"/>
+      </w:pPr>
+      <w:rPr>
+        <w:rFonts w:ascii="Wingdings" w:hAnsi="Wingdings" w:hint="default"/>
+      </w:rPr>
+    </w:lvl>
+    <w:lvl w:ilvl="1" w:tplc="04090003" w:tentative="1">
+      <w:start w:val="1"/>
+      <w:numFmt w:val="bullet"/>
+      <w:lvlText w:val=""/>
+      <w:lvlJc w:val="left"/>
+      <w:pPr>
+        <w:ind w:left="1266" w:hanging="420"/>
+      </w:pPr>
+      <w:rPr>
+        <w:rFonts w:ascii="Wingdings" w:hAnsi="Wingdings" w:hint="default"/>
+      </w:rPr>
+    </w:lvl>
+    <w:lvl w:ilvl="2" w:tplc="04090005" w:tentative="1">
+      <w:start w:val="1"/>
+      <w:numFmt w:val="bullet"/>
+      <w:lvlText w:val=""/>
+      <w:lvlJc w:val="left"/>
+      <w:pPr>
+        <w:ind w:left="1686" w:hanging="420"/>
+      </w:pPr>
+      <w:rPr>
+        <w:rFonts w:ascii="Wingdings" w:hAnsi="Wingdings" w:hint="default"/>
+      </w:rPr>
+    </w:lvl>
+    <w:lvl w:ilvl="3" w:tplc="04090001" w:tentative="1">
+      <w:start w:val="1"/>
+      <w:numFmt w:val="bullet"/>
+      <w:lvlText w:val=""/>
+      <w:lvlJc w:val="left"/>
+      <w:pPr>
+        <w:ind w:left="2106" w:hanging="420"/>
+      </w:pPr>
+      <w:rPr>
+        <w:rFonts w:ascii="Wingdings" w:hAnsi="Wingdings" w:hint="default"/>
+      </w:rPr>
+    </w:lvl>
+    <w:lvl w:ilvl="4" w:tplc="04090003" w:tentative="1">
+      <w:start w:val="1"/>
+      <w:numFmt w:val="bullet"/>
+      <w:lvlText w:val=""/>
+      <w:lvlJc w:val="left"/>
+      <w:pPr>
+        <w:ind w:left="2526" w:hanging="420"/>
+      </w:pPr>
+      <w:rPr>
+        <w:rFonts w:ascii="Wingdings" w:hAnsi="Wingdings" w:hint="default"/>
+      </w:rPr>
+    </w:lvl>
+    <w:lvl w:ilvl="5" w:tplc="04090005" w:tentative="1">
+      <w:start w:val="1"/>
+      <w:numFmt w:val="bullet"/>
+      <w:lvlText w:val=""/>
+      <w:lvlJc w:val="left"/>
+      <w:pPr>
+        <w:ind w:left="2946" w:hanging="420"/>
+      </w:pPr>
+      <w:rPr>
+        <w:rFonts w:ascii="Wingdings" w:hAnsi="Wingdings" w:hint="default"/>
+      </w:rPr>
+    </w:lvl>
+    <w:lvl w:ilvl="6" w:tplc="04090001" w:tentative="1">
+      <w:start w:val="1"/>
+      <w:numFmt w:val="bullet"/>
+      <w:lvlText w:val=""/>
+      <w:lvlJc w:val="left"/>
+      <w:pPr>
+        <w:ind w:left="3366" w:hanging="420"/>
+      </w:pPr>
+      <w:rPr>
+        <w:rFonts w:ascii="Wingdings" w:hAnsi="Wingdings" w:hint="default"/>
+      </w:rPr>
+    </w:lvl>
+    <w:lvl w:ilvl="7" w:tplc="04090003" w:tentative="1">
+      <w:start w:val="1"/>
+      <w:numFmt w:val="bullet"/>
+      <w:lvlText w:val=""/>
+      <w:lvlJc w:val="left"/>
+      <w:pPr>
+        <w:ind w:left="3786" w:hanging="420"/>
+      </w:pPr>
+      <w:rPr>
+        <w:rFonts w:ascii="Wingdings" w:hAnsi="Wingdings" w:hint="default"/>
+      </w:rPr>
+    </w:lvl>
+    <w:lvl w:ilvl="8" w:tplc="04090005" w:tentative="1">
+      <w:start w:val="1"/>
+      <w:numFmt w:val="bullet"/>
+      <w:lvlText w:val=""/>
+      <w:lvlJc w:val="left"/>
+      <w:pPr>
+        <w:ind w:left="4206" w:hanging="420"/>
+      </w:pPr>
+      <w:rPr>
+        <w:rFonts w:ascii="Wingdings" w:hAnsi="Wingdings" w:hint="default"/>
+      </w:rPr>
+    </w:lvl>
+  </w:abstractNum>
+  <w:abstractNum w:abstractNumId="32">
     <w:nsid w:val="794050C3"/>
     <w:multiLevelType w:val="hybridMultilevel"/>
     <w:tmpl w:val="5A2247A0"/>
@@ -8015,7 +8483,7 @@
       </w:pPr>
     </w:lvl>
   </w:abstractNum>
-  <w:abstractNum w:abstractNumId="30">
+  <w:abstractNum w:abstractNumId="33">
     <w:nsid w:val="7ADF0A2E"/>
     <w:multiLevelType w:val="hybridMultilevel"/>
     <w:tmpl w:val="8AC057C0"/>
@@ -8105,97 +8573,106 @@
     </w:lvl>
   </w:abstractNum>
   <w:num w:numId="1">
-    <w:abstractNumId w:val="9"/>
+    <w:abstractNumId w:val="10"/>
   </w:num>
   <w:num w:numId="2">
-    <w:abstractNumId w:val="26"/>
+    <w:abstractNumId w:val="27"/>
   </w:num>
   <w:num w:numId="3">
-    <w:abstractNumId w:val="15"/>
+    <w:abstractNumId w:val="16"/>
   </w:num>
   <w:num w:numId="4">
+    <w:abstractNumId w:val="5"/>
+  </w:num>
+  <w:num w:numId="5">
+    <w:abstractNumId w:val="23"/>
+  </w:num>
+  <w:num w:numId="6">
     <w:abstractNumId w:val="4"/>
   </w:num>
-  <w:num w:numId="5">
-    <w:abstractNumId w:val="22"/>
+  <w:num w:numId="7">
+    <w:abstractNumId w:val="32"/>
   </w:num>
-  <w:num w:numId="6">
-    <w:abstractNumId w:val="3"/>
+  <w:num w:numId="8">
+    <w:abstractNumId w:val="21"/>
   </w:num>
-  <w:num w:numId="7">
+  <w:num w:numId="9">
+    <w:abstractNumId w:val="17"/>
+  </w:num>
+  <w:num w:numId="10">
     <w:abstractNumId w:val="29"/>
   </w:num>
-  <w:num w:numId="8">
-    <w:abstractNumId w:val="20"/>
-  </w:num>
-  <w:num w:numId="9">
-    <w:abstractNumId w:val="16"/>
-  </w:num>
-  <w:num w:numId="10">
-    <w:abstractNumId w:val="28"/>
-  </w:num>
   <w:num w:numId="11">
-    <w:abstractNumId w:val="18"/>
+    <w:abstractNumId w:val="19"/>
   </w:num>
   <w:num w:numId="12">
-    <w:abstractNumId w:val="19"/>
+    <w:abstractNumId w:val="20"/>
   </w:num>
   <w:num w:numId="13">
     <w:abstractNumId w:val="0"/>
   </w:num>
   <w:num w:numId="14">
+    <w:abstractNumId w:val="14"/>
+  </w:num>
+  <w:num w:numId="15">
+    <w:abstractNumId w:val="6"/>
+  </w:num>
+  <w:num w:numId="16">
+    <w:abstractNumId w:val="25"/>
+  </w:num>
+  <w:num w:numId="17">
+    <w:abstractNumId w:val="24"/>
+  </w:num>
+  <w:num w:numId="18">
+    <w:abstractNumId w:val="3"/>
+  </w:num>
+  <w:num w:numId="19">
+    <w:abstractNumId w:val="12"/>
+  </w:num>
+  <w:num w:numId="20">
+    <w:abstractNumId w:val="8"/>
+  </w:num>
+  <w:num w:numId="21">
+    <w:abstractNumId w:val="9"/>
+  </w:num>
+  <w:num w:numId="22">
+    <w:abstractNumId w:val="22"/>
+  </w:num>
+  <w:num w:numId="23">
+    <w:abstractNumId w:val="26"/>
+  </w:num>
+  <w:num w:numId="24">
     <w:abstractNumId w:val="13"/>
   </w:num>
-  <w:num w:numId="15">
-    <w:abstractNumId w:val="5"/>
-  </w:num>
-  <w:num w:numId="16">
-    <w:abstractNumId w:val="24"/>
-  </w:num>
-  <w:num w:numId="17">
-    <w:abstractNumId w:val="23"/>
-  </w:num>
-  <w:num w:numId="18">
-    <w:abstractNumId w:val="2"/>
-  </w:num>
-  <w:num w:numId="19">
-    <w:abstractNumId w:val="11"/>
-  </w:num>
-  <w:num w:numId="20">
-    <w:abstractNumId w:val="7"/>
-  </w:num>
-  <w:num w:numId="21">
-    <w:abstractNumId w:val="8"/>
-  </w:num>
-  <w:num w:numId="22">
-    <w:abstractNumId w:val="21"/>
-  </w:num>
-  <w:num w:numId="23">
-    <w:abstractNumId w:val="25"/>
-  </w:num>
-  <w:num w:numId="24">
-    <w:abstractNumId w:val="12"/>
-  </w:num>
   <w:num w:numId="25">
-    <w:abstractNumId w:val="17"/>
+    <w:abstractNumId w:val="18"/>
   </w:num>
   <w:num w:numId="26">
-    <w:abstractNumId w:val="30"/>
+    <w:abstractNumId w:val="33"/>
   </w:num>
   <w:num w:numId="27">
-    <w:abstractNumId w:val="14"/>
+    <w:abstractNumId w:val="15"/>
   </w:num>
   <w:num w:numId="28">
     <w:abstractNumId w:val="1"/>
   </w:num>
   <w:num w:numId="29">
-    <w:abstractNumId w:val="27"/>
+    <w:abstractNumId w:val="28"/>
   </w:num>
   <w:num w:numId="30">
-    <w:abstractNumId w:val="6"/>
+    <w:abstractNumId w:val="7"/>
   </w:num>
   <w:num w:numId="31">
-    <w:abstractNumId w:val="10"/>
+    <w:abstractNumId w:val="11"/>
+  </w:num>
+  <w:num w:numId="32">
+    <w:abstractNumId w:val="30"/>
+  </w:num>
+  <w:num w:numId="33">
+    <w:abstractNumId w:val="31"/>
+  </w:num>
+  <w:num w:numId="34">
+    <w:abstractNumId w:val="2"/>
   </w:num>
 </w:numbering>
 </file>

--- a/internal_doc/03.开发设计/Story-数据压缩优化.docx
+++ b/internal_doc/03.开发设计/Story-数据压缩优化.docx
@@ -258,11 +258,6 @@
       </w:r>
     </w:p>
     <w:p>
-      <w:pPr>
-        <w:rPr>
-          <w:rFonts w:hint="eastAsia"/>
-        </w:rPr>
-      </w:pPr>
       <w:r>
         <w:rPr>
           <w:rFonts w:hint="eastAsia"/>
@@ -306,20 +301,8 @@
         <w:t>之间，可通过字典项频率统计、变长编码等方式进一步优化字典质量，提升压缩率。</w:t>
       </w:r>
     </w:p>
-    <w:p>
-      <w:pPr>
-        <w:rPr>
-          <w:rFonts w:hint="eastAsia"/>
-        </w:rPr>
-      </w:pPr>
-    </w:p>
-    <w:p>
-      <w:pPr>
-        <w:rPr>
-          <w:rFonts w:hint="eastAsia"/>
-        </w:rPr>
-      </w:pPr>
-    </w:p>
+    <w:p/>
+    <w:p/>
     <w:p>
       <w:pPr>
         <w:pStyle w:val="ListParagraph"/>
@@ -328,9 +311,6 @@
           <w:numId w:val="34"/>
         </w:numPr>
         <w:ind w:firstLineChars="0"/>
-        <w:rPr>
-          <w:rFonts w:hint="eastAsia"/>
-        </w:rPr>
       </w:pPr>
       <w:r>
         <w:rPr>
@@ -340,11 +320,6 @@
       </w:r>
     </w:p>
     <w:p>
-      <w:pPr>
-        <w:rPr>
-          <w:rFonts w:hint="eastAsia"/>
-        </w:rPr>
-      </w:pPr>
       <w:r>
         <w:rPr>
           <w:rFonts w:hint="eastAsia"/>
@@ -383,11 +358,6 @@
       </w:r>
     </w:p>
     <w:p>
-      <w:pPr>
-        <w:rPr>
-          <w:rFonts w:hint="eastAsia"/>
-        </w:rPr>
-      </w:pPr>
       <w:r>
         <w:rPr>
           <w:rFonts w:hint="eastAsia"/>
@@ -1119,9 +1089,6 @@
     <w:p>
       <w:pPr>
         <w:jc w:val="center"/>
-        <w:rPr>
-          <w:rFonts w:hint="eastAsia"/>
-        </w:rPr>
       </w:pPr>
       <w:r>
         <w:rPr>
@@ -1311,11 +1278,6 @@
       </w:r>
     </w:p>
     <w:p>
-      <w:pPr>
-        <w:rPr>
-          <w:rFonts w:hint="eastAsia"/>
-        </w:rPr>
-      </w:pPr>
       <w:r>
         <w:rPr>
           <w:rFonts w:hint="eastAsia"/>
@@ -1363,7 +1325,7 @@
           <v:shape id="_x0000_i1025" type="#_x0000_t75" style="width:504.65pt;height:205.35pt" o:ole="">
             <v:imagedata r:id="rId10" o:title=""/>
           </v:shape>
-          <o:OLEObject Type="Embed" ProgID="Visio.Drawing.15" ShapeID="_x0000_i1025" DrawAspect="Content" ObjectID="_1520340914" r:id="rId11"/>
+          <o:OLEObject Type="Embed" ProgID="Visio.Drawing.15" ShapeID="_x0000_i1025" DrawAspect="Content" ObjectID="_1521641608" r:id="rId11"/>
         </w:object>
       </w:r>
       <w:r>
@@ -1806,9 +1768,6 @@
     <w:p>
       <w:pPr>
         <w:jc w:val="left"/>
-        <w:rPr>
-          <w:rFonts w:hint="eastAsia"/>
-        </w:rPr>
       </w:pPr>
       <w:r>
         <w:rPr>
@@ -1832,183 +1791,384 @@
     <w:p>
       <w:pPr>
         <w:jc w:val="left"/>
-        <w:rPr>
-          <w:rFonts w:hint="eastAsia"/>
-        </w:rPr>
       </w:pPr>
     </w:p>
     <w:p>
       <w:pPr>
         <w:jc w:val="left"/>
-        <w:rPr>
-          <w:rFonts w:hint="eastAsia"/>
-        </w:rPr>
-      </w:pPr>
-    </w:p>
-    <w:p>
-      <w:pPr>
-        <w:pStyle w:val="ListParagraph"/>
-        <w:numPr>
-          <w:ilvl w:val="0"/>
-          <w:numId w:val="32"/>
-        </w:numPr>
-        <w:ind w:firstLineChars="0"/>
+      </w:pPr>
+      <w:r>
+        <w:rPr>
+          <w:rFonts w:hint="eastAsia"/>
+        </w:rPr>
+        <w:t>解压串表优化</w:t>
+      </w:r>
+    </w:p>
+    <w:p>
+      <w:pPr>
         <w:jc w:val="left"/>
-        <w:rPr>
-          <w:rFonts w:hint="eastAsia"/>
-        </w:rPr>
-      </w:pPr>
-      <w:r>
-        <w:rPr>
-          <w:rFonts w:hint="eastAsia"/>
-        </w:rPr>
-        <w:t>字典头结构</w:t>
-      </w:r>
-      <w:r>
-        <w:rPr>
-          <w:rFonts w:hint="eastAsia"/>
-        </w:rPr>
-        <w:t xml:space="preserve"> </w:t>
+      </w:pPr>
+      <w:r>
+        <w:rPr>
+          <w:rFonts w:hint="eastAsia"/>
+        </w:rPr>
+        <w:t>将各字符串展开，减少由编码获取字符时逐个字符拼接的开销，分为两种情况：</w:t>
       </w:r>
     </w:p>
     <w:p>
       <w:pPr>
         <w:jc w:val="left"/>
-        <w:rPr>
-          <w:rFonts w:hint="eastAsia"/>
-        </w:rPr>
-      </w:pPr>
-      <w:r>
-        <w:rPr>
-          <w:rFonts w:hint="eastAsia"/>
-        </w:rPr>
-        <w:t>为了方便后续扩展，可考虑将字典头做成一个</w:t>
-      </w:r>
-      <w:r>
-        <w:rPr>
-          <w:rFonts w:hint="eastAsia"/>
-        </w:rPr>
-        <w:t>BSON</w:t>
-      </w:r>
-      <w:r>
-        <w:rPr>
-          <w:rFonts w:hint="eastAsia"/>
-        </w:rPr>
-        <w:t>的结构，方便编码和解码。</w:t>
+      </w:pPr>
+      <w:r>
+        <w:rPr>
+          <w:rFonts w:hint="eastAsia"/>
+        </w:rPr>
+        <w:t>字符串长度不大于</w:t>
+      </w:r>
+      <w:r>
+        <w:rPr>
+          <w:rFonts w:hint="eastAsia"/>
+        </w:rPr>
+        <w:t>3</w:t>
+      </w:r>
+      <w:r>
+        <w:rPr>
+          <w:rFonts w:hint="eastAsia"/>
+        </w:rPr>
+        <w:t>的和</w:t>
+      </w:r>
+      <w:r>
+        <w:rPr>
+          <w:rFonts w:hint="eastAsia"/>
+        </w:rPr>
+        <w:t>3</w:t>
+      </w:r>
+      <w:r>
+        <w:rPr>
+          <w:rFonts w:hint="eastAsia"/>
+        </w:rPr>
+        <w:t>以上的。</w:t>
       </w:r>
     </w:p>
     <w:p>
       <w:pPr>
         <w:jc w:val="left"/>
-        <w:rPr>
-          <w:rFonts w:hint="eastAsia"/>
-        </w:rPr>
-      </w:pPr>
-      <w:r>
-        <w:rPr>
-          <w:rFonts w:hint="eastAsia"/>
-        </w:rPr>
-        <w:t>字典头包含的信息包括：</w:t>
-      </w:r>
-    </w:p>
-    <w:p>
-      <w:pPr>
-        <w:pStyle w:val="ListParagraph"/>
-        <w:numPr>
-          <w:ilvl w:val="0"/>
-          <w:numId w:val="33"/>
-        </w:numPr>
-        <w:ind w:firstLineChars="0"/>
+      </w:pPr>
+      <w:r>
+        <w:rPr>
+          <w:rFonts w:hint="eastAsia"/>
+        </w:rPr>
+        <w:t>将解压串表分为两部分：</w:t>
+      </w:r>
+    </w:p>
+    <w:p>
+      <w:pPr>
         <w:jc w:val="left"/>
-        <w:rPr>
-          <w:rFonts w:hint="eastAsia"/>
-        </w:rPr>
-      </w:pPr>
-      <w:r>
-        <w:rPr>
-          <w:rFonts w:hint="eastAsia"/>
-        </w:rPr>
-        <w:t>对应的压缩算法类型、版本号</w:t>
-      </w:r>
-    </w:p>
-    <w:p>
-      <w:pPr>
-        <w:pStyle w:val="ListParagraph"/>
-        <w:numPr>
-          <w:ilvl w:val="0"/>
-          <w:numId w:val="33"/>
-        </w:numPr>
-        <w:ind w:firstLineChars="0"/>
+      </w:pPr>
+      <w:r>
+        <w:rPr>
+          <w:rFonts w:hint="eastAsia"/>
+        </w:rPr>
+        <w:t>code map</w:t>
+      </w:r>
+    </w:p>
+    <w:p>
+      <w:pPr>
         <w:jc w:val="left"/>
-        <w:rPr>
-          <w:rFonts w:hint="eastAsia"/>
-        </w:rPr>
-      </w:pPr>
-      <w:r>
-        <w:rPr>
-          <w:rFonts w:hint="eastAsia"/>
-        </w:rPr>
-        <w:t>最大编码值</w:t>
-      </w:r>
-    </w:p>
-    <w:p>
-      <w:pPr>
-        <w:pStyle w:val="ListParagraph"/>
-        <w:numPr>
-          <w:ilvl w:val="0"/>
-          <w:numId w:val="33"/>
-        </w:numPr>
-        <w:ind w:firstLineChars="0"/>
+      </w:pPr>
+      <w:r>
+        <w:rPr>
+          <w:rFonts w:hint="eastAsia"/>
+        </w:rPr>
+        <w:t>string area</w:t>
+      </w:r>
+    </w:p>
+    <w:p>
+      <w:pPr>
         <w:jc w:val="left"/>
-        <w:rPr>
-          <w:rFonts w:hint="eastAsia"/>
-        </w:rPr>
-      </w:pPr>
-      <w:r>
-        <w:rPr>
-          <w:rFonts w:hint="eastAsia"/>
-        </w:rPr>
-        <w:t>是否变长压缩</w:t>
-      </w:r>
-    </w:p>
-    <w:p>
-      <w:pPr>
-        <w:pStyle w:val="ListParagraph"/>
-        <w:numPr>
-          <w:ilvl w:val="0"/>
-          <w:numId w:val="33"/>
-        </w:numPr>
-        <w:ind w:firstLineChars="0"/>
+      </w:pPr>
+      <w:r>
+        <w:rPr>
+          <w:rFonts w:hint="eastAsia"/>
+        </w:rPr>
+        <w:t>code map</w:t>
+      </w:r>
+      <w:r>
+        <w:rPr>
+          <w:rFonts w:hint="eastAsia"/>
+        </w:rPr>
+        <w:t>中的项为</w:t>
+      </w:r>
+      <w:r>
+        <w:rPr>
+          <w:rFonts w:hint="eastAsia"/>
+        </w:rPr>
+        <w:t>4</w:t>
+      </w:r>
+      <w:r>
+        <w:rPr>
+          <w:rFonts w:hint="eastAsia"/>
+        </w:rPr>
+        <w:t>字节长度：</w:t>
+      </w:r>
+    </w:p>
+    <w:p>
+      <w:pPr>
         <w:jc w:val="left"/>
-        <w:rPr>
-          <w:rFonts w:hint="eastAsia"/>
-        </w:rPr>
-      </w:pPr>
-      <w:r>
-        <w:rPr>
-          <w:rFonts w:hint="eastAsia"/>
-        </w:rPr>
-        <w:t>变长压缩划分情况</w:t>
-      </w:r>
-    </w:p>
-    <w:p>
-      <w:pPr>
-        <w:pStyle w:val="ListParagraph"/>
-        <w:numPr>
-          <w:ilvl w:val="0"/>
-          <w:numId w:val="33"/>
-        </w:numPr>
-        <w:ind w:firstLineChars="0"/>
+      </w:pPr>
+    </w:p>
+    <w:p>
+      <w:pPr>
         <w:jc w:val="left"/>
-        <w:rPr>
-          <w:rFonts w:hint="eastAsia"/>
-        </w:rPr>
-      </w:pPr>
-      <w:r>
-        <w:rPr>
-          <w:rFonts w:hint="eastAsia"/>
-        </w:rPr>
-        <w:t>预留位（扩展用）</w:t>
+      </w:pPr>
+      <w:r>
+        <w:rPr>
+          <w:rFonts w:hint="eastAsia"/>
+        </w:rPr>
+        <w:t>最高位表示是否长度大于</w:t>
+      </w:r>
+      <w:r>
+        <w:rPr>
+          <w:rFonts w:hint="eastAsia"/>
+        </w:rPr>
+        <w:t>3</w:t>
+      </w:r>
+      <w:r>
+        <w:rPr>
+          <w:rFonts w:hint="eastAsia"/>
+        </w:rPr>
+        <w:t>（大于</w:t>
+      </w:r>
+      <w:r>
+        <w:rPr>
+          <w:rFonts w:hint="eastAsia"/>
+        </w:rPr>
+        <w:t>3</w:t>
+      </w:r>
+      <w:r>
+        <w:rPr>
+          <w:rFonts w:hint="eastAsia"/>
+        </w:rPr>
+        <w:t>时为</w:t>
+      </w:r>
+      <w:r>
+        <w:rPr>
+          <w:rFonts w:hint="eastAsia"/>
+        </w:rPr>
+        <w:t>1</w:t>
+      </w:r>
+      <w:r>
+        <w:rPr>
+          <w:rFonts w:hint="eastAsia"/>
+        </w:rPr>
+        <w:t>，否则为</w:t>
+      </w:r>
+      <w:r>
+        <w:rPr>
+          <w:rFonts w:hint="eastAsia"/>
+        </w:rPr>
+        <w:t>0</w:t>
+      </w:r>
+      <w:r>
+        <w:rPr>
+          <w:rFonts w:hint="eastAsia"/>
+        </w:rPr>
+        <w:t>）（决定是否需要进行跳转）</w:t>
+      </w:r>
+    </w:p>
+    <w:p>
+      <w:pPr>
+        <w:jc w:val="left"/>
+      </w:pPr>
+      <w:r>
+        <w:rPr>
+          <w:rFonts w:hint="eastAsia"/>
+        </w:rPr>
+        <w:t>第</w:t>
+      </w:r>
+      <w:r>
+        <w:rPr>
+          <w:rFonts w:hint="eastAsia"/>
+        </w:rPr>
+        <w:t>2</w:t>
+      </w:r>
+      <w:r>
+        <w:rPr>
+          <w:rFonts w:hint="eastAsia"/>
+        </w:rPr>
+        <w:t>、</w:t>
+      </w:r>
+      <w:r>
+        <w:rPr>
+          <w:rFonts w:hint="eastAsia"/>
+        </w:rPr>
+        <w:t>3</w:t>
+      </w:r>
+      <w:r>
+        <w:rPr>
+          <w:rFonts w:hint="eastAsia"/>
+        </w:rPr>
+        <w:t>两个位在长度不大于</w:t>
+      </w:r>
+      <w:r>
+        <w:rPr>
+          <w:rFonts w:hint="eastAsia"/>
+        </w:rPr>
+        <w:t>3</w:t>
+      </w:r>
+      <w:r>
+        <w:rPr>
+          <w:rFonts w:hint="eastAsia"/>
+        </w:rPr>
+        <w:t>时表示实际长度，</w:t>
+      </w:r>
+    </w:p>
+    <w:p>
+      <w:pPr>
+        <w:jc w:val="left"/>
+      </w:pPr>
+      <w:r>
+        <w:rPr>
+          <w:rFonts w:hint="eastAsia"/>
+        </w:rPr>
+        <w:t>当最高位为</w:t>
+      </w:r>
+      <w:r>
+        <w:rPr>
+          <w:rFonts w:hint="eastAsia"/>
+        </w:rPr>
+        <w:t>1</w:t>
+      </w:r>
+      <w:r>
+        <w:rPr>
+          <w:rFonts w:hint="eastAsia"/>
+        </w:rPr>
+        <w:t>时，第</w:t>
+      </w:r>
+      <w:r>
+        <w:rPr>
+          <w:rFonts w:hint="eastAsia"/>
+        </w:rPr>
+        <w:t>2</w:t>
+      </w:r>
+      <w:r>
+        <w:rPr>
+          <w:rFonts w:hint="eastAsia"/>
+        </w:rPr>
+        <w:t>、</w:t>
+      </w:r>
+      <w:r>
+        <w:rPr>
+          <w:rFonts w:hint="eastAsia"/>
+        </w:rPr>
+        <w:t>3</w:t>
+      </w:r>
+      <w:r>
+        <w:rPr>
+          <w:rFonts w:hint="eastAsia"/>
+        </w:rPr>
+        <w:t>字节表示字符串起始位置偏移量，第</w:t>
+      </w:r>
+      <w:r>
+        <w:rPr>
+          <w:rFonts w:hint="eastAsia"/>
+        </w:rPr>
+        <w:t>4</w:t>
+      </w:r>
+      <w:r>
+        <w:rPr>
+          <w:rFonts w:hint="eastAsia"/>
+        </w:rPr>
+        <w:t>个字节表示其长度；</w:t>
+      </w:r>
+    </w:p>
+    <w:p>
+      <w:pPr>
+        <w:jc w:val="left"/>
+      </w:pPr>
+      <w:r>
+        <w:rPr>
+          <w:rFonts w:hint="eastAsia"/>
+        </w:rPr>
+        <w:t>当最高位为</w:t>
+      </w:r>
+      <w:r>
+        <w:rPr>
+          <w:rFonts w:hint="eastAsia"/>
+        </w:rPr>
+        <w:t>0</w:t>
+      </w:r>
+      <w:r>
+        <w:rPr>
+          <w:rFonts w:hint="eastAsia"/>
+        </w:rPr>
+        <w:t>时，后</w:t>
+      </w:r>
+      <w:r>
+        <w:rPr>
+          <w:rFonts w:hint="eastAsia"/>
+        </w:rPr>
+        <w:t>3</w:t>
+      </w:r>
+      <w:r>
+        <w:rPr>
+          <w:rFonts w:hint="eastAsia"/>
+        </w:rPr>
+        <w:t>个字节可表示</w:t>
+      </w:r>
+      <w:r>
+        <w:rPr>
+          <w:rFonts w:hint="eastAsia"/>
+        </w:rPr>
+        <w:t>1~3</w:t>
+      </w:r>
+      <w:r>
+        <w:rPr>
+          <w:rFonts w:hint="eastAsia"/>
+        </w:rPr>
+        <w:t>个字节，具体长度由最高字节的</w:t>
+      </w:r>
+      <w:r>
+        <w:rPr>
+          <w:rFonts w:hint="eastAsia"/>
+        </w:rPr>
+        <w:t>2</w:t>
+      </w:r>
+      <w:r>
+        <w:rPr>
+          <w:rFonts w:hint="eastAsia"/>
+        </w:rPr>
+        <w:t>、</w:t>
+      </w:r>
+      <w:r>
+        <w:rPr>
+          <w:rFonts w:hint="eastAsia"/>
+        </w:rPr>
+        <w:t>3</w:t>
+      </w:r>
+      <w:r>
+        <w:rPr>
+          <w:rFonts w:hint="eastAsia"/>
+        </w:rPr>
+        <w:t>比特位来表示。</w:t>
+      </w:r>
+    </w:p>
+    <w:p>
+      <w:pPr>
+        <w:jc w:val="left"/>
+      </w:pPr>
+      <w:r>
+        <w:rPr>
+          <w:rFonts w:hint="eastAsia"/>
+        </w:rPr>
+        <w:lastRenderedPageBreak/>
+        <w:t>格式化解压字典时，顺序扫描字典项，当遇到最长串时，先将它格式化到字典中，然后依次格式化它的子串。</w:t>
+      </w:r>
+      <w:r>
+        <w:rPr>
+          <w:rFonts w:hint="eastAsia"/>
+        </w:rPr>
+        <w:t>它的子串可能同时也是其它长串的子串，这种情况下只需要格式化一次即可。</w:t>
       </w:r>
     </w:p>
     <w:p>
@@ -2055,14 +2215,7 @@
         <w:rPr>
           <w:rFonts w:hint="eastAsia"/>
         </w:rPr>
-        <w:t>创建一个压缩器对象（除了接口外它需要管理用于压缩和解压</w:t>
-      </w:r>
-      <w:r>
-        <w:rPr>
-          <w:rFonts w:hint="eastAsia"/>
-        </w:rPr>
-        <w:lastRenderedPageBreak/>
-        <w:t>的辅助资源），将字典从文件加载到内存，然后与压缩器绑定，如图</w:t>
+        <w:t>创建一个压缩器对象（除了接口外它需要管理用于压缩和解压的辅助资源），将字典从文件加载到内存，然后与压缩器绑定，如图</w:t>
       </w:r>
       <w:r>
         <w:rPr>
@@ -2361,6 +2514,7 @@
         <w:rPr>
           <w:noProof/>
         </w:rPr>
+        <w:lastRenderedPageBreak/>
         <w:drawing>
           <wp:inline distT="0" distB="0" distL="0" distR="0">
             <wp:extent cx="5270500" cy="2845435"/>
@@ -2484,7 +2638,6 @@
         <w:rPr>
           <w:rFonts w:hint="eastAsia"/>
         </w:rPr>
-        <w:lastRenderedPageBreak/>
         <w:t>压缩器实例可接收字典地址，源串及目标缓冲区的信息，并将其与分配的压缩上下文结构绑定。</w:t>
       </w:r>
     </w:p>
@@ -2531,7 +2684,6 @@
           <w:p>
             <w:pPr>
               <w:rPr>
-                <w:rFonts w:hint="eastAsia"/>
                 <w:sz w:val="21"/>
                 <w:szCs w:val="21"/>
               </w:rPr>
@@ -2987,7 +3139,14 @@
         <w:rPr>
           <w:rFonts w:hint="eastAsia"/>
         </w:rPr>
-        <w:t>中的锁处理并发（如集合删除等），主要是插入与其它操作的并发。因为插入时会拿集合的写锁，其持有锁的时间会影响到并发性能，压缩相对比较耗时，因此要将它放在插入的写锁外面。在删除集合时，必需先获取到这个锁之后，才能删除字典的</w:t>
+        <w:t>中的锁处理并发（如集合删除等），主要是插入与其它操作的并发。因为插入时会拿集合的写锁，其持有锁的时间会影响到并发性能，压缩相对比较耗时，因此要将它放在插入的写锁外面。在删除集合时，必需先获取到</w:t>
+      </w:r>
+      <w:r>
+        <w:rPr>
+          <w:rFonts w:hint="eastAsia"/>
+        </w:rPr>
+        <w:lastRenderedPageBreak/>
+        <w:t>这个锁之后，才能删除字典的</w:t>
       </w:r>
       <w:r>
         <w:rPr>
@@ -3611,11 +3770,6 @@
       </w:tr>
     </w:tbl>
     <w:p>
-      <w:pPr>
-        <w:rPr>
-          <w:rFonts w:hint="eastAsia"/>
-        </w:rPr>
-      </w:pPr>
       <w:r>
         <w:rPr>
           <w:rFonts w:hint="eastAsia"/>
@@ -3623,13 +3777,7 @@
         <w:t>在解压时，先读取前两个位，识别其编码长度，然后按识别出的长度来读取后面的编码进行解码。</w:t>
       </w:r>
     </w:p>
-    <w:p>
-      <w:pPr>
-        <w:rPr>
-          <w:rFonts w:hint="eastAsia"/>
-        </w:rPr>
-      </w:pPr>
-    </w:p>
+    <w:p/>
     <w:p>
       <w:pPr>
         <w:pStyle w:val="ListParagraph"/>
@@ -3639,9 +3787,6 @@
         </w:numPr>
         <w:ind w:firstLineChars="0"/>
         <w:jc w:val="left"/>
-        <w:rPr>
-          <w:rFonts w:hint="eastAsia"/>
-        </w:rPr>
       </w:pPr>
       <w:r>
         <w:rPr>
@@ -3653,9 +3798,6 @@
     <w:p>
       <w:pPr>
         <w:jc w:val="left"/>
-        <w:rPr>
-          <w:rFonts w:hint="eastAsia"/>
-        </w:rPr>
       </w:pPr>
       <w:r>
         <w:rPr>
@@ -3667,9 +3809,6 @@
     <w:p>
       <w:pPr>
         <w:jc w:val="left"/>
-        <w:rPr>
-          <w:rFonts w:hint="eastAsia"/>
-        </w:rPr>
       </w:pPr>
       <w:r>
         <w:rPr>
@@ -3699,9 +3838,6 @@
     <w:p>
       <w:pPr>
         <w:jc w:val="left"/>
-        <w:rPr>
-          <w:rFonts w:hint="eastAsia"/>
-        </w:rPr>
       </w:pPr>
       <w:r>
         <w:rPr>
@@ -3713,18 +3849,9 @@
     <w:p>
       <w:pPr>
         <w:jc w:val="left"/>
-        <w:rPr>
-          <w:rFonts w:hint="eastAsia"/>
-        </w:rPr>
-      </w:pPr>
-    </w:p>
-    <w:p>
-      <w:pPr>
-        <w:rPr>
-          <w:rFonts w:hint="eastAsia"/>
-        </w:rPr>
-      </w:pPr>
-    </w:p>
+      </w:pPr>
+    </w:p>
+    <w:p/>
     <w:p>
       <w:r>
         <w:rPr>
@@ -3774,19 +3901,8 @@
         <w:t>变长编码会增加编码、解码的复杂度，会对性能有一定影响。</w:t>
       </w:r>
     </w:p>
-    <w:p>
-      <w:pPr>
-        <w:rPr>
-          <w:rFonts w:hint="eastAsia"/>
-        </w:rPr>
-      </w:pPr>
-    </w:p>
-    <w:p>
-      <w:pPr>
-        <w:rPr>
-          <w:rFonts w:hint="eastAsia"/>
-        </w:rPr>
-      </w:pPr>
+    <w:p/>
+    <w:p>
       <w:r>
         <w:rPr>
           <w:rFonts w:hint="eastAsia"/>
@@ -3922,14 +4038,7 @@
         <w:rPr>
           <w:rFonts w:hint="eastAsia"/>
         </w:rPr>
-        <w:t>层还要根据不同的压</w:t>
-      </w:r>
-      <w:r>
-        <w:rPr>
-          <w:rFonts w:hint="eastAsia"/>
-        </w:rPr>
-        <w:lastRenderedPageBreak/>
-        <w:t>缩类型</w:t>
+        <w:t>层还要根据不同的压缩类型</w:t>
       </w:r>
       <w:r>
         <w:rPr>
@@ -4094,6 +4203,11 @@
       </w:r>
     </w:p>
     <w:p>
+      <w:pPr>
+        <w:rPr>
+          <w:rFonts w:hint="eastAsia"/>
+        </w:rPr>
+      </w:pPr>
       <w:r>
         <w:rPr>
           <w:rFonts w:hint="eastAsia"/>
@@ -4165,6 +4279,876 @@
           <w:rFonts w:hint="eastAsia"/>
         </w:rPr>
         <w:t>中字典相关的接口暴露了内部逻辑，需要进行重构。</w:t>
+      </w:r>
+    </w:p>
+    <w:p>
+      <w:pPr>
+        <w:rPr>
+          <w:rFonts w:hint="eastAsia"/>
+        </w:rPr>
+      </w:pPr>
+    </w:p>
+    <w:p>
+      <w:pPr>
+        <w:pStyle w:val="ListParagraph"/>
+        <w:numPr>
+          <w:ilvl w:val="0"/>
+          <w:numId w:val="31"/>
+        </w:numPr>
+        <w:ind w:firstLineChars="0"/>
+        <w:rPr>
+          <w:rFonts w:hint="eastAsia"/>
+        </w:rPr>
+      </w:pPr>
+      <w:r>
+        <w:rPr>
+          <w:rFonts w:hint="eastAsia"/>
+        </w:rPr>
+        <w:t>字典头重构</w:t>
+      </w:r>
+    </w:p>
+    <w:p>
+      <w:pPr>
+        <w:pStyle w:val="ListParagraph"/>
+        <w:ind w:left="420" w:firstLineChars="0" w:firstLine="0"/>
+      </w:pPr>
+      <w:r>
+        <w:rPr>
+          <w:rFonts w:hint="eastAsia"/>
+        </w:rPr>
+        <w:t>为了方便后续扩展，可考虑将字典头做成一个</w:t>
+      </w:r>
+      <w:r>
+        <w:rPr>
+          <w:rFonts w:hint="eastAsia"/>
+        </w:rPr>
+        <w:t>BSON</w:t>
+      </w:r>
+      <w:r>
+        <w:rPr>
+          <w:rFonts w:hint="eastAsia"/>
+        </w:rPr>
+        <w:t>的结构，方便编码和解码。字典头包含的信息包括：</w:t>
+      </w:r>
+    </w:p>
+    <w:p>
+      <w:pPr>
+        <w:ind w:left="426"/>
+        <w:jc w:val="left"/>
+        <w:rPr>
+          <w:rFonts w:hint="eastAsia"/>
+        </w:rPr>
+      </w:pPr>
+      <w:r>
+        <w:rPr>
+          <w:rFonts w:hint="eastAsia"/>
+        </w:rPr>
+        <w:t>（</w:t>
+      </w:r>
+      <w:r>
+        <w:rPr>
+          <w:rFonts w:hint="eastAsia"/>
+        </w:rPr>
+        <w:t>1</w:t>
+      </w:r>
+      <w:r>
+        <w:rPr>
+          <w:rFonts w:hint="eastAsia"/>
+        </w:rPr>
+        <w:t>）对应的压缩算法类型</w:t>
+      </w:r>
+      <w:r>
+        <w:rPr>
+          <w:rFonts w:hint="eastAsia"/>
+        </w:rPr>
+        <w:t>（</w:t>
+      </w:r>
+      <w:r>
+        <w:rPr>
+          <w:rFonts w:hint="eastAsia"/>
+        </w:rPr>
+        <w:t>INT32</w:t>
+      </w:r>
+      <w:r>
+        <w:rPr>
+          <w:rFonts w:hint="eastAsia"/>
+        </w:rPr>
+        <w:t>）</w:t>
+      </w:r>
+      <w:r>
+        <w:rPr>
+          <w:rFonts w:hint="eastAsia"/>
+        </w:rPr>
+        <w:t>；</w:t>
+      </w:r>
+    </w:p>
+    <w:p>
+      <w:pPr>
+        <w:ind w:left="426"/>
+        <w:jc w:val="left"/>
+        <w:rPr>
+          <w:rFonts w:hint="eastAsia"/>
+        </w:rPr>
+      </w:pPr>
+      <w:r>
+        <w:rPr>
+          <w:rFonts w:hint="eastAsia"/>
+        </w:rPr>
+        <w:t>（</w:t>
+      </w:r>
+      <w:r>
+        <w:rPr>
+          <w:rFonts w:hint="eastAsia"/>
+        </w:rPr>
+        <w:t>2</w:t>
+      </w:r>
+      <w:r>
+        <w:rPr>
+          <w:rFonts w:hint="eastAsia"/>
+        </w:rPr>
+        <w:t>）字典</w:t>
+      </w:r>
+      <w:r>
+        <w:rPr>
+          <w:rFonts w:hint="eastAsia"/>
+        </w:rPr>
+        <w:t>版本号</w:t>
+      </w:r>
+      <w:r>
+        <w:rPr>
+          <w:rFonts w:hint="eastAsia"/>
+        </w:rPr>
+        <w:t>（</w:t>
+      </w:r>
+      <w:r>
+        <w:rPr>
+          <w:rFonts w:hint="eastAsia"/>
+        </w:rPr>
+        <w:t>UINT32</w:t>
+      </w:r>
+      <w:r>
+        <w:rPr>
+          <w:rFonts w:hint="eastAsia"/>
+        </w:rPr>
+        <w:t>）</w:t>
+      </w:r>
+      <w:r>
+        <w:rPr>
+          <w:rFonts w:hint="eastAsia"/>
+        </w:rPr>
+        <w:t>（</w:t>
+      </w:r>
+    </w:p>
+    <w:p>
+      <w:pPr>
+        <w:ind w:left="426"/>
+        <w:jc w:val="left"/>
+      </w:pPr>
+      <w:r>
+        <w:rPr>
+          <w:rFonts w:hint="eastAsia"/>
+        </w:rPr>
+        <w:t>（</w:t>
+      </w:r>
+      <w:r>
+        <w:rPr>
+          <w:rFonts w:hint="eastAsia"/>
+        </w:rPr>
+        <w:t>3</w:t>
+      </w:r>
+      <w:r>
+        <w:rPr>
+          <w:rFonts w:hint="eastAsia"/>
+        </w:rPr>
+        <w:t>）字典总大小</w:t>
+      </w:r>
+      <w:r>
+        <w:rPr>
+          <w:rFonts w:hint="eastAsia"/>
+        </w:rPr>
+        <w:t>（</w:t>
+      </w:r>
+      <w:r>
+        <w:rPr>
+          <w:rFonts w:hint="eastAsia"/>
+        </w:rPr>
+        <w:t>UINT32</w:t>
+      </w:r>
+      <w:r>
+        <w:rPr>
+          <w:rFonts w:hint="eastAsia"/>
+        </w:rPr>
+        <w:t>，</w:t>
+      </w:r>
+      <w:r>
+        <w:rPr>
+          <w:rFonts w:hint="eastAsia"/>
+        </w:rPr>
+        <w:t>包括字典头）</w:t>
+      </w:r>
+    </w:p>
+    <w:p>
+      <w:pPr>
+        <w:ind w:left="426"/>
+        <w:jc w:val="left"/>
+      </w:pPr>
+      <w:r>
+        <w:rPr>
+          <w:rFonts w:hint="eastAsia"/>
+        </w:rPr>
+        <w:t>（</w:t>
+      </w:r>
+      <w:r>
+        <w:rPr>
+          <w:rFonts w:hint="eastAsia"/>
+        </w:rPr>
+        <w:t>4</w:t>
+      </w:r>
+      <w:r>
+        <w:rPr>
+          <w:rFonts w:hint="eastAsia"/>
+        </w:rPr>
+        <w:t>）最大编码值</w:t>
+      </w:r>
+      <w:r>
+        <w:rPr>
+          <w:rFonts w:hint="eastAsia"/>
+        </w:rPr>
+        <w:t>（</w:t>
+      </w:r>
+      <w:r>
+        <w:rPr>
+          <w:rFonts w:hint="eastAsia"/>
+        </w:rPr>
+        <w:t>UINT32</w:t>
+      </w:r>
+      <w:r>
+        <w:rPr>
+          <w:rFonts w:hint="eastAsia"/>
+        </w:rPr>
+        <w:t>）</w:t>
+      </w:r>
+    </w:p>
+    <w:p>
+      <w:pPr>
+        <w:ind w:left="426"/>
+        <w:jc w:val="left"/>
+        <w:rPr>
+          <w:color w:val="FF0000"/>
+        </w:rPr>
+      </w:pPr>
+      <w:r>
+        <w:rPr>
+          <w:rFonts w:hint="eastAsia"/>
+          <w:color w:val="FF0000"/>
+        </w:rPr>
+        <w:t>（</w:t>
+      </w:r>
+      <w:r>
+        <w:rPr>
+          <w:rFonts w:hint="eastAsia"/>
+          <w:color w:val="FF0000"/>
+        </w:rPr>
+        <w:t>5</w:t>
+      </w:r>
+      <w:r>
+        <w:rPr>
+          <w:rFonts w:hint="eastAsia"/>
+          <w:color w:val="FF0000"/>
+        </w:rPr>
+        <w:t>）</w:t>
+      </w:r>
+      <w:r>
+        <w:rPr>
+          <w:rFonts w:hint="eastAsia"/>
+          <w:color w:val="FF0000"/>
+        </w:rPr>
+        <w:t>是否变长压缩</w:t>
+      </w:r>
+      <w:r>
+        <w:rPr>
+          <w:rFonts w:hint="eastAsia"/>
+          <w:color w:val="FF0000"/>
+        </w:rPr>
+        <w:t>（</w:t>
+      </w:r>
+      <w:r>
+        <w:rPr>
+          <w:rFonts w:hint="eastAsia"/>
+          <w:color w:val="FF0000"/>
+        </w:rPr>
+        <w:t>BOOLEAN</w:t>
+      </w:r>
+      <w:r>
+        <w:rPr>
+          <w:rFonts w:hint="eastAsia"/>
+          <w:color w:val="FF0000"/>
+        </w:rPr>
+        <w:t>，</w:t>
+      </w:r>
+      <w:r>
+        <w:rPr>
+          <w:rFonts w:hint="eastAsia"/>
+          <w:color w:val="FF0000"/>
+        </w:rPr>
+        <w:t>基于对字典项的分布统计来决定，或者将这个放在记录上？）</w:t>
+      </w:r>
+    </w:p>
+    <w:p>
+      <w:pPr>
+        <w:ind w:left="426"/>
+        <w:jc w:val="left"/>
+        <w:rPr>
+          <w:rFonts w:hint="eastAsia"/>
+        </w:rPr>
+      </w:pPr>
+      <w:r>
+        <w:rPr>
+          <w:rFonts w:hint="eastAsia"/>
+        </w:rPr>
+        <w:t>（</w:t>
+      </w:r>
+      <w:r>
+        <w:rPr>
+          <w:rFonts w:hint="eastAsia"/>
+        </w:rPr>
+        <w:t>6</w:t>
+      </w:r>
+      <w:r>
+        <w:rPr>
+          <w:rFonts w:hint="eastAsia"/>
+        </w:rPr>
+        <w:t>）</w:t>
+      </w:r>
+      <w:r>
+        <w:rPr>
+          <w:rFonts w:hint="eastAsia"/>
+        </w:rPr>
+        <w:t>变长压缩划分情况</w:t>
+      </w:r>
+      <w:r>
+        <w:rPr>
+          <w:rFonts w:hint="eastAsia"/>
+        </w:rPr>
+        <w:t>（</w:t>
+      </w:r>
+      <w:r>
+        <w:rPr>
+          <w:rFonts w:hint="eastAsia"/>
+        </w:rPr>
+        <w:t>4</w:t>
+      </w:r>
+      <w:r>
+        <w:rPr>
+          <w:rFonts w:hint="eastAsia"/>
+        </w:rPr>
+        <w:t>个</w:t>
+      </w:r>
+      <w:r>
+        <w:rPr>
+          <w:rFonts w:hint="eastAsia"/>
+        </w:rPr>
+        <w:t>byte</w:t>
+      </w:r>
+      <w:r>
+        <w:rPr>
+          <w:rFonts w:hint="eastAsia"/>
+        </w:rPr>
+        <w:t>，为</w:t>
+      </w:r>
+      <w:r>
+        <w:rPr>
+          <w:rFonts w:hint="eastAsia"/>
+        </w:rPr>
+        <w:t>别为编码的</w:t>
+      </w:r>
+      <w:r>
+        <w:rPr>
+          <w:rFonts w:hint="eastAsia"/>
+        </w:rPr>
+        <w:t>4</w:t>
+      </w:r>
+      <w:r>
+        <w:rPr>
+          <w:rFonts w:hint="eastAsia"/>
+        </w:rPr>
+        <w:t>种长度）</w:t>
+      </w:r>
+    </w:p>
+    <w:p>
+      <w:pPr>
+        <w:ind w:left="426"/>
+        <w:jc w:val="left"/>
+        <w:rPr>
+          <w:rFonts w:hint="eastAsia"/>
+        </w:rPr>
+      </w:pPr>
+      <w:r>
+        <w:rPr>
+          <w:rFonts w:hint="eastAsia"/>
+        </w:rPr>
+        <w:t>（</w:t>
+      </w:r>
+      <w:r>
+        <w:rPr>
+          <w:rFonts w:hint="eastAsia"/>
+        </w:rPr>
+        <w:t>7</w:t>
+      </w:r>
+      <w:r>
+        <w:rPr>
+          <w:rFonts w:hint="eastAsia"/>
+        </w:rPr>
+        <w:t>）</w:t>
+      </w:r>
+      <w:r>
+        <w:rPr>
+          <w:rFonts w:hint="eastAsia"/>
+        </w:rPr>
+        <w:t>压缩率评估</w:t>
+      </w:r>
+    </w:p>
+    <w:p>
+      <w:pPr>
+        <w:ind w:left="426"/>
+        <w:jc w:val="left"/>
+        <w:rPr>
+          <w:rFonts w:hint="eastAsia"/>
+        </w:rPr>
+      </w:pPr>
+    </w:p>
+    <w:p>
+      <w:pPr>
+        <w:ind w:left="426"/>
+        <w:jc w:val="left"/>
+        <w:rPr>
+          <w:rFonts w:hint="eastAsia"/>
+        </w:rPr>
+      </w:pPr>
+      <w:r>
+        <w:rPr>
+          <w:rFonts w:hint="eastAsia"/>
+        </w:rPr>
+        <w:t>动态字典</w:t>
+      </w:r>
+      <w:r>
+        <w:rPr>
+          <w:rFonts w:hint="eastAsia"/>
+        </w:rPr>
+        <w:t>统计信息，可用于对字典的质量进行动态评估。单独开一个</w:t>
+      </w:r>
+      <w:r>
+        <w:rPr>
+          <w:rFonts w:hint="eastAsia"/>
+        </w:rPr>
+        <w:t>extent</w:t>
+      </w:r>
+      <w:r>
+        <w:rPr>
+          <w:rFonts w:hint="eastAsia"/>
+        </w:rPr>
+        <w:t>挂到当前字典的</w:t>
+      </w:r>
+      <w:r>
+        <w:rPr>
+          <w:rFonts w:hint="eastAsia"/>
+        </w:rPr>
+        <w:t>extent</w:t>
+      </w:r>
+      <w:r>
+        <w:rPr>
+          <w:rFonts w:hint="eastAsia"/>
+        </w:rPr>
+        <w:t>上，并在</w:t>
+      </w:r>
+      <w:r>
+        <w:rPr>
+          <w:rFonts w:hint="eastAsia"/>
+        </w:rPr>
+        <w:t>dmsStatInfo</w:t>
+      </w:r>
+      <w:r>
+        <w:rPr>
+          <w:rFonts w:hint="eastAsia"/>
+        </w:rPr>
+        <w:t>中设计对应的内存结构，因为它需要动态修改，所以不直接使用</w:t>
+      </w:r>
+      <w:r>
+        <w:rPr>
+          <w:rFonts w:hint="eastAsia"/>
+        </w:rPr>
+        <w:t>mmap</w:t>
+      </w:r>
+      <w:r>
+        <w:rPr>
+          <w:rFonts w:hint="eastAsia"/>
+        </w:rPr>
+        <w:t>的方式。内容：</w:t>
+      </w:r>
+    </w:p>
+    <w:p>
+      <w:pPr>
+        <w:ind w:left="426"/>
+        <w:jc w:val="left"/>
+        <w:rPr>
+          <w:rFonts w:hint="eastAsia"/>
+        </w:rPr>
+      </w:pPr>
+      <w:r>
+        <w:rPr>
+          <w:rFonts w:hint="eastAsia"/>
+        </w:rPr>
+        <w:t>最新平均压缩率；</w:t>
+      </w:r>
+    </w:p>
+    <w:p>
+      <w:pPr>
+        <w:ind w:left="426"/>
+        <w:jc w:val="left"/>
+        <w:rPr>
+          <w:rFonts w:hint="eastAsia"/>
+        </w:rPr>
+      </w:pPr>
+      <w:r>
+        <w:rPr>
+          <w:rFonts w:hint="eastAsia"/>
+        </w:rPr>
+        <w:lastRenderedPageBreak/>
+        <w:t>？？</w:t>
+      </w:r>
+    </w:p>
+    <w:p>
+      <w:pPr>
+        <w:ind w:left="426"/>
+        <w:jc w:val="left"/>
+        <w:rPr>
+          <w:rFonts w:hint="eastAsia"/>
+        </w:rPr>
+      </w:pPr>
+    </w:p>
+    <w:p>
+      <w:pPr>
+        <w:ind w:left="426"/>
+        <w:jc w:val="left"/>
+        <w:rPr>
+          <w:rFonts w:hint="eastAsia"/>
+        </w:rPr>
+      </w:pPr>
+    </w:p>
+    <w:p>
+      <w:pPr>
+        <w:ind w:left="426"/>
+        <w:jc w:val="left"/>
+        <w:rPr>
+          <w:rFonts w:hint="eastAsia"/>
+        </w:rPr>
+      </w:pPr>
+    </w:p>
+    <w:p>
+      <w:pPr>
+        <w:ind w:left="426"/>
+        <w:jc w:val="left"/>
+        <w:rPr>
+          <w:rFonts w:hint="eastAsia"/>
+        </w:rPr>
+      </w:pPr>
+    </w:p>
+    <w:p>
+      <w:pPr>
+        <w:ind w:left="426"/>
+        <w:jc w:val="left"/>
+      </w:pPr>
+      <w:r>
+        <w:rPr>
+          <w:rFonts w:hint="eastAsia"/>
+        </w:rPr>
+        <w:t>多个字典的</w:t>
+      </w:r>
+      <w:r>
+        <w:rPr>
+          <w:rFonts w:hint="eastAsia"/>
+        </w:rPr>
+        <w:t>extentID</w:t>
+      </w:r>
+      <w:r>
+        <w:rPr>
+          <w:rFonts w:hint="eastAsia"/>
+        </w:rPr>
+        <w:t>用数组保存在</w:t>
+      </w:r>
+      <w:r>
+        <w:rPr>
+          <w:rFonts w:hint="eastAsia"/>
+        </w:rPr>
+        <w:t>MB</w:t>
+      </w:r>
+      <w:r>
+        <w:rPr>
+          <w:rFonts w:hint="eastAsia"/>
+        </w:rPr>
+        <w:t>中？</w:t>
+      </w:r>
+    </w:p>
+    <w:p>
+      <w:pPr>
+        <w:rPr>
+          <w:rFonts w:hint="eastAsia"/>
+        </w:rPr>
+      </w:pPr>
+    </w:p>
+    <w:p>
+      <w:pPr>
+        <w:pStyle w:val="ListParagraph"/>
+        <w:numPr>
+          <w:ilvl w:val="0"/>
+          <w:numId w:val="31"/>
+        </w:numPr>
+        <w:ind w:firstLineChars="0"/>
+        <w:rPr>
+          <w:rFonts w:hint="eastAsia"/>
+        </w:rPr>
+      </w:pPr>
+      <w:r>
+        <w:rPr>
+          <w:rFonts w:hint="eastAsia"/>
+        </w:rPr>
+        <w:t>记录头重构</w:t>
+      </w:r>
+    </w:p>
+    <w:p>
+      <w:pPr>
+        <w:pStyle w:val="ListParagraph"/>
+        <w:ind w:left="420" w:firstLineChars="0" w:firstLine="0"/>
+        <w:rPr>
+          <w:rFonts w:hint="eastAsia"/>
+        </w:rPr>
+      </w:pPr>
+      <w:r>
+        <w:rPr>
+          <w:rFonts w:hint="eastAsia"/>
+        </w:rPr>
+        <w:t>记录头为</w:t>
+      </w:r>
+      <w:r>
+        <w:rPr>
+          <w:rFonts w:hint="eastAsia"/>
+        </w:rPr>
+        <w:t>4</w:t>
+      </w:r>
+      <w:r>
+        <w:rPr>
+          <w:rFonts w:hint="eastAsia"/>
+        </w:rPr>
+        <w:t>个字典，包括</w:t>
+      </w:r>
+      <w:r>
+        <w:rPr>
+          <w:rFonts w:hint="eastAsia"/>
+        </w:rPr>
+        <w:t>3</w:t>
+      </w:r>
+      <w:r>
+        <w:rPr>
+          <w:rFonts w:hint="eastAsia"/>
+        </w:rPr>
+        <w:t>个部分：</w:t>
+      </w:r>
+    </w:p>
+    <w:p>
+      <w:pPr>
+        <w:rPr>
+          <w:rFonts w:hint="eastAsia"/>
+        </w:rPr>
+      </w:pPr>
+      <w:r>
+        <w:rPr>
+          <w:rFonts w:hint="eastAsia"/>
+        </w:rPr>
+        <w:tab/>
+      </w:r>
+      <w:r>
+        <w:rPr>
+          <w:rFonts w:hint="eastAsia"/>
+        </w:rPr>
+        <w:t>（</w:t>
+      </w:r>
+      <w:r>
+        <w:rPr>
+          <w:rFonts w:hint="eastAsia"/>
+        </w:rPr>
+        <w:t>1</w:t>
+      </w:r>
+      <w:r>
+        <w:rPr>
+          <w:rFonts w:hint="eastAsia"/>
+        </w:rPr>
+        <w:t>）字典编号（</w:t>
+      </w:r>
+      <w:r>
+        <w:rPr>
+          <w:rFonts w:hint="eastAsia"/>
+        </w:rPr>
+        <w:t>3bit</w:t>
+      </w:r>
+      <w:r>
+        <w:rPr>
+          <w:rFonts w:hint="eastAsia"/>
+        </w:rPr>
+        <w:t>，最大支持</w:t>
+      </w:r>
+      <w:r>
+        <w:rPr>
+          <w:rFonts w:hint="eastAsia"/>
+        </w:rPr>
+        <w:t>8</w:t>
+      </w:r>
+      <w:r>
+        <w:rPr>
+          <w:rFonts w:hint="eastAsia"/>
+        </w:rPr>
+        <w:t>个字典）；</w:t>
+      </w:r>
+    </w:p>
+    <w:p>
+      <w:pPr>
+        <w:rPr>
+          <w:rFonts w:hint="eastAsia"/>
+        </w:rPr>
+      </w:pPr>
+      <w:r>
+        <w:rPr>
+          <w:rFonts w:hint="eastAsia"/>
+        </w:rPr>
+        <w:tab/>
+      </w:r>
+      <w:r>
+        <w:rPr>
+          <w:rFonts w:hint="eastAsia"/>
+        </w:rPr>
+        <w:t>（</w:t>
+      </w:r>
+      <w:r>
+        <w:rPr>
+          <w:rFonts w:hint="eastAsia"/>
+        </w:rPr>
+        <w:t>2</w:t>
+      </w:r>
+      <w:r>
+        <w:rPr>
+          <w:rFonts w:hint="eastAsia"/>
+        </w:rPr>
+        <w:t>）变长压缩标记（</w:t>
+      </w:r>
+      <w:r>
+        <w:rPr>
+          <w:rFonts w:hint="eastAsia"/>
+        </w:rPr>
+        <w:t>1bit</w:t>
+      </w:r>
+      <w:r>
+        <w:rPr>
+          <w:rFonts w:hint="eastAsia"/>
+        </w:rPr>
+        <w:t>）</w:t>
+      </w:r>
+    </w:p>
+    <w:p>
+      <w:pPr>
+        <w:rPr>
+          <w:rFonts w:hint="eastAsia"/>
+        </w:rPr>
+      </w:pPr>
+      <w:r>
+        <w:rPr>
+          <w:rFonts w:hint="eastAsia"/>
+        </w:rPr>
+        <w:tab/>
+      </w:r>
+      <w:r>
+        <w:rPr>
+          <w:rFonts w:hint="eastAsia"/>
+        </w:rPr>
+        <w:t>（</w:t>
+      </w:r>
+      <w:r>
+        <w:rPr>
+          <w:rFonts w:hint="eastAsia"/>
+        </w:rPr>
+        <w:t>3</w:t>
+      </w:r>
+      <w:r>
+        <w:rPr>
+          <w:rFonts w:hint="eastAsia"/>
+        </w:rPr>
+        <w:t>）解压后大小（</w:t>
+      </w:r>
+      <w:r>
+        <w:rPr>
+          <w:rFonts w:hint="eastAsia"/>
+        </w:rPr>
+        <w:t>3byte</w:t>
+      </w:r>
+      <w:r>
+        <w:rPr>
+          <w:rFonts w:hint="eastAsia"/>
+        </w:rPr>
+        <w:t>，最大支持</w:t>
+      </w:r>
+      <w:r>
+        <w:rPr>
+          <w:rFonts w:hint="eastAsia"/>
+        </w:rPr>
+        <w:t>16M</w:t>
+      </w:r>
+      <w:r>
+        <w:rPr>
+          <w:rFonts w:hint="eastAsia"/>
+        </w:rPr>
+        <w:t>）</w:t>
+      </w:r>
+    </w:p>
+    <w:p>
+      <w:pPr>
+        <w:rPr>
+          <w:rFonts w:hint="eastAsia"/>
+        </w:rPr>
+      </w:pPr>
+    </w:p>
+    <w:p>
+      <w:pPr>
+        <w:rPr>
+          <w:rFonts w:hint="eastAsia"/>
+        </w:rPr>
+      </w:pPr>
+      <w:r>
+        <w:rPr>
+          <w:rFonts w:hint="eastAsia"/>
+        </w:rPr>
+        <w:tab/>
+      </w:r>
+      <w:r>
+        <w:rPr>
+          <w:rFonts w:hint="eastAsia"/>
+        </w:rPr>
+        <w:t>在压缩的时候先只记录编码，但不输出，同时统计使用变长编码的大小，压缩完成后计算定长编码的总大小，</w:t>
+      </w:r>
+      <w:r>
+        <w:rPr>
+          <w:rFonts w:hint="eastAsia"/>
+        </w:rPr>
+        <w:t>进行比较，如果变长编码的大小不小于定长编码的</w:t>
+      </w:r>
+      <w:r>
+        <w:rPr>
+          <w:rFonts w:hint="eastAsia"/>
+        </w:rPr>
+        <w:t>80%</w:t>
+      </w:r>
+      <w:r>
+        <w:rPr>
+          <w:rFonts w:hint="eastAsia"/>
+        </w:rPr>
+        <w:t>，使用定长编码，否则使用变长编码。</w:t>
       </w:r>
     </w:p>
     <w:p/>
@@ -4222,6 +5206,7 @@
         <w:rPr>
           <w:noProof/>
         </w:rPr>
+        <w:lastRenderedPageBreak/>
         <w:drawing>
           <wp:inline distT="0" distB="0" distL="0" distR="0">
             <wp:extent cx="1586776" cy="5627893"/>
@@ -4298,30 +5283,30 @@
         <w:rPr>
           <w:rFonts w:hint="eastAsia"/>
         </w:rPr>
+        <w:t>解压流程如图</w:t>
+      </w:r>
+      <w:r>
+        <w:rPr>
+          <w:rFonts w:hint="eastAsia"/>
+        </w:rPr>
+        <w:t>9</w:t>
+      </w:r>
+      <w:r>
+        <w:rPr>
+          <w:rFonts w:hint="eastAsia"/>
+        </w:rPr>
+        <w:t>所求。</w:t>
+      </w:r>
+    </w:p>
+    <w:p>
+      <w:pPr>
+        <w:jc w:val="center"/>
+      </w:pPr>
+      <w:r>
+        <w:rPr>
+          <w:noProof/>
+        </w:rPr>
         <w:lastRenderedPageBreak/>
-        <w:t>解压流程如图</w:t>
-      </w:r>
-      <w:r>
-        <w:rPr>
-          <w:rFonts w:hint="eastAsia"/>
-        </w:rPr>
-        <w:t>9</w:t>
-      </w:r>
-      <w:r>
-        <w:rPr>
-          <w:rFonts w:hint="eastAsia"/>
-        </w:rPr>
-        <w:t>所求。</w:t>
-      </w:r>
-    </w:p>
-    <w:p>
-      <w:pPr>
-        <w:jc w:val="center"/>
-      </w:pPr>
-      <w:r>
-        <w:rPr>
-          <w:noProof/>
-        </w:rPr>
         <w:drawing>
           <wp:inline distT="0" distB="0" distL="0" distR="0">
             <wp:extent cx="1966296" cy="3527307"/>
@@ -4677,14 +5662,14 @@
               <w:rPr>
                 <w:rFonts w:hint="eastAsia"/>
               </w:rPr>
-              <w:t>确认取出来的数据的正确性（可通过输出识别，也可通过与在老版本</w:t>
+              <w:t>确认取出来的数据的正确性（可通过输出识别，也可通过与在老版本上的操作结果进</w:t>
             </w:r>
             <w:r>
               <w:rPr>
                 <w:rFonts w:hint="eastAsia"/>
               </w:rPr>
               <w:lastRenderedPageBreak/>
-              <w:t>上的操作结果进行对比</w:t>
+              <w:t>行对比</w:t>
             </w:r>
           </w:p>
         </w:tc>
@@ -6291,7 +7276,7 @@
   <w:abstractNum w:abstractNumId="11">
     <w:nsid w:val="23CA3A03"/>
     <w:multiLevelType w:val="hybridMultilevel"/>
-    <w:tmpl w:val="4A620B3E"/>
+    <w:tmpl w:val="B3404688"/>
     <w:lvl w:ilvl="0" w:tplc="04090001">
       <w:start w:val="1"/>
       <w:numFmt w:val="bullet"/>

--- a/internal_doc/03.开发设计/Story-数据压缩优化.docx
+++ b/internal_doc/03.开发设计/Story-数据压缩优化.docx
@@ -1012,12 +1012,26 @@
     <w:p>
       <w:pPr>
         <w:pStyle w:val="Heading3"/>
+        <w:rPr>
+          <w:rFonts w:hint="eastAsia"/>
+        </w:rPr>
       </w:pPr>
       <w:r>
         <w:rPr>
           <w:rFonts w:hint="eastAsia"/>
         </w:rPr>
         <w:t>压缩性能优化</w:t>
+      </w:r>
+    </w:p>
+    <w:p>
+      <w:pPr>
+        <w:pStyle w:val="Heading4"/>
+      </w:pPr>
+      <w:r>
+        <w:rPr>
+          <w:rFonts w:hint="eastAsia"/>
+        </w:rPr>
+        <w:t>压缩</w:t>
       </w:r>
     </w:p>
     <w:p>
@@ -1325,7 +1339,7 @@
           <v:shape id="_x0000_i1025" type="#_x0000_t75" style="width:504.65pt;height:205.35pt" o:ole="">
             <v:imagedata r:id="rId10" o:title=""/>
           </v:shape>
-          <o:OLEObject Type="Embed" ProgID="Visio.Drawing.15" ShapeID="_x0000_i1025" DrawAspect="Content" ObjectID="_1521641608" r:id="rId11"/>
+          <o:OLEObject Type="Embed" ProgID="Visio.Drawing.15" ShapeID="_x0000_i1025" DrawAspect="Content" ObjectID="_1523965551" r:id="rId11"/>
         </w:object>
       </w:r>
       <w:r>
@@ -1657,6 +1671,9 @@
     <w:p>
       <w:pPr>
         <w:jc w:val="center"/>
+        <w:rPr>
+          <w:rFonts w:hint="eastAsia"/>
+        </w:rPr>
       </w:pPr>
       <w:r>
         <w:rPr>
@@ -1678,17 +1695,671 @@
       </w:r>
     </w:p>
     <w:p>
-      <w:r>
-        <w:rPr>
-          <w:rFonts w:hint="eastAsia"/>
-        </w:rPr>
-        <w:t>解压的串表，需要提供按编码的定位能力，它的串表如图</w:t>
-      </w:r>
-      <w:r>
-        <w:rPr>
-          <w:rFonts w:hint="eastAsia"/>
-        </w:rPr>
-        <w:t>5</w:t>
+      <w:pPr>
+        <w:jc w:val="left"/>
+        <w:rPr>
+          <w:rFonts w:hint="eastAsia"/>
+        </w:rPr>
+      </w:pPr>
+      <w:r>
+        <w:rPr>
+          <w:rFonts w:hint="eastAsia"/>
+        </w:rPr>
+        <w:t>在生成字典的时候，使用大的字典缓存空间进行字典创建和引用计数统计，然后按照引用计数进行排序，取引用计数大的指定个字典项放入最终字典。</w:t>
+      </w:r>
+    </w:p>
+    <w:p>
+      <w:pPr>
+        <w:jc w:val="left"/>
+        <w:rPr>
+          <w:rFonts w:hint="eastAsia"/>
+        </w:rPr>
+      </w:pPr>
+      <w:r>
+        <w:rPr>
+          <w:rFonts w:hint="eastAsia"/>
+        </w:rPr>
+        <w:t>当前最终字典的最大字典项个数为</w:t>
+      </w:r>
+      <w:r>
+        <w:rPr>
+          <w:rFonts w:hint="eastAsia"/>
+        </w:rPr>
+        <w:t>250000</w:t>
+      </w:r>
+      <w:r>
+        <w:rPr>
+          <w:rFonts w:hint="eastAsia"/>
+        </w:rPr>
+        <w:t>，生成时可插入的字典项为它的</w:t>
+      </w:r>
+      <w:r>
+        <w:rPr>
+          <w:rFonts w:hint="eastAsia"/>
+        </w:rPr>
+        <w:t>4</w:t>
+      </w:r>
+      <w:r>
+        <w:rPr>
+          <w:rFonts w:hint="eastAsia"/>
+        </w:rPr>
+        <w:t>倍。</w:t>
+      </w:r>
+    </w:p>
+    <w:p>
+      <w:pPr>
+        <w:jc w:val="left"/>
+        <w:rPr>
+          <w:rFonts w:hint="eastAsia"/>
+        </w:rPr>
+      </w:pPr>
+    </w:p>
+    <w:p>
+      <w:pPr>
+        <w:pStyle w:val="Heading4"/>
+      </w:pPr>
+      <w:r>
+        <w:rPr>
+          <w:rFonts w:hint="eastAsia"/>
+        </w:rPr>
+        <w:t>解压</w:t>
+      </w:r>
+      <w:r>
+        <w:rPr>
+          <w:rFonts w:hint="eastAsia"/>
+        </w:rPr>
+        <w:t xml:space="preserve"> </w:t>
+      </w:r>
+    </w:p>
+    <w:p>
+      <w:pPr>
+        <w:rPr>
+          <w:rFonts w:hint="eastAsia"/>
+        </w:rPr>
+      </w:pPr>
+      <w:r>
+        <w:rPr>
+          <w:rFonts w:hint="eastAsia"/>
+        </w:rPr>
+        <w:t>解压的串表，需要提供按编码的定位能力，</w:t>
+      </w:r>
+      <w:r>
+        <w:rPr>
+          <w:rFonts w:hint="eastAsia"/>
+        </w:rPr>
+        <w:t>它也由两部分构成，分别是解压编码表（简称</w:t>
+      </w:r>
+      <w:r>
+        <w:rPr>
+          <w:rFonts w:hint="eastAsia"/>
+        </w:rPr>
+        <w:t>DST</w:t>
+      </w:r>
+      <w:r>
+        <w:rPr>
+          <w:rFonts w:hint="eastAsia"/>
+        </w:rPr>
+        <w:t>）和字符串区（</w:t>
+      </w:r>
+      <w:r>
+        <w:rPr>
+          <w:rFonts w:hint="eastAsia"/>
+        </w:rPr>
+        <w:t>String Area</w:t>
+      </w:r>
+      <w:r>
+        <w:rPr>
+          <w:rFonts w:hint="eastAsia"/>
+        </w:rPr>
+        <w:t>）</w:t>
+      </w:r>
+      <w:r>
+        <w:rPr>
+          <w:rFonts w:hint="eastAsia"/>
+        </w:rPr>
+        <w:t>。</w:t>
+      </w:r>
+    </w:p>
+    <w:p>
+      <w:pPr>
+        <w:rPr>
+          <w:rFonts w:hint="eastAsia"/>
+        </w:rPr>
+      </w:pPr>
+      <w:r>
+        <w:rPr>
+          <w:rFonts w:hint="eastAsia"/>
+        </w:rPr>
+        <w:t>DST</w:t>
+      </w:r>
+      <w:r>
+        <w:rPr>
+          <w:rFonts w:hint="eastAsia"/>
+        </w:rPr>
+        <w:t>部分由</w:t>
+      </w:r>
+      <w:r>
+        <w:rPr>
+          <w:rFonts w:hint="eastAsia"/>
+        </w:rPr>
+        <w:t>4</w:t>
+      </w:r>
+      <w:r>
+        <w:rPr>
+          <w:rFonts w:hint="eastAsia"/>
+        </w:rPr>
+        <w:t>字节数组构成，大小与字典项个数相等，其下标即是最终编码。在解压时，根据获得的编码，在</w:t>
+      </w:r>
+      <w:r>
+        <w:rPr>
+          <w:rFonts w:hint="eastAsia"/>
+        </w:rPr>
+        <w:t>DST</w:t>
+      </w:r>
+      <w:r>
+        <w:rPr>
+          <w:rFonts w:hint="eastAsia"/>
+        </w:rPr>
+        <w:t>中得到对应的项。</w:t>
+      </w:r>
+    </w:p>
+    <w:p>
+      <w:pPr>
+        <w:rPr>
+          <w:rFonts w:hint="eastAsia"/>
+        </w:rPr>
+      </w:pPr>
+      <w:r>
+        <w:rPr>
+          <w:rFonts w:hint="eastAsia"/>
+        </w:rPr>
+        <w:t>DST</w:t>
+      </w:r>
+      <w:r>
+        <w:rPr>
+          <w:rFonts w:hint="eastAsia"/>
+        </w:rPr>
+        <w:t>项的</w:t>
+      </w:r>
+      <w:r>
+        <w:rPr>
+          <w:rFonts w:hint="eastAsia"/>
+        </w:rPr>
+        <w:t>4</w:t>
+      </w:r>
+      <w:r>
+        <w:rPr>
+          <w:rFonts w:hint="eastAsia"/>
+        </w:rPr>
+        <w:t>个字节拆分使用：</w:t>
+      </w:r>
+    </w:p>
+    <w:p>
+      <w:pPr>
+        <w:rPr>
+          <w:rFonts w:hint="eastAsia"/>
+        </w:rPr>
+      </w:pPr>
+      <w:r>
+        <w:rPr>
+          <w:rFonts w:hint="eastAsia"/>
+        </w:rPr>
+        <w:t>根据编码对应的字符串长度，它对应的串会在</w:t>
+      </w:r>
+      <w:r>
+        <w:rPr>
+          <w:rFonts w:hint="eastAsia"/>
+        </w:rPr>
+        <w:t>DST</w:t>
+      </w:r>
+      <w:r>
+        <w:rPr>
+          <w:rFonts w:hint="eastAsia"/>
+        </w:rPr>
+        <w:t>项本身（本地展开）或</w:t>
+      </w:r>
+      <w:r>
+        <w:rPr>
+          <w:rFonts w:hint="eastAsia"/>
+        </w:rPr>
+        <w:t>String Area</w:t>
+      </w:r>
+      <w:r>
+        <w:rPr>
+          <w:rFonts w:hint="eastAsia"/>
+        </w:rPr>
+        <w:t>部分进行展开（远端展开）：长度</w:t>
+      </w:r>
+      <w:r>
+        <w:rPr>
+          <w:rFonts w:hint="eastAsia"/>
+        </w:rPr>
+        <w:t>&lt;4</w:t>
+      </w:r>
+      <w:r>
+        <w:rPr>
+          <w:rFonts w:hint="eastAsia"/>
+        </w:rPr>
+        <w:t>的在</w:t>
+      </w:r>
+      <w:r>
+        <w:rPr>
+          <w:rFonts w:hint="eastAsia"/>
+        </w:rPr>
+        <w:t>DST</w:t>
+      </w:r>
+      <w:r>
+        <w:rPr>
+          <w:rFonts w:hint="eastAsia"/>
+        </w:rPr>
+        <w:t>项中展开，</w:t>
+      </w:r>
+      <w:r>
+        <w:rPr>
+          <w:rFonts w:hint="eastAsia"/>
+        </w:rPr>
+        <w:t>&gt;=4</w:t>
+      </w:r>
+      <w:r>
+        <w:rPr>
+          <w:rFonts w:hint="eastAsia"/>
+        </w:rPr>
+        <w:t>的在</w:t>
+      </w:r>
+      <w:r>
+        <w:rPr>
+          <w:rFonts w:hint="eastAsia"/>
+        </w:rPr>
+        <w:t>String Area</w:t>
+      </w:r>
+      <w:r>
+        <w:rPr>
+          <w:rFonts w:hint="eastAsia"/>
+        </w:rPr>
+        <w:t>展开。这样是为了减少当前方面中的逐字符拼接的开销，并且尽可能多地减少从</w:t>
+      </w:r>
+      <w:r>
+        <w:rPr>
+          <w:rFonts w:hint="eastAsia"/>
+        </w:rPr>
+        <w:t>DST</w:t>
+      </w:r>
+      <w:r>
+        <w:rPr>
+          <w:rFonts w:hint="eastAsia"/>
+        </w:rPr>
+        <w:t>区到</w:t>
+      </w:r>
+      <w:r>
+        <w:rPr>
+          <w:rFonts w:hint="eastAsia"/>
+        </w:rPr>
+        <w:t>String Area</w:t>
+      </w:r>
+      <w:r>
+        <w:rPr>
+          <w:rFonts w:hint="eastAsia"/>
+        </w:rPr>
+        <w:t>区的跳转。</w:t>
+      </w:r>
+    </w:p>
+    <w:p>
+      <w:pPr>
+        <w:rPr>
+          <w:rFonts w:hint="eastAsia"/>
+        </w:rPr>
+      </w:pPr>
+      <w:r>
+        <w:rPr>
+          <w:rFonts w:hint="eastAsia"/>
+        </w:rPr>
+        <w:t>DST</w:t>
+      </w:r>
+      <w:r>
+        <w:rPr>
+          <w:rFonts w:hint="eastAsia"/>
+        </w:rPr>
+        <w:t>项的最高位设置为跳转标记，为</w:t>
+      </w:r>
+      <w:r>
+        <w:rPr>
+          <w:rFonts w:hint="eastAsia"/>
+        </w:rPr>
+        <w:t>0</w:t>
+      </w:r>
+      <w:r>
+        <w:rPr>
+          <w:rFonts w:hint="eastAsia"/>
+        </w:rPr>
+        <w:t>表示串在本地展开，</w:t>
+      </w:r>
+      <w:r>
+        <w:rPr>
+          <w:rFonts w:hint="eastAsia"/>
+        </w:rPr>
+        <w:t>1</w:t>
+      </w:r>
+      <w:r>
+        <w:rPr>
+          <w:rFonts w:hint="eastAsia"/>
+        </w:rPr>
+        <w:t>表示远端展开。</w:t>
+      </w:r>
+    </w:p>
+    <w:p>
+      <w:pPr>
+        <w:rPr>
+          <w:rFonts w:hint="eastAsia"/>
+        </w:rPr>
+      </w:pPr>
+      <w:r>
+        <w:rPr>
+          <w:rFonts w:hint="eastAsia"/>
+        </w:rPr>
+        <w:t>如果是在本地展开，接下来的两个位表示本地展开的长度：</w:t>
+      </w:r>
+    </w:p>
+    <w:p>
+      <w:pPr>
+        <w:rPr>
+          <w:rFonts w:hint="eastAsia"/>
+        </w:rPr>
+      </w:pPr>
+      <w:r>
+        <w:rPr>
+          <w:rFonts w:hint="eastAsia"/>
+        </w:rPr>
+        <w:t>01 -- 1</w:t>
+      </w:r>
+      <w:r>
+        <w:rPr>
+          <w:rFonts w:hint="eastAsia"/>
+        </w:rPr>
+        <w:t>字节，存储在</w:t>
+      </w:r>
+      <w:r>
+        <w:rPr>
+          <w:rFonts w:hint="eastAsia"/>
+        </w:rPr>
+        <w:t>DST</w:t>
+      </w:r>
+      <w:r>
+        <w:rPr>
+          <w:rFonts w:hint="eastAsia"/>
+        </w:rPr>
+        <w:t>项的最低字节中；</w:t>
+      </w:r>
+    </w:p>
+    <w:p>
+      <w:pPr>
+        <w:rPr>
+          <w:rFonts w:hint="eastAsia"/>
+        </w:rPr>
+      </w:pPr>
+      <w:r>
+        <w:rPr>
+          <w:rFonts w:hint="eastAsia"/>
+        </w:rPr>
+        <w:t>10 -- 2</w:t>
+      </w:r>
+      <w:r>
+        <w:rPr>
+          <w:rFonts w:hint="eastAsia"/>
+        </w:rPr>
+        <w:t>字节，存储在</w:t>
+      </w:r>
+      <w:r>
+        <w:rPr>
+          <w:rFonts w:hint="eastAsia"/>
+        </w:rPr>
+        <w:t>DST</w:t>
+      </w:r>
+      <w:r>
+        <w:rPr>
+          <w:rFonts w:hint="eastAsia"/>
+        </w:rPr>
+        <w:t>项的低两个字节中；</w:t>
+      </w:r>
+    </w:p>
+    <w:p>
+      <w:pPr>
+        <w:rPr>
+          <w:rFonts w:hint="eastAsia"/>
+        </w:rPr>
+      </w:pPr>
+      <w:r>
+        <w:rPr>
+          <w:rFonts w:hint="eastAsia"/>
+        </w:rPr>
+        <w:t>11 -- 3</w:t>
+      </w:r>
+      <w:r>
+        <w:rPr>
+          <w:rFonts w:hint="eastAsia"/>
+        </w:rPr>
+        <w:t>字节，存储在</w:t>
+      </w:r>
+      <w:r>
+        <w:rPr>
+          <w:rFonts w:hint="eastAsia"/>
+        </w:rPr>
+        <w:t>DST</w:t>
+      </w:r>
+      <w:r>
+        <w:rPr>
+          <w:rFonts w:hint="eastAsia"/>
+        </w:rPr>
+        <w:t>项的低三个字节中。</w:t>
+      </w:r>
+    </w:p>
+    <w:p>
+      <w:pPr>
+        <w:rPr>
+          <w:rFonts w:hint="eastAsia"/>
+        </w:rPr>
+      </w:pPr>
+      <w:r>
+        <w:rPr>
+          <w:rFonts w:hint="eastAsia"/>
+        </w:rPr>
+        <w:lastRenderedPageBreak/>
+        <w:t>如果是远端展开，</w:t>
+      </w:r>
+      <w:r>
+        <w:rPr>
+          <w:rFonts w:hint="eastAsia"/>
+        </w:rPr>
+        <w:t>DST</w:t>
+      </w:r>
+      <w:r>
+        <w:rPr>
+          <w:rFonts w:hint="eastAsia"/>
+        </w:rPr>
+        <w:t>项中的</w:t>
+      </w:r>
+      <w:r>
+        <w:rPr>
+          <w:rFonts w:hint="eastAsia"/>
+        </w:rPr>
+        <w:t>20</w:t>
+      </w:r>
+      <w:r>
+        <w:rPr>
+          <w:rFonts w:hint="eastAsia"/>
+        </w:rPr>
+        <w:t>位用来表示它的展开串在</w:t>
+      </w:r>
+      <w:r>
+        <w:rPr>
+          <w:rFonts w:hint="eastAsia"/>
+        </w:rPr>
+        <w:t>String Area</w:t>
+      </w:r>
+      <w:r>
+        <w:rPr>
+          <w:rFonts w:hint="eastAsia"/>
+        </w:rPr>
+        <w:t>中的偏移，最低位字节则表示其长度。</w:t>
+      </w:r>
+    </w:p>
+    <w:p>
+      <w:pPr>
+        <w:rPr>
+          <w:rFonts w:hint="eastAsia"/>
+        </w:rPr>
+      </w:pPr>
+    </w:p>
+    <w:p>
+      <w:pPr>
+        <w:rPr>
+          <w:rFonts w:hint="eastAsia"/>
+        </w:rPr>
+      </w:pPr>
+      <w:r>
+        <w:rPr>
+          <w:rFonts w:hint="eastAsia"/>
+        </w:rPr>
+        <w:t>在格式化</w:t>
+      </w:r>
+      <w:r>
+        <w:rPr>
+          <w:rFonts w:hint="eastAsia"/>
+        </w:rPr>
+        <w:t>String Area</w:t>
+      </w:r>
+      <w:r>
+        <w:rPr>
+          <w:rFonts w:hint="eastAsia"/>
+        </w:rPr>
+        <w:t>的过程中，如果某个串的子串已经被格式化，则会根据具体情况判断当前串是否需要添加前缀链：</w:t>
+      </w:r>
+    </w:p>
+    <w:p>
+      <w:pPr>
+        <w:rPr>
+          <w:rFonts w:hint="eastAsia"/>
+        </w:rPr>
+      </w:pPr>
+      <w:r>
+        <w:rPr>
+          <w:rFonts w:hint="eastAsia"/>
+        </w:rPr>
+        <w:t>如果已格式化的子串的长度</w:t>
+      </w:r>
+      <w:r>
+        <w:rPr>
+          <w:rFonts w:hint="eastAsia"/>
+        </w:rPr>
+        <w:t>&gt;4</w:t>
+      </w:r>
+      <w:r>
+        <w:rPr>
+          <w:rFonts w:hint="eastAsia"/>
+        </w:rPr>
+        <w:t>，则添加前缀链，否则不添加，直接将子串也全部展开。</w:t>
+      </w:r>
+    </w:p>
+    <w:p>
+      <w:pPr>
+        <w:rPr>
+          <w:rFonts w:hint="eastAsia"/>
+        </w:rPr>
+      </w:pPr>
+      <w:r>
+        <w:rPr>
+          <w:rFonts w:hint="eastAsia"/>
+        </w:rPr>
+        <w:t>在添加前缀链的情况下，展开串的前部增加三个字节，用于表示前缀的编码。在</w:t>
+      </w:r>
+      <w:r>
+        <w:rPr>
+          <w:rFonts w:hint="eastAsia"/>
+        </w:rPr>
+        <w:t>DST</w:t>
+      </w:r>
+      <w:r>
+        <w:rPr>
+          <w:rFonts w:hint="eastAsia"/>
+        </w:rPr>
+        <w:t>项中，通过第</w:t>
+      </w:r>
+      <w:r>
+        <w:rPr>
+          <w:rFonts w:hint="eastAsia"/>
+        </w:rPr>
+        <w:t>2</w:t>
+      </w:r>
+      <w:r>
+        <w:rPr>
+          <w:rFonts w:hint="eastAsia"/>
+        </w:rPr>
+        <w:t>高位来表示是否有前缀链。</w:t>
+      </w:r>
+    </w:p>
+    <w:p>
+      <w:r>
+        <w:rPr>
+          <w:rFonts w:hint="eastAsia"/>
+        </w:rPr>
+        <w:t>因此在解压的时候，在获取某个编码对应的串时，需要根据前缀链标记，决定是全部本地拷贝，还是要进一步拷贝前缀串。</w:t>
+      </w:r>
+    </w:p>
+    <w:p>
+      <w:pPr>
+        <w:jc w:val="left"/>
+      </w:pPr>
+    </w:p>
+    <w:p>
+      <w:pPr>
+        <w:pStyle w:val="Heading3"/>
+      </w:pPr>
+      <w:r>
+        <w:rPr>
+          <w:rFonts w:hint="eastAsia"/>
+        </w:rPr>
+        <w:t>字典缓存</w:t>
+      </w:r>
+    </w:p>
+    <w:p>
+      <w:pPr>
+        <w:pStyle w:val="ListParagraph"/>
+        <w:ind w:left="480" w:firstLineChars="0" w:firstLine="0"/>
+      </w:pPr>
+      <w:r>
+        <w:rPr>
+          <w:rFonts w:hint="eastAsia"/>
+        </w:rPr>
+        <w:t>当前版本对字典加载的处理是，在系统启动的时候（或者创建</w:t>
+      </w:r>
+      <w:r>
+        <w:rPr>
+          <w:rFonts w:hint="eastAsia"/>
+        </w:rPr>
+        <w:t>CL</w:t>
+      </w:r>
+      <w:r>
+        <w:rPr>
+          <w:rFonts w:hint="eastAsia"/>
+        </w:rPr>
+        <w:t>的时候），为每一个</w:t>
+      </w:r>
+      <w:r>
+        <w:rPr>
+          <w:rFonts w:hint="eastAsia"/>
+        </w:rPr>
+        <w:t>CL</w:t>
+      </w:r>
+      <w:r>
+        <w:rPr>
+          <w:rFonts w:hint="eastAsia"/>
+        </w:rPr>
+        <w:t>创建一个压缩器对象（除了接口外它需要管理用于压缩和解压的辅助资源），将字典从文件加载到内存，然后与压缩器绑定，如图</w:t>
+      </w:r>
+      <w:r>
+        <w:rPr>
+          <w:rFonts w:hint="eastAsia"/>
+        </w:rPr>
+        <w:t>6</w:t>
       </w:r>
       <w:r>
         <w:rPr>
@@ -1699,6 +2370,8 @@
     </w:p>
     <w:p>
       <w:pPr>
+        <w:pStyle w:val="ListParagraph"/>
+        <w:ind w:left="480" w:firstLineChars="0" w:firstLine="0"/>
         <w:jc w:val="center"/>
       </w:pPr>
       <w:r>
@@ -1707,9 +2380,9 @@
         </w:rPr>
         <w:drawing>
           <wp:inline distT="0" distB="0" distL="0" distR="0">
-            <wp:extent cx="3983355" cy="620540"/>
-            <wp:effectExtent l="0" t="0" r="4445" b="0"/>
-            <wp:docPr id="42" name="图片 25"/>
+            <wp:extent cx="3331173" cy="2164460"/>
+            <wp:effectExtent l="0" t="0" r="0" b="0"/>
+            <wp:docPr id="45" name="图片 29"/>
             <wp:cNvGraphicFramePr>
               <a:graphicFrameLocks xmlns:a="http://schemas.openxmlformats.org/drawingml/2006/main" noChangeAspect="1"/>
             </wp:cNvGraphicFramePr>
@@ -1729,7 +2402,7 @@
                   <pic:spPr>
                     <a:xfrm>
                       <a:off x="0" y="0"/>
-                      <a:ext cx="4024582" cy="626963"/>
+                      <a:ext cx="3350696" cy="2177145"/>
                     </a:xfrm>
                     <a:prstGeom prst="rect">
                       <a:avLst/>
@@ -1744,507 +2417,247 @@
     </w:p>
     <w:p>
       <w:pPr>
-        <w:jc w:val="center"/>
-      </w:pPr>
-      <w:r>
-        <w:rPr>
-          <w:rFonts w:hint="eastAsia"/>
-        </w:rPr>
-        <w:t>图</w:t>
-      </w:r>
-      <w:r>
-        <w:rPr>
-          <w:rFonts w:hint="eastAsia"/>
-        </w:rPr>
-        <w:t xml:space="preserve">5 </w:t>
-      </w:r>
-      <w:r>
-        <w:rPr>
-          <w:rFonts w:hint="eastAsia"/>
-        </w:rPr>
-        <w:t>解压串表</w:t>
-      </w:r>
-    </w:p>
-    <w:p>
-      <w:pPr>
-        <w:jc w:val="left"/>
-      </w:pPr>
-      <w:r>
-        <w:rPr>
-          <w:rFonts w:hint="eastAsia"/>
-        </w:rPr>
-        <w:t>新字典结构下的压缩、解压流程见本章第</w:t>
-      </w:r>
-      <w:r>
-        <w:rPr>
-          <w:rFonts w:hint="eastAsia"/>
-        </w:rPr>
-        <w:t>2</w:t>
-      </w:r>
-      <w:r>
-        <w:rPr>
-          <w:rFonts w:hint="eastAsia"/>
-        </w:rPr>
-        <w:t>节。</w:t>
-      </w:r>
-    </w:p>
-    <w:p>
-      <w:pPr>
-        <w:jc w:val="left"/>
-      </w:pPr>
-    </w:p>
-    <w:p>
-      <w:pPr>
-        <w:jc w:val="left"/>
-      </w:pPr>
-      <w:r>
-        <w:rPr>
-          <w:rFonts w:hint="eastAsia"/>
-        </w:rPr>
-        <w:t>解压串表优化</w:t>
-      </w:r>
-    </w:p>
-    <w:p>
-      <w:pPr>
-        <w:jc w:val="left"/>
-      </w:pPr>
-      <w:r>
-        <w:rPr>
-          <w:rFonts w:hint="eastAsia"/>
-        </w:rPr>
-        <w:t>将各字符串展开，减少由编码获取字符时逐个字符拼接的开销，分为两种情况：</w:t>
-      </w:r>
-    </w:p>
-    <w:p>
-      <w:pPr>
-        <w:jc w:val="left"/>
-      </w:pPr>
-      <w:r>
-        <w:rPr>
-          <w:rFonts w:hint="eastAsia"/>
-        </w:rPr>
-        <w:t>字符串长度不大于</w:t>
-      </w:r>
-      <w:r>
-        <w:rPr>
-          <w:rFonts w:hint="eastAsia"/>
-        </w:rPr>
-        <w:t>3</w:t>
-      </w:r>
-      <w:r>
-        <w:rPr>
-          <w:rFonts w:hint="eastAsia"/>
-        </w:rPr>
-        <w:t>的和</w:t>
-      </w:r>
-      <w:r>
-        <w:rPr>
-          <w:rFonts w:hint="eastAsia"/>
-        </w:rPr>
-        <w:t>3</w:t>
-      </w:r>
-      <w:r>
-        <w:rPr>
-          <w:rFonts w:hint="eastAsia"/>
-        </w:rPr>
-        <w:t>以上的。</w:t>
-      </w:r>
-    </w:p>
-    <w:p>
-      <w:pPr>
-        <w:jc w:val="left"/>
-      </w:pPr>
-      <w:r>
-        <w:rPr>
-          <w:rFonts w:hint="eastAsia"/>
-        </w:rPr>
-        <w:t>将解压串表分为两部分：</w:t>
-      </w:r>
-    </w:p>
-    <w:p>
-      <w:pPr>
-        <w:jc w:val="left"/>
-      </w:pPr>
-      <w:r>
-        <w:rPr>
-          <w:rFonts w:hint="eastAsia"/>
-        </w:rPr>
-        <w:t>code map</w:t>
-      </w:r>
-    </w:p>
-    <w:p>
-      <w:pPr>
-        <w:jc w:val="left"/>
-      </w:pPr>
-      <w:r>
-        <w:rPr>
-          <w:rFonts w:hint="eastAsia"/>
-        </w:rPr>
-        <w:t>string area</w:t>
-      </w:r>
-    </w:p>
-    <w:p>
-      <w:pPr>
-        <w:jc w:val="left"/>
-      </w:pPr>
-      <w:r>
-        <w:rPr>
-          <w:rFonts w:hint="eastAsia"/>
-        </w:rPr>
-        <w:t>code map</w:t>
-      </w:r>
-      <w:r>
-        <w:rPr>
-          <w:rFonts w:hint="eastAsia"/>
-        </w:rPr>
-        <w:t>中的项为</w:t>
-      </w:r>
-      <w:r>
-        <w:rPr>
-          <w:rFonts w:hint="eastAsia"/>
-        </w:rPr>
-        <w:t>4</w:t>
-      </w:r>
-      <w:r>
-        <w:rPr>
-          <w:rFonts w:hint="eastAsia"/>
-        </w:rPr>
-        <w:t>字节长度：</w:t>
-      </w:r>
-    </w:p>
-    <w:p>
-      <w:pPr>
-        <w:jc w:val="left"/>
-      </w:pPr>
-    </w:p>
-    <w:p>
-      <w:pPr>
-        <w:jc w:val="left"/>
-      </w:pPr>
-      <w:r>
-        <w:rPr>
-          <w:rFonts w:hint="eastAsia"/>
-        </w:rPr>
-        <w:t>最高位表示是否长度大于</w:t>
-      </w:r>
-      <w:r>
-        <w:rPr>
-          <w:rFonts w:hint="eastAsia"/>
-        </w:rPr>
-        <w:t>3</w:t>
-      </w:r>
-      <w:r>
-        <w:rPr>
-          <w:rFonts w:hint="eastAsia"/>
-        </w:rPr>
-        <w:t>（大于</w:t>
-      </w:r>
-      <w:r>
-        <w:rPr>
-          <w:rFonts w:hint="eastAsia"/>
-        </w:rPr>
-        <w:t>3</w:t>
-      </w:r>
-      <w:r>
-        <w:rPr>
-          <w:rFonts w:hint="eastAsia"/>
-        </w:rPr>
-        <w:t>时为</w:t>
-      </w:r>
-      <w:r>
-        <w:rPr>
-          <w:rFonts w:hint="eastAsia"/>
-        </w:rPr>
-        <w:t>1</w:t>
-      </w:r>
-      <w:r>
-        <w:rPr>
-          <w:rFonts w:hint="eastAsia"/>
-        </w:rPr>
-        <w:t>，否则为</w:t>
-      </w:r>
-      <w:r>
-        <w:rPr>
-          <w:rFonts w:hint="eastAsia"/>
-        </w:rPr>
-        <w:t>0</w:t>
-      </w:r>
-      <w:r>
-        <w:rPr>
-          <w:rFonts w:hint="eastAsia"/>
-        </w:rPr>
-        <w:t>）（决定是否需要进行跳转）</w:t>
-      </w:r>
-    </w:p>
-    <w:p>
-      <w:pPr>
-        <w:jc w:val="left"/>
-      </w:pPr>
-      <w:r>
-        <w:rPr>
-          <w:rFonts w:hint="eastAsia"/>
-        </w:rPr>
-        <w:t>第</w:t>
-      </w:r>
-      <w:r>
-        <w:rPr>
-          <w:rFonts w:hint="eastAsia"/>
-        </w:rPr>
-        <w:t>2</w:t>
-      </w:r>
-      <w:r>
-        <w:rPr>
-          <w:rFonts w:hint="eastAsia"/>
-        </w:rPr>
-        <w:t>、</w:t>
-      </w:r>
-      <w:r>
-        <w:rPr>
-          <w:rFonts w:hint="eastAsia"/>
-        </w:rPr>
-        <w:t>3</w:t>
-      </w:r>
-      <w:r>
-        <w:rPr>
-          <w:rFonts w:hint="eastAsia"/>
-        </w:rPr>
-        <w:t>两个位在长度不大于</w:t>
-      </w:r>
-      <w:r>
-        <w:rPr>
-          <w:rFonts w:hint="eastAsia"/>
-        </w:rPr>
-        <w:t>3</w:t>
-      </w:r>
-      <w:r>
-        <w:rPr>
-          <w:rFonts w:hint="eastAsia"/>
-        </w:rPr>
-        <w:t>时表示实际长度，</w:t>
-      </w:r>
-    </w:p>
-    <w:p>
-      <w:pPr>
-        <w:jc w:val="left"/>
-      </w:pPr>
-      <w:r>
-        <w:rPr>
-          <w:rFonts w:hint="eastAsia"/>
-        </w:rPr>
-        <w:t>当最高位为</w:t>
-      </w:r>
-      <w:r>
-        <w:rPr>
-          <w:rFonts w:hint="eastAsia"/>
-        </w:rPr>
-        <w:t>1</w:t>
-      </w:r>
-      <w:r>
-        <w:rPr>
-          <w:rFonts w:hint="eastAsia"/>
-        </w:rPr>
-        <w:t>时，第</w:t>
-      </w:r>
-      <w:r>
-        <w:rPr>
-          <w:rFonts w:hint="eastAsia"/>
-        </w:rPr>
-        <w:t>2</w:t>
-      </w:r>
-      <w:r>
-        <w:rPr>
-          <w:rFonts w:hint="eastAsia"/>
-        </w:rPr>
-        <w:t>、</w:t>
-      </w:r>
-      <w:r>
-        <w:rPr>
-          <w:rFonts w:hint="eastAsia"/>
-        </w:rPr>
-        <w:t>3</w:t>
-      </w:r>
-      <w:r>
-        <w:rPr>
-          <w:rFonts w:hint="eastAsia"/>
-        </w:rPr>
-        <w:t>字节表示字符串起始位置偏移量，第</w:t>
-      </w:r>
-      <w:r>
-        <w:rPr>
-          <w:rFonts w:hint="eastAsia"/>
-        </w:rPr>
-        <w:t>4</w:t>
-      </w:r>
-      <w:r>
-        <w:rPr>
-          <w:rFonts w:hint="eastAsia"/>
-        </w:rPr>
-        <w:t>个字节表示其长度；</w:t>
-      </w:r>
-    </w:p>
-    <w:p>
-      <w:pPr>
-        <w:jc w:val="left"/>
-      </w:pPr>
-      <w:r>
-        <w:rPr>
-          <w:rFonts w:hint="eastAsia"/>
-        </w:rPr>
-        <w:t>当最高位为</w:t>
-      </w:r>
-      <w:r>
-        <w:rPr>
-          <w:rFonts w:hint="eastAsia"/>
-        </w:rPr>
-        <w:t>0</w:t>
-      </w:r>
-      <w:r>
-        <w:rPr>
-          <w:rFonts w:hint="eastAsia"/>
-        </w:rPr>
-        <w:t>时，后</w:t>
-      </w:r>
-      <w:r>
-        <w:rPr>
-          <w:rFonts w:hint="eastAsia"/>
-        </w:rPr>
-        <w:t>3</w:t>
-      </w:r>
-      <w:r>
-        <w:rPr>
-          <w:rFonts w:hint="eastAsia"/>
-        </w:rPr>
-        <w:t>个字节可表示</w:t>
-      </w:r>
-      <w:r>
-        <w:rPr>
-          <w:rFonts w:hint="eastAsia"/>
-        </w:rPr>
-        <w:t>1~3</w:t>
-      </w:r>
-      <w:r>
-        <w:rPr>
-          <w:rFonts w:hint="eastAsia"/>
-        </w:rPr>
-        <w:t>个字节，具体长度由最高字节的</w:t>
-      </w:r>
-      <w:r>
-        <w:rPr>
-          <w:rFonts w:hint="eastAsia"/>
-        </w:rPr>
-        <w:t>2</w:t>
-      </w:r>
-      <w:r>
-        <w:rPr>
-          <w:rFonts w:hint="eastAsia"/>
-        </w:rPr>
-        <w:t>、</w:t>
-      </w:r>
-      <w:r>
-        <w:rPr>
-          <w:rFonts w:hint="eastAsia"/>
-        </w:rPr>
-        <w:t>3</w:t>
-      </w:r>
-      <w:r>
-        <w:rPr>
-          <w:rFonts w:hint="eastAsia"/>
-        </w:rPr>
-        <w:t>比特位来表示。</w:t>
-      </w:r>
-    </w:p>
-    <w:p>
-      <w:pPr>
-        <w:jc w:val="left"/>
-      </w:pPr>
-      <w:r>
-        <w:rPr>
-          <w:rFonts w:hint="eastAsia"/>
-        </w:rPr>
-        <w:lastRenderedPageBreak/>
-        <w:t>格式化解压字典时，顺序扫描字典项，当遇到最长串时，先将它格式化到字典中，然后依次格式化它的子串。</w:t>
-      </w:r>
-      <w:r>
-        <w:rPr>
-          <w:rFonts w:hint="eastAsia"/>
-        </w:rPr>
-        <w:t>它的子串可能同时也是其它长串的子串，这种情况下只需要格式化一次即可。</w:t>
-      </w:r>
-    </w:p>
-    <w:p>
-      <w:pPr>
-        <w:pStyle w:val="Heading3"/>
-      </w:pPr>
-      <w:r>
-        <w:rPr>
-          <w:rFonts w:hint="eastAsia"/>
-        </w:rPr>
-        <w:t>字典缓存</w:t>
-      </w:r>
-    </w:p>
-    <w:p>
-      <w:pPr>
-        <w:pStyle w:val="ListParagraph"/>
-        <w:ind w:left="480" w:firstLineChars="0" w:firstLine="0"/>
-      </w:pPr>
-      <w:r>
-        <w:rPr>
-          <w:rFonts w:hint="eastAsia"/>
-        </w:rPr>
-        <w:t>当前版本对字典加载的处理是，在系统启动的时候（或者创建</w:t>
-      </w:r>
-      <w:r>
-        <w:rPr>
-          <w:rFonts w:hint="eastAsia"/>
-        </w:rPr>
-        <w:t>CL</w:t>
-      </w:r>
-      <w:r>
-        <w:rPr>
-          <w:rFonts w:hint="eastAsia"/>
-        </w:rPr>
-        <w:t>的时候），为每一个</w:t>
-      </w:r>
-      <w:r>
-        <w:rPr>
-          <w:rFonts w:hint="eastAsia"/>
-        </w:rPr>
-        <w:t>CL</w:t>
-      </w:r>
-      <w:r>
-        <w:rPr>
-          <w:rFonts w:hint="eastAsia"/>
-        </w:rPr>
-        <w:t>创建一个压缩器对象（除了接口外它需要管理用于压缩和解压的辅助资源），将字典从文件加载到内存，然后与压缩器绑定，如图</w:t>
-      </w:r>
-      <w:r>
-        <w:rPr>
-          <w:rFonts w:hint="eastAsia"/>
-        </w:rPr>
-        <w:t>6</w:t>
-      </w:r>
-      <w:r>
-        <w:rPr>
-          <w:rFonts w:hint="eastAsia"/>
-        </w:rPr>
-        <w:t>所求。</w:t>
-      </w:r>
-    </w:p>
-    <w:p>
-      <w:pPr>
         <w:pStyle w:val="ListParagraph"/>
         <w:ind w:left="480" w:firstLineChars="0" w:firstLine="0"/>
         <w:jc w:val="center"/>
       </w:pPr>
       <w:r>
         <w:rPr>
+          <w:rFonts w:hint="eastAsia"/>
+        </w:rPr>
+        <w:t>图</w:t>
+      </w:r>
+      <w:r>
+        <w:rPr>
+          <w:rFonts w:hint="eastAsia"/>
+        </w:rPr>
+        <w:t>6</w:t>
+      </w:r>
+      <w:r>
+        <w:rPr>
+          <w:rFonts w:hint="eastAsia"/>
+        </w:rPr>
+        <w:t xml:space="preserve"> </w:t>
+      </w:r>
+      <w:r>
+        <w:rPr>
+          <w:rFonts w:hint="eastAsia"/>
+        </w:rPr>
+        <w:t>当前字典使用结构图</w:t>
+      </w:r>
+    </w:p>
+    <w:p>
+      <w:pPr>
+        <w:pStyle w:val="ListParagraph"/>
+        <w:ind w:left="480" w:firstLineChars="0" w:firstLine="0"/>
+      </w:pPr>
+      <w:r>
+        <w:rPr>
+          <w:rFonts w:hint="eastAsia"/>
+        </w:rPr>
+        <w:t>这种做法的弊端有：</w:t>
+      </w:r>
+    </w:p>
+    <w:p>
+      <w:pPr>
+        <w:pStyle w:val="ListParagraph"/>
+        <w:numPr>
+          <w:ilvl w:val="0"/>
+          <w:numId w:val="28"/>
+        </w:numPr>
+        <w:ind w:firstLineChars="0"/>
+      </w:pPr>
+      <w:r>
+        <w:rPr>
+          <w:rFonts w:hint="eastAsia"/>
+        </w:rPr>
+        <w:t>当字典很多时，若一次性全部加载，其内存开销可能无法接受；</w:t>
+      </w:r>
+    </w:p>
+    <w:p>
+      <w:pPr>
+        <w:pStyle w:val="ListParagraph"/>
+        <w:numPr>
+          <w:ilvl w:val="0"/>
+          <w:numId w:val="28"/>
+        </w:numPr>
+        <w:ind w:firstLineChars="0"/>
+      </w:pPr>
+      <w:r>
+        <w:rPr>
+          <w:rFonts w:hint="eastAsia"/>
+        </w:rPr>
+        <w:t>压缩</w:t>
+      </w:r>
+      <w:r>
+        <w:rPr>
+          <w:rFonts w:hint="eastAsia"/>
+        </w:rPr>
+        <w:t>context</w:t>
+      </w:r>
+      <w:r>
+        <w:rPr>
+          <w:rFonts w:hint="eastAsia"/>
+        </w:rPr>
+        <w:t>由各</w:t>
+      </w:r>
+      <w:r>
+        <w:rPr>
+          <w:rFonts w:hint="eastAsia"/>
+        </w:rPr>
+        <w:t>CL</w:t>
+      </w:r>
+      <w:r>
+        <w:rPr>
+          <w:rFonts w:hint="eastAsia"/>
+        </w:rPr>
+        <w:t>的</w:t>
+      </w:r>
+      <w:r>
+        <w:rPr>
+          <w:rFonts w:hint="eastAsia"/>
+        </w:rPr>
+        <w:t>compressor</w:t>
+      </w:r>
+      <w:r>
+        <w:rPr>
+          <w:rFonts w:hint="eastAsia"/>
+        </w:rPr>
+        <w:t>对象分别管理，可能会存在重用率真低及内存浪费的问题；</w:t>
+      </w:r>
+    </w:p>
+    <w:p>
+      <w:pPr>
+        <w:pStyle w:val="ListParagraph"/>
+        <w:numPr>
+          <w:ilvl w:val="0"/>
+          <w:numId w:val="28"/>
+        </w:numPr>
+        <w:ind w:firstLineChars="0"/>
+      </w:pPr>
+      <w:r>
+        <w:rPr>
+          <w:rFonts w:hint="eastAsia"/>
+        </w:rPr>
+        <w:t>压缩和解压入口分散，调用繁琐。</w:t>
+      </w:r>
+    </w:p>
+    <w:p>
+      <w:pPr>
+        <w:ind w:left="420"/>
+      </w:pPr>
+      <w:r>
+        <w:rPr>
+          <w:rFonts w:hint="eastAsia"/>
+        </w:rPr>
+        <w:t>解决这些问题的要点是：</w:t>
+      </w:r>
+    </w:p>
+    <w:p>
+      <w:pPr>
+        <w:pStyle w:val="ListParagraph"/>
+        <w:numPr>
+          <w:ilvl w:val="0"/>
+          <w:numId w:val="29"/>
+        </w:numPr>
+        <w:ind w:firstLineChars="0"/>
+      </w:pPr>
+      <w:r>
+        <w:rPr>
+          <w:rFonts w:hint="eastAsia"/>
+        </w:rPr>
+        <w:t>做到字典在内存和文件中的结构一致，在使用字典的时候直接依赖现在的</w:t>
+      </w:r>
+      <w:r>
+        <w:rPr>
+          <w:rFonts w:hint="eastAsia"/>
+        </w:rPr>
+        <w:t>mmap</w:t>
+      </w:r>
+      <w:r>
+        <w:rPr>
+          <w:rFonts w:hint="eastAsia"/>
+        </w:rPr>
+        <w:t>机制，而不用从文件中加载后再在内存中组装一次，且不用再为其设计复杂的淘汰机制；</w:t>
+      </w:r>
+    </w:p>
+    <w:p>
+      <w:pPr>
+        <w:pStyle w:val="ListParagraph"/>
+        <w:numPr>
+          <w:ilvl w:val="0"/>
+          <w:numId w:val="29"/>
+        </w:numPr>
+        <w:ind w:firstLineChars="0"/>
+      </w:pPr>
+      <w:r>
+        <w:rPr>
+          <w:rFonts w:hint="eastAsia"/>
+        </w:rPr>
+        <w:t>压缩器对象统一，提供一个全局的压缩器入口，所有的压缩</w:t>
+      </w:r>
+      <w:r>
+        <w:rPr>
+          <w:rFonts w:hint="eastAsia"/>
+        </w:rPr>
+        <w:t>/</w:t>
+      </w:r>
+      <w:r>
+        <w:rPr>
+          <w:rFonts w:hint="eastAsia"/>
+        </w:rPr>
+        <w:t>解压操作统一入口，</w:t>
+      </w:r>
+      <w:r>
+        <w:rPr>
+          <w:rFonts w:hint="eastAsia"/>
+        </w:rPr>
+        <w:t>压缩相关接口做到可重入，</w:t>
+      </w:r>
+      <w:r>
+        <w:rPr>
+          <w:rFonts w:hint="eastAsia"/>
+        </w:rPr>
+        <w:t>压缩上下文使用栈变量。</w:t>
+      </w:r>
+    </w:p>
+    <w:p>
+      <w:pPr>
+        <w:ind w:left="420"/>
+      </w:pPr>
+      <w:r>
+        <w:rPr>
+          <w:rFonts w:hint="eastAsia"/>
+        </w:rPr>
+        <w:t>调整后的内存结构关联关系如图</w:t>
+      </w:r>
+      <w:r>
+        <w:rPr>
+          <w:rFonts w:hint="eastAsia"/>
+        </w:rPr>
+        <w:t>7</w:t>
+      </w:r>
+      <w:r>
+        <w:rPr>
+          <w:rFonts w:hint="eastAsia"/>
+        </w:rPr>
+        <w:t>所示。</w:t>
+      </w:r>
+    </w:p>
+    <w:p>
+      <w:pPr>
+        <w:jc w:val="center"/>
+      </w:pPr>
+      <w:r>
+        <w:rPr>
           <w:noProof/>
         </w:rPr>
+        <w:lastRenderedPageBreak/>
         <w:drawing>
           <wp:inline distT="0" distB="0" distL="0" distR="0">
-            <wp:extent cx="3331173" cy="2164460"/>
-            <wp:effectExtent l="0" t="0" r="0" b="0"/>
-            <wp:docPr id="45" name="图片 29"/>
+            <wp:extent cx="5270500" cy="2845435"/>
+            <wp:effectExtent l="19050" t="0" r="6350" b="0"/>
+            <wp:docPr id="50" name="图片 33"/>
             <wp:cNvGraphicFramePr>
               <a:graphicFrameLocks xmlns:a="http://schemas.openxmlformats.org/drawingml/2006/main" noChangeAspect="1"/>
             </wp:cNvGraphicFramePr>
@@ -2264,281 +2677,6 @@
                   <pic:spPr>
                     <a:xfrm>
                       <a:off x="0" y="0"/>
-                      <a:ext cx="3350696" cy="2177145"/>
-                    </a:xfrm>
-                    <a:prstGeom prst="rect">
-                      <a:avLst/>
-                    </a:prstGeom>
-                  </pic:spPr>
-                </pic:pic>
-              </a:graphicData>
-            </a:graphic>
-          </wp:inline>
-        </w:drawing>
-      </w:r>
-    </w:p>
-    <w:p>
-      <w:pPr>
-        <w:pStyle w:val="ListParagraph"/>
-        <w:ind w:left="480" w:firstLineChars="0" w:firstLine="0"/>
-        <w:jc w:val="center"/>
-      </w:pPr>
-      <w:r>
-        <w:rPr>
-          <w:rFonts w:hint="eastAsia"/>
-        </w:rPr>
-        <w:t>图</w:t>
-      </w:r>
-      <w:r>
-        <w:rPr>
-          <w:rFonts w:hint="eastAsia"/>
-        </w:rPr>
-        <w:t>6</w:t>
-      </w:r>
-      <w:r>
-        <w:rPr>
-          <w:rFonts w:hint="eastAsia"/>
-        </w:rPr>
-        <w:t xml:space="preserve"> </w:t>
-      </w:r>
-      <w:r>
-        <w:rPr>
-          <w:rFonts w:hint="eastAsia"/>
-        </w:rPr>
-        <w:t>当前字典使用结构图</w:t>
-      </w:r>
-    </w:p>
-    <w:p>
-      <w:pPr>
-        <w:pStyle w:val="ListParagraph"/>
-        <w:ind w:left="480" w:firstLineChars="0" w:firstLine="0"/>
-      </w:pPr>
-      <w:r>
-        <w:rPr>
-          <w:rFonts w:hint="eastAsia"/>
-        </w:rPr>
-        <w:t>这种做法的弊端有：</w:t>
-      </w:r>
-    </w:p>
-    <w:p>
-      <w:pPr>
-        <w:pStyle w:val="ListParagraph"/>
-        <w:numPr>
-          <w:ilvl w:val="0"/>
-          <w:numId w:val="28"/>
-        </w:numPr>
-        <w:ind w:firstLineChars="0"/>
-      </w:pPr>
-      <w:r>
-        <w:rPr>
-          <w:rFonts w:hint="eastAsia"/>
-        </w:rPr>
-        <w:t>当字典很多时，若一次性全部加载，其内存开销可能无法接受；</w:t>
-      </w:r>
-    </w:p>
-    <w:p>
-      <w:pPr>
-        <w:pStyle w:val="ListParagraph"/>
-        <w:numPr>
-          <w:ilvl w:val="0"/>
-          <w:numId w:val="28"/>
-        </w:numPr>
-        <w:ind w:firstLineChars="0"/>
-      </w:pPr>
-      <w:r>
-        <w:rPr>
-          <w:rFonts w:hint="eastAsia"/>
-        </w:rPr>
-        <w:t>压缩</w:t>
-      </w:r>
-      <w:r>
-        <w:rPr>
-          <w:rFonts w:hint="eastAsia"/>
-        </w:rPr>
-        <w:t>context</w:t>
-      </w:r>
-      <w:r>
-        <w:rPr>
-          <w:rFonts w:hint="eastAsia"/>
-        </w:rPr>
-        <w:t>由各</w:t>
-      </w:r>
-      <w:r>
-        <w:rPr>
-          <w:rFonts w:hint="eastAsia"/>
-        </w:rPr>
-        <w:t>CL</w:t>
-      </w:r>
-      <w:r>
-        <w:rPr>
-          <w:rFonts w:hint="eastAsia"/>
-        </w:rPr>
-        <w:t>的</w:t>
-      </w:r>
-      <w:r>
-        <w:rPr>
-          <w:rFonts w:hint="eastAsia"/>
-        </w:rPr>
-        <w:t>compressor</w:t>
-      </w:r>
-      <w:r>
-        <w:rPr>
-          <w:rFonts w:hint="eastAsia"/>
-        </w:rPr>
-        <w:t>对象分别管理，可能会存在重用率真低及内存浪费的问题；</w:t>
-      </w:r>
-    </w:p>
-    <w:p>
-      <w:pPr>
-        <w:pStyle w:val="ListParagraph"/>
-        <w:numPr>
-          <w:ilvl w:val="0"/>
-          <w:numId w:val="28"/>
-        </w:numPr>
-        <w:ind w:firstLineChars="0"/>
-      </w:pPr>
-      <w:r>
-        <w:rPr>
-          <w:rFonts w:hint="eastAsia"/>
-        </w:rPr>
-        <w:t>压缩和解压入口分散，调用繁琐。</w:t>
-      </w:r>
-    </w:p>
-    <w:p>
-      <w:pPr>
-        <w:ind w:left="420"/>
-      </w:pPr>
-      <w:r>
-        <w:rPr>
-          <w:rFonts w:hint="eastAsia"/>
-        </w:rPr>
-        <w:t>解决这些问题的要点是：</w:t>
-      </w:r>
-    </w:p>
-    <w:p>
-      <w:pPr>
-        <w:pStyle w:val="ListParagraph"/>
-        <w:numPr>
-          <w:ilvl w:val="0"/>
-          <w:numId w:val="29"/>
-        </w:numPr>
-        <w:ind w:firstLineChars="0"/>
-      </w:pPr>
-      <w:r>
-        <w:rPr>
-          <w:rFonts w:hint="eastAsia"/>
-        </w:rPr>
-        <w:t>做到字典在内存和文件中的结构一致，在使用字典的时候直接依赖现在的</w:t>
-      </w:r>
-      <w:r>
-        <w:rPr>
-          <w:rFonts w:hint="eastAsia"/>
-        </w:rPr>
-        <w:t>mmap</w:t>
-      </w:r>
-      <w:r>
-        <w:rPr>
-          <w:rFonts w:hint="eastAsia"/>
-        </w:rPr>
-        <w:t>机制，而不用从文件中加载后再在内存中组装一次，且不用再为其设计复杂的淘汰机制；</w:t>
-      </w:r>
-    </w:p>
-    <w:p>
-      <w:pPr>
-        <w:pStyle w:val="ListParagraph"/>
-        <w:numPr>
-          <w:ilvl w:val="0"/>
-          <w:numId w:val="29"/>
-        </w:numPr>
-        <w:ind w:firstLineChars="0"/>
-      </w:pPr>
-      <w:r>
-        <w:rPr>
-          <w:rFonts w:hint="eastAsia"/>
-        </w:rPr>
-        <w:t>压缩器对象统一，提供一个全局的压缩器入口，所有的压缩</w:t>
-      </w:r>
-      <w:r>
-        <w:rPr>
-          <w:rFonts w:hint="eastAsia"/>
-        </w:rPr>
-        <w:t>/</w:t>
-      </w:r>
-      <w:r>
-        <w:rPr>
-          <w:rFonts w:hint="eastAsia"/>
-        </w:rPr>
-        <w:t>解压操作统一入口，</w:t>
-      </w:r>
-      <w:r>
-        <w:rPr>
-          <w:rFonts w:hint="eastAsia"/>
-        </w:rPr>
-        <w:t>压缩相关接口做到可重入，</w:t>
-      </w:r>
-      <w:r>
-        <w:rPr>
-          <w:rFonts w:hint="eastAsia"/>
-        </w:rPr>
-        <w:t>压缩上下文使用栈变量。</w:t>
-      </w:r>
-    </w:p>
-    <w:p>
-      <w:pPr>
-        <w:ind w:left="420"/>
-      </w:pPr>
-      <w:r>
-        <w:rPr>
-          <w:rFonts w:hint="eastAsia"/>
-        </w:rPr>
-        <w:t>调整后的内存结构关联关系如图</w:t>
-      </w:r>
-      <w:r>
-        <w:rPr>
-          <w:rFonts w:hint="eastAsia"/>
-        </w:rPr>
-        <w:t>7</w:t>
-      </w:r>
-      <w:r>
-        <w:rPr>
-          <w:rFonts w:hint="eastAsia"/>
-        </w:rPr>
-        <w:t>所示。</w:t>
-      </w:r>
-    </w:p>
-    <w:p>
-      <w:pPr>
-        <w:jc w:val="center"/>
-      </w:pPr>
-      <w:r>
-        <w:rPr>
-          <w:noProof/>
-        </w:rPr>
-        <w:lastRenderedPageBreak/>
-        <w:drawing>
-          <wp:inline distT="0" distB="0" distL="0" distR="0">
-            <wp:extent cx="5270500" cy="2845435"/>
-            <wp:effectExtent l="19050" t="0" r="6350" b="0"/>
-            <wp:docPr id="50" name="图片 33"/>
-            <wp:cNvGraphicFramePr>
-              <a:graphicFrameLocks xmlns:a="http://schemas.openxmlformats.org/drawingml/2006/main" noChangeAspect="1"/>
-            </wp:cNvGraphicFramePr>
-            <a:graphic xmlns:a="http://schemas.openxmlformats.org/drawingml/2006/main">
-              <a:graphicData uri="http://schemas.openxmlformats.org/drawingml/2006/picture">
-                <pic:pic xmlns:pic="http://schemas.openxmlformats.org/drawingml/2006/picture">
-                  <pic:nvPicPr>
-                    <pic:cNvPr id="1" name=""/>
-                    <pic:cNvPicPr/>
-                  </pic:nvPicPr>
-                  <pic:blipFill>
-                    <a:blip r:embed="rId16"/>
-                    <a:stretch>
-                      <a:fillRect/>
-                    </a:stretch>
-                  </pic:blipFill>
-                  <pic:spPr>
-                    <a:xfrm>
-                      <a:off x="0" y="0"/>
                       <a:ext cx="5270500" cy="2845435"/>
                     </a:xfrm>
                     <a:prstGeom prst="rect">
@@ -2693,15 +2831,7 @@
                 <w:sz w:val="21"/>
                 <w:szCs w:val="21"/>
               </w:rPr>
-              <w:t>INT32 compressBound( UINT32 srcLen,</w:t>
-            </w:r>
-            <w:r>
-              <w:rPr>
-                <w:rFonts w:hint="eastAsia"/>
-                <w:sz w:val="21"/>
-                <w:szCs w:val="21"/>
-              </w:rPr>
-              <w:t xml:space="preserve"> </w:t>
+              <w:t>virtual INT32 compressBound( UINT32 srcLen, UINT32 &amp;maxCompressedLen,</w:t>
             </w:r>
           </w:p>
           <w:p>
@@ -2713,18 +2843,10 @@
             </w:pPr>
             <w:r>
               <w:rPr>
-                <w:rFonts w:hint="eastAsia"/>
                 <w:sz w:val="21"/>
                 <w:szCs w:val="21"/>
               </w:rPr>
-              <w:t xml:space="preserve">                     </w:t>
-            </w:r>
-            <w:r>
-              <w:rPr>
-                <w:sz w:val="21"/>
-                <w:szCs w:val="21"/>
-              </w:rPr>
-              <w:t>UINT32 &amp;maxCompressedLen,</w:t>
+              <w:t xml:space="preserve">                           const utilDictHandle dictionary = NULL ) = 0 ;</w:t>
             </w:r>
           </w:p>
           <w:p>
@@ -2734,35 +2856,6 @@
                 <w:szCs w:val="21"/>
               </w:rPr>
             </w:pPr>
-            <w:r>
-              <w:rPr>
-                <w:sz w:val="21"/>
-                <w:szCs w:val="21"/>
-              </w:rPr>
-              <w:t xml:space="preserve">                    </w:t>
-            </w:r>
-            <w:r>
-              <w:rPr>
-                <w:rFonts w:hint="eastAsia"/>
-                <w:sz w:val="21"/>
-                <w:szCs w:val="21"/>
-              </w:rPr>
-              <w:t xml:space="preserve"> </w:t>
-            </w:r>
-            <w:r>
-              <w:rPr>
-                <w:sz w:val="21"/>
-                <w:szCs w:val="21"/>
-              </w:rPr>
-              <w:t>const CHAR *dictionary = NULL )</w:t>
-            </w:r>
-            <w:r>
-              <w:rPr>
-                <w:sz w:val="21"/>
-                <w:szCs w:val="21"/>
-              </w:rPr>
-              <w:t xml:space="preserve"> ;</w:t>
-            </w:r>
           </w:p>
           <w:p>
             <w:pPr>
@@ -2773,11 +2866,10 @@
             </w:pPr>
             <w:r>
               <w:rPr>
-                <w:rFonts w:hint="eastAsia"/>
                 <w:sz w:val="21"/>
                 <w:szCs w:val="21"/>
               </w:rPr>
-              <w:t xml:space="preserve">INT32 compress( const CHAR *source, </w:t>
+              <w:t>virtual INT32 compress( const CHAR *source, UINT32 sourceLen,</w:t>
             </w:r>
           </w:p>
           <w:p>
@@ -2789,18 +2881,18 @@
             </w:pPr>
             <w:r>
               <w:rPr>
+                <w:rFonts w:hint="eastAsia"/>
                 <w:sz w:val="21"/>
                 <w:szCs w:val="21"/>
               </w:rPr>
-              <w:t xml:space="preserve">                </w:t>
-            </w:r>
-            <w:r>
-              <w:rPr>
-                <w:rFonts w:hint="eastAsia"/>
+              <w:t xml:space="preserve"> </w:t>
+            </w:r>
+            <w:r>
+              <w:rPr>
                 <w:sz w:val="21"/>
                 <w:szCs w:val="21"/>
               </w:rPr>
-              <w:t xml:space="preserve">UINT32 sourceLen, </w:t>
+              <w:t xml:space="preserve">                     CHAR *dest, UINT32 &amp;destLen,</w:t>
             </w:r>
           </w:p>
           <w:p>
@@ -2815,39 +2907,7 @@
                 <w:sz w:val="21"/>
                 <w:szCs w:val="21"/>
               </w:rPr>
-              <w:t xml:space="preserve">                </w:t>
-            </w:r>
-            <w:r>
-              <w:rPr>
-                <w:rFonts w:hint="eastAsia"/>
-                <w:sz w:val="21"/>
-                <w:szCs w:val="21"/>
-              </w:rPr>
-              <w:t xml:space="preserve">CHAR *dest, UINT32 </w:t>
-            </w:r>
-            <w:r>
-              <w:rPr>
-                <w:rFonts w:hint="eastAsia"/>
-                <w:sz w:val="21"/>
-                <w:szCs w:val="21"/>
-              </w:rPr>
-              <w:t>&amp;</w:t>
-            </w:r>
-            <w:r>
-              <w:rPr>
-                <w:rFonts w:hint="eastAsia"/>
-                <w:sz w:val="21"/>
-                <w:szCs w:val="21"/>
-              </w:rPr>
-              <w:t xml:space="preserve">destLen, </w:t>
-            </w:r>
-            <w:r>
-              <w:rPr>
-                <w:rFonts w:hint="eastAsia"/>
-                <w:sz w:val="21"/>
-                <w:szCs w:val="21"/>
-              </w:rPr>
-              <w:t xml:space="preserve">          </w:t>
+              <w:t xml:space="preserve">                      const utilDictHandle dictionary = NULL,</w:t>
             </w:r>
           </w:p>
           <w:p>
@@ -2859,19 +2919,10 @@
             </w:pPr>
             <w:r>
               <w:rPr>
-                <w:rFonts w:hint="eastAsia"/>
                 <w:sz w:val="21"/>
                 <w:szCs w:val="21"/>
               </w:rPr>
-              <w:t xml:space="preserve">                </w:t>
-            </w:r>
-            <w:r>
-              <w:rPr>
-                <w:rFonts w:hint="eastAsia"/>
-                <w:sz w:val="21"/>
-                <w:szCs w:val="21"/>
-              </w:rPr>
-              <w:t>const utilDictionary *dictionary = NULL ) ;</w:t>
+              <w:t xml:space="preserve">                      const utilCompressStrategy *strategy = NULL ) = 0 ;</w:t>
             </w:r>
           </w:p>
           <w:p>
@@ -2881,13 +2932,6 @@
                 <w:szCs w:val="21"/>
               </w:rPr>
             </w:pPr>
-            <w:r>
-              <w:rPr>
-                <w:sz w:val="21"/>
-                <w:szCs w:val="21"/>
-              </w:rPr>
-              <w:t xml:space="preserve">INT32 getUncompressedLen( const CHAR *source, </w:t>
-            </w:r>
           </w:p>
           <w:p>
             <w:pPr>
@@ -2901,14 +2945,7 @@
                 <w:sz w:val="21"/>
                 <w:szCs w:val="21"/>
               </w:rPr>
-              <w:t xml:space="preserve">                          </w:t>
-            </w:r>
-            <w:r>
-              <w:rPr>
-                <w:sz w:val="21"/>
-                <w:szCs w:val="21"/>
-              </w:rPr>
-              <w:t>UINT32 sourceLen,</w:t>
+              <w:t>virtual INT32 getUncompressedLen( const CHAR *source, UINT32 sourceLen,</w:t>
             </w:r>
           </w:p>
           <w:p>
@@ -2923,14 +2960,7 @@
                 <w:sz w:val="21"/>
                 <w:szCs w:val="21"/>
               </w:rPr>
-              <w:t xml:space="preserve">                          UINT32 &amp;length)</w:t>
-            </w:r>
-            <w:r>
-              <w:rPr>
-                <w:sz w:val="21"/>
-                <w:szCs w:val="21"/>
-              </w:rPr>
-              <w:t xml:space="preserve"> ;</w:t>
+              <w:t xml:space="preserve">                                UINT32 &amp;length) = 0 ;</w:t>
             </w:r>
           </w:p>
           <w:p>
@@ -2940,30 +2970,6 @@
                 <w:szCs w:val="21"/>
               </w:rPr>
             </w:pPr>
-            <w:r>
-              <w:rPr>
-                <w:rFonts w:hint="eastAsia"/>
-                <w:sz w:val="21"/>
-                <w:szCs w:val="21"/>
-              </w:rPr>
-              <w:t xml:space="preserve">INT32 </w:t>
-            </w:r>
-            <w:r>
-              <w:rPr>
-                <w:rFonts w:hint="eastAsia"/>
-                <w:sz w:val="21"/>
-                <w:szCs w:val="21"/>
-              </w:rPr>
-              <w:t>de</w:t>
-            </w:r>
-            <w:r>
-              <w:rPr>
-                <w:rFonts w:hint="eastAsia"/>
-                <w:sz w:val="21"/>
-                <w:szCs w:val="21"/>
-              </w:rPr>
-              <w:t xml:space="preserve">compress( const CHAR *source, </w:t>
-            </w:r>
           </w:p>
           <w:p>
             <w:pPr>
@@ -2977,15 +2983,7 @@
                 <w:sz w:val="21"/>
                 <w:szCs w:val="21"/>
               </w:rPr>
-              <w:t xml:space="preserve">                  </w:t>
-            </w:r>
-            <w:r>
-              <w:rPr>
-                <w:rFonts w:hint="eastAsia"/>
-                <w:sz w:val="21"/>
-                <w:szCs w:val="21"/>
-              </w:rPr>
-              <w:t xml:space="preserve">UINT32 sourceLen, </w:t>
+              <w:t>virtual INT32 decompress( const CHAR *source, UINT32 sourceLen,</w:t>
             </w:r>
           </w:p>
           <w:p>
@@ -3000,7 +2998,7 @@
                 <w:sz w:val="21"/>
                 <w:szCs w:val="21"/>
               </w:rPr>
-              <w:t xml:space="preserve">                  </w:t>
+              <w:t xml:space="preserve">                       </w:t>
             </w:r>
             <w:r>
               <w:rPr>
@@ -3008,7 +3006,14 @@
                 <w:sz w:val="21"/>
                 <w:szCs w:val="21"/>
               </w:rPr>
-              <w:t>CHAR *dest,</w:t>
+              <w:t xml:space="preserve"> </w:t>
+            </w:r>
+            <w:r>
+              <w:rPr>
+                <w:sz w:val="21"/>
+                <w:szCs w:val="21"/>
+              </w:rPr>
+              <w:t>CHAR *dest, UINT32 &amp;destLen,</w:t>
             </w:r>
           </w:p>
           <w:p>
@@ -3023,80 +3028,15 @@
                 <w:sz w:val="21"/>
                 <w:szCs w:val="21"/>
               </w:rPr>
-              <w:t xml:space="preserve">                 </w:t>
-            </w:r>
-            <w:r>
-              <w:rPr>
-                <w:rFonts w:hint="eastAsia"/>
+              <w:t xml:space="preserve">                        const utilDictHandle dictionary = NULL ) = 0 ;</w:t>
+            </w:r>
+            <w:r>
+              <w:rPr>
                 <w:sz w:val="21"/>
                 <w:szCs w:val="21"/>
               </w:rPr>
-              <w:t xml:space="preserve"> UINT32 </w:t>
-            </w:r>
-            <w:r>
-              <w:rPr>
-                <w:rFonts w:hint="eastAsia"/>
-                <w:sz w:val="21"/>
-                <w:szCs w:val="21"/>
-              </w:rPr>
-              <w:t>&amp;</w:t>
-            </w:r>
-            <w:r>
-              <w:rPr>
-                <w:rFonts w:hint="eastAsia"/>
-                <w:sz w:val="21"/>
-                <w:szCs w:val="21"/>
-              </w:rPr>
-              <w:t xml:space="preserve">destLen, </w:t>
-            </w:r>
-            <w:r>
-              <w:rPr>
-                <w:rFonts w:hint="eastAsia"/>
-                <w:sz w:val="21"/>
-                <w:szCs w:val="21"/>
-              </w:rPr>
-              <w:t xml:space="preserve">          </w:t>
-            </w:r>
-          </w:p>
-          <w:p>
-            <w:pPr>
-              <w:rPr>
-                <w:sz w:val="21"/>
-                <w:szCs w:val="21"/>
-              </w:rPr>
-            </w:pPr>
-            <w:r>
-              <w:rPr>
-                <w:rFonts w:hint="eastAsia"/>
-                <w:sz w:val="21"/>
-                <w:szCs w:val="21"/>
-              </w:rPr>
-              <w:t xml:space="preserve">                </w:t>
-            </w:r>
-            <w:r>
-              <w:rPr>
-                <w:rFonts w:hint="eastAsia"/>
-                <w:sz w:val="21"/>
-                <w:szCs w:val="21"/>
-              </w:rPr>
-              <w:t xml:space="preserve">  </w:t>
-            </w:r>
-            <w:r>
-              <w:rPr>
-                <w:rFonts w:hint="eastAsia"/>
-                <w:sz w:val="21"/>
-                <w:szCs w:val="21"/>
-              </w:rPr>
-              <w:t>const utilDictionary *dictionary = NULL ) ;</w:t>
-            </w:r>
-          </w:p>
-          <w:p>
-            <w:pPr>
-              <w:rPr>
-                <w:sz w:val="21"/>
-                <w:szCs w:val="21"/>
-              </w:rPr>
-            </w:pPr>
+              <w:t xml:space="preserve"> </w:t>
+            </w:r>
           </w:p>
         </w:tc>
       </w:tr>
@@ -3139,37 +3079,31 @@
         <w:rPr>
           <w:rFonts w:hint="eastAsia"/>
         </w:rPr>
-        <w:t>中的锁处理并发（如集合删除等），主要是插入与其它操作的并发。因为插入时会拿集合的写锁，其持有锁的时间会影响到并发性能，压缩相对比较耗时，因此要将它放在插入的写锁外面。在删除集合时，必需先获取到</w:t>
-      </w:r>
+        <w:t>中的锁处理并发（如集合删除等），主要是插入与其它操作的并发。因为插入时会拿集合的写锁，其持有锁的时间会影响到并发性能，压缩相对比较耗时，因此要将它放在插入的写锁外面。在删除集合时，必需先获取到这个锁之后，才能删除字典的</w:t>
+      </w:r>
+      <w:r>
+        <w:rPr>
+          <w:rFonts w:hint="eastAsia"/>
+        </w:rPr>
+        <w:t>extent</w:t>
+      </w:r>
+      <w:r>
+        <w:rPr>
+          <w:rFonts w:hint="eastAsia"/>
+        </w:rPr>
+        <w:t>。</w:t>
+      </w:r>
+    </w:p>
+    <w:p/>
+    <w:p>
+      <w:pPr>
+        <w:pStyle w:val="Heading3"/>
+      </w:pPr>
       <w:r>
         <w:rPr>
           <w:rFonts w:hint="eastAsia"/>
         </w:rPr>
         <w:lastRenderedPageBreak/>
-        <w:t>这个锁之后，才能删除字典的</w:t>
-      </w:r>
-      <w:r>
-        <w:rPr>
-          <w:rFonts w:hint="eastAsia"/>
-        </w:rPr>
-        <w:t>extent</w:t>
-      </w:r>
-      <w:r>
-        <w:rPr>
-          <w:rFonts w:hint="eastAsia"/>
-        </w:rPr>
-        <w:t>。</w:t>
-      </w:r>
-    </w:p>
-    <w:p/>
-    <w:p>
-      <w:pPr>
-        <w:pStyle w:val="Heading3"/>
-      </w:pPr>
-      <w:r>
-        <w:rPr>
-          <w:rFonts w:hint="eastAsia"/>
-        </w:rPr>
         <w:t>压缩率优化</w:t>
       </w:r>
     </w:p>
@@ -3240,107 +3174,23 @@
     <w:p>
       <w:pPr>
         <w:jc w:val="left"/>
-      </w:pPr>
-      <w:r>
-        <w:rPr>
-          <w:rFonts w:hint="eastAsia"/>
-        </w:rPr>
-        <w:t>因此，可给字典项设置一个权重，开始使用较大的空间构建字典，全字典项超过最终需要，然后按权重排序，将权重低的剔除，直至字典项达到要求的个数。权重的计算需要考虑对它进行编码能节点的空间量。</w:t>
-      </w:r>
-    </w:p>
-    <w:tbl>
-      <w:tblPr>
-        <w:tblStyle w:val="TableGrid"/>
-        <w:tblW w:w="0" w:type="auto"/>
-        <w:tblLook w:val="04A0"/>
-      </w:tblPr>
-      <w:tblGrid>
-        <w:gridCol w:w="8290"/>
-      </w:tblGrid>
-      <w:tr>
-        <w:tc>
-          <w:tcPr>
-            <w:tcW w:w="8290" w:type="dxa"/>
-          </w:tcPr>
-          <w:p>
-            <w:r>
-              <w:rPr>
-                <w:rFonts w:hint="eastAsia"/>
-              </w:rPr>
-              <w:t>字典项权重计算</w:t>
-            </w:r>
-            <w:r>
-              <w:t>公式：假设源串</w:t>
-            </w:r>
-            <w:r>
-              <w:rPr>
-                <w:rFonts w:hint="eastAsia"/>
-              </w:rPr>
-              <w:t>的</w:t>
-            </w:r>
-            <w:r>
-              <w:t>长度为</w:t>
-            </w:r>
-            <w:r>
-              <w:t>x</w:t>
-            </w:r>
-            <w:r>
-              <w:rPr>
-                <w:rFonts w:hint="eastAsia"/>
-              </w:rPr>
-              <w:t>字节</w:t>
-            </w:r>
-            <w:r>
-              <w:t>，重复次数为</w:t>
-            </w:r>
-            <w:r>
-              <w:t>n</w:t>
-            </w:r>
-            <w:r>
-              <w:t>，编码后长度为</w:t>
-            </w:r>
-            <w:r>
-              <w:t>c</w:t>
-            </w:r>
-            <w:r>
-              <w:rPr>
-                <w:rFonts w:hint="eastAsia"/>
-              </w:rPr>
-              <w:t xml:space="preserve"> bit</w:t>
-            </w:r>
-            <w:r>
-              <w:t>，则它</w:t>
-            </w:r>
-            <w:r>
-              <w:rPr>
-                <w:rFonts w:hint="eastAsia"/>
-              </w:rPr>
-              <w:t>节省的空间为</w:t>
-            </w:r>
-          </w:p>
-          <w:p>
-            <w:pPr>
-              <w:rPr>
-                <w:b/>
-              </w:rPr>
-            </w:pPr>
-            <w:r>
-              <w:rPr>
-                <w:b/>
-              </w:rPr>
-              <w:t xml:space="preserve">weight = ( 8x – c </w:t>
-            </w:r>
-            <w:r>
-              <w:rPr>
-                <w:rFonts w:hint="eastAsia"/>
-                <w:b/>
-              </w:rPr>
-              <w:t>) * n</w:t>
-            </w:r>
-          </w:p>
-        </w:tc>
-      </w:tr>
-    </w:tbl>
+        <w:rPr>
+          <w:rFonts w:hint="eastAsia"/>
+        </w:rPr>
+      </w:pPr>
+      <w:r>
+        <w:rPr>
+          <w:rFonts w:hint="eastAsia"/>
+        </w:rPr>
+        <w:t>因此，可给字典项设置一个权重，开始使用较大的空间构建字典，全字典项超过最终需要，然后按权重排序，将权重低的剔除，直至字典项达到要求的个数</w:t>
+      </w:r>
+      <w:r>
+        <w:rPr>
+          <w:rFonts w:hint="eastAsia"/>
+        </w:rPr>
+        <w:t>。当前权重使用字符串在构建字典中的引用计数。</w:t>
+      </w:r>
+    </w:p>
     <w:p>
       <w:pPr>
         <w:jc w:val="left"/>
@@ -3779,130 +3629,6 @@
     </w:p>
     <w:p/>
     <w:p>
-      <w:pPr>
-        <w:pStyle w:val="ListParagraph"/>
-        <w:numPr>
-          <w:ilvl w:val="0"/>
-          <w:numId w:val="32"/>
-        </w:numPr>
-        <w:ind w:firstLineChars="0"/>
-        <w:jc w:val="left"/>
-      </w:pPr>
-      <w:r>
-        <w:rPr>
-          <w:rFonts w:hint="eastAsia"/>
-        </w:rPr>
-        <w:t>压缩数据结构</w:t>
-      </w:r>
-    </w:p>
-    <w:p>
-      <w:pPr>
-        <w:jc w:val="left"/>
-      </w:pPr>
-      <w:r>
-        <w:rPr>
-          <w:rFonts w:hint="eastAsia"/>
-        </w:rPr>
-        <w:t>压缩后的数据也包括头部和数据两部分。</w:t>
-      </w:r>
-    </w:p>
-    <w:p>
-      <w:pPr>
-        <w:jc w:val="left"/>
-      </w:pPr>
-      <w:r>
-        <w:rPr>
-          <w:rFonts w:hint="eastAsia"/>
-        </w:rPr>
-        <w:t>头部中包含压缩前长度（</w:t>
-      </w:r>
-      <w:r>
-        <w:rPr>
-          <w:rFonts w:hint="eastAsia"/>
-        </w:rPr>
-        <w:t>4</w:t>
-      </w:r>
-      <w:r>
-        <w:rPr>
-          <w:rFonts w:hint="eastAsia"/>
-        </w:rPr>
-        <w:t>字节）</w:t>
-      </w:r>
-      <w:r>
-        <w:rPr>
-          <w:rFonts w:hint="eastAsia"/>
-        </w:rPr>
-        <w:t>，其中可以拆出几位用来表示压缩相关的信息，如使用的编码方式、字典编号等。</w:t>
-      </w:r>
-    </w:p>
-    <w:p>
-      <w:pPr>
-        <w:jc w:val="left"/>
-      </w:pPr>
-      <w:r>
-        <w:rPr>
-          <w:rFonts w:hint="eastAsia"/>
-        </w:rPr>
-        <w:t>（使用字典编号，可支持使用多字典，一个集合中可存在多个字典，每个字典有一个集合中唯一的编号，只要拿到对应字典的指针，即可传递给压缩函数）。</w:t>
-      </w:r>
-    </w:p>
-    <w:p>
-      <w:pPr>
-        <w:jc w:val="left"/>
-      </w:pPr>
-    </w:p>
-    <w:p/>
-    <w:p>
-      <w:r>
-        <w:rPr>
-          <w:rFonts w:hint="eastAsia"/>
-        </w:rPr>
-        <w:t>实际测试时，跟踪一下不压缩数据的出现比例，如果比较大，可将</w:t>
-      </w:r>
-      <w:r>
-        <w:rPr>
-          <w:rFonts w:hint="eastAsia"/>
-        </w:rPr>
-        <w:t>00</w:t>
-      </w:r>
-      <w:r>
-        <w:rPr>
-          <w:rFonts w:hint="eastAsia"/>
-        </w:rPr>
-        <w:t>用于标识未压缩，这样不压缩的单个字符占用为</w:t>
-      </w:r>
-      <w:r>
-        <w:rPr>
-          <w:rFonts w:hint="eastAsia"/>
-        </w:rPr>
-        <w:t>10bit</w:t>
-      </w:r>
-      <w:r>
-        <w:rPr>
-          <w:rFonts w:hint="eastAsia"/>
-        </w:rPr>
-        <w:t>。如果出现的比例非常小，则不用此方式。</w:t>
-      </w:r>
-    </w:p>
-    <w:p/>
-    <w:p>
-      <w:r>
-        <w:rPr>
-          <w:rFonts w:hint="eastAsia"/>
-        </w:rPr>
-        <w:t>开销</w:t>
-      </w:r>
-    </w:p>
-    <w:p>
-      <w:r>
-        <w:rPr>
-          <w:rFonts w:hint="eastAsia"/>
-        </w:rPr>
-        <w:t>变长编码会增加编码、解码的复杂度，会对性能有一定影响。</w:t>
-      </w:r>
-    </w:p>
-    <w:p/>
-    <w:p>
       <w:r>
         <w:rPr>
           <w:rFonts w:hint="eastAsia"/>
@@ -4098,7 +3824,14 @@
         <w:rPr>
           <w:rFonts w:hint="eastAsia"/>
         </w:rPr>
-        <w:t>基类进行微调，并提供一个子类</w:t>
+        <w:t>基类进行微调，并提供</w:t>
+      </w:r>
+      <w:r>
+        <w:rPr>
+          <w:rFonts w:hint="eastAsia"/>
+        </w:rPr>
+        <w:lastRenderedPageBreak/>
+        <w:t>一个子类</w:t>
       </w:r>
       <w:r>
         <w:rPr>
@@ -4203,11 +3936,6 @@
       </w:r>
     </w:p>
     <w:p>
-      <w:pPr>
-        <w:rPr>
-          <w:rFonts w:hint="eastAsia"/>
-        </w:rPr>
-      </w:pPr>
       <w:r>
         <w:rPr>
           <w:rFonts w:hint="eastAsia"/>
@@ -4281,13 +4009,7 @@
         <w:t>中字典相关的接口暴露了内部逻辑，需要进行重构。</w:t>
       </w:r>
     </w:p>
-    <w:p>
-      <w:pPr>
-        <w:rPr>
-          <w:rFonts w:hint="eastAsia"/>
-        </w:rPr>
-      </w:pPr>
-    </w:p>
+    <w:p/>
     <w:p>
       <w:pPr>
         <w:pStyle w:val="ListParagraph"/>
@@ -4296,9 +4018,6 @@
           <w:numId w:val="31"/>
         </w:numPr>
         <w:ind w:firstLineChars="0"/>
-        <w:rPr>
-          <w:rFonts w:hint="eastAsia"/>
-        </w:rPr>
       </w:pPr>
       <w:r>
         <w:rPr>
@@ -4316,28 +4035,13 @@
         <w:rPr>
           <w:rFonts w:hint="eastAsia"/>
         </w:rPr>
-        <w:t>为了方便后续扩展，可考虑将字典头做成一个</w:t>
-      </w:r>
-      <w:r>
-        <w:rPr>
-          <w:rFonts w:hint="eastAsia"/>
-        </w:rPr>
-        <w:t>BSON</w:t>
-      </w:r>
-      <w:r>
-        <w:rPr>
-          <w:rFonts w:hint="eastAsia"/>
-        </w:rPr>
-        <w:t>的结构，方便编码和解码。字典头包含的信息包括：</w:t>
+        <w:t>字典头包含的信息包括：</w:t>
       </w:r>
     </w:p>
     <w:p>
       <w:pPr>
         <w:ind w:left="426"/>
         <w:jc w:val="left"/>
-        <w:rPr>
-          <w:rFonts w:hint="eastAsia"/>
-        </w:rPr>
       </w:pPr>
       <w:r>
         <w:rPr>
@@ -4386,9 +4090,6 @@
       <w:pPr>
         <w:ind w:left="426"/>
         <w:jc w:val="left"/>
-        <w:rPr>
-          <w:rFonts w:hint="eastAsia"/>
-        </w:rPr>
       </w:pPr>
       <w:r>
         <w:rPr>
@@ -4533,74 +4234,84 @@
       <w:pPr>
         <w:ind w:left="426"/>
         <w:jc w:val="left"/>
-        <w:rPr>
-          <w:color w:val="FF0000"/>
-        </w:rPr>
-      </w:pPr>
-      <w:r>
-        <w:rPr>
-          <w:rFonts w:hint="eastAsia"/>
-          <w:color w:val="FF0000"/>
+      </w:pPr>
+      <w:r>
+        <w:rPr>
+          <w:rFonts w:hint="eastAsia"/>
         </w:rPr>
         <w:t>（</w:t>
       </w:r>
       <w:r>
         <w:rPr>
           <w:rFonts w:hint="eastAsia"/>
-          <w:color w:val="FF0000"/>
         </w:rPr>
         <w:t>5</w:t>
       </w:r>
       <w:r>
         <w:rPr>
           <w:rFonts w:hint="eastAsia"/>
-          <w:color w:val="FF0000"/>
         </w:rPr>
         <w:t>）</w:t>
       </w:r>
       <w:r>
         <w:rPr>
           <w:rFonts w:hint="eastAsia"/>
-          <w:color w:val="FF0000"/>
-        </w:rPr>
-        <w:t>是否变长压缩</w:t>
-      </w:r>
-      <w:r>
-        <w:rPr>
-          <w:rFonts w:hint="eastAsia"/>
-          <w:color w:val="FF0000"/>
+        </w:rPr>
+        <w:t>变长压缩划分情况</w:t>
+      </w:r>
+      <w:r>
+        <w:rPr>
+          <w:rFonts w:hint="eastAsia"/>
         </w:rPr>
         <w:t>（</w:t>
       </w:r>
       <w:r>
         <w:rPr>
           <w:rFonts w:hint="eastAsia"/>
-          <w:color w:val="FF0000"/>
-        </w:rPr>
-        <w:t>BOOLEAN</w:t>
-      </w:r>
-      <w:r>
-        <w:rPr>
-          <w:rFonts w:hint="eastAsia"/>
-          <w:color w:val="FF0000"/>
-        </w:rPr>
-        <w:t>，</w:t>
-      </w:r>
-      <w:r>
-        <w:rPr>
-          <w:rFonts w:hint="eastAsia"/>
-          <w:color w:val="FF0000"/>
-        </w:rPr>
-        <w:t>基于对字典项的分布统计来决定，或者将这个放在记录上？）</w:t>
+        </w:rPr>
+        <w:t>4</w:t>
+      </w:r>
+      <w:r>
+        <w:rPr>
+          <w:rFonts w:hint="eastAsia"/>
+        </w:rPr>
+        <w:t>个</w:t>
+      </w:r>
+      <w:r>
+        <w:rPr>
+          <w:rFonts w:hint="eastAsia"/>
+        </w:rPr>
+        <w:t>byte</w:t>
+      </w:r>
+      <w:r>
+        <w:rPr>
+          <w:rFonts w:hint="eastAsia"/>
+        </w:rPr>
+        <w:t>，为</w:t>
+      </w:r>
+      <w:r>
+        <w:rPr>
+          <w:rFonts w:hint="eastAsia"/>
+        </w:rPr>
+        <w:t>别为编码的</w:t>
+      </w:r>
+      <w:r>
+        <w:rPr>
+          <w:rFonts w:hint="eastAsia"/>
+        </w:rPr>
+        <w:t>4</w:t>
+      </w:r>
+      <w:r>
+        <w:rPr>
+          <w:rFonts w:hint="eastAsia"/>
+        </w:rPr>
+        <w:t>种长度）</w:t>
       </w:r>
     </w:p>
     <w:p>
       <w:pPr>
         <w:ind w:left="426"/>
         <w:jc w:val="left"/>
-        <w:rPr>
-          <w:rFonts w:hint="eastAsia"/>
-        </w:rPr>
       </w:pPr>
       <w:r>
         <w:rPr>
@@ -4624,278 +4335,10 @@
         <w:rPr>
           <w:rFonts w:hint="eastAsia"/>
         </w:rPr>
-        <w:t>变长压缩划分情况</w:t>
-      </w:r>
-      <w:r>
-        <w:rPr>
-          <w:rFonts w:hint="eastAsia"/>
-        </w:rPr>
-        <w:t>（</w:t>
-      </w:r>
-      <w:r>
-        <w:rPr>
-          <w:rFonts w:hint="eastAsia"/>
-        </w:rPr>
-        <w:t>4</w:t>
-      </w:r>
-      <w:r>
-        <w:rPr>
-          <w:rFonts w:hint="eastAsia"/>
-        </w:rPr>
-        <w:t>个</w:t>
-      </w:r>
-      <w:r>
-        <w:rPr>
-          <w:rFonts w:hint="eastAsia"/>
-        </w:rPr>
-        <w:t>byte</w:t>
-      </w:r>
-      <w:r>
-        <w:rPr>
-          <w:rFonts w:hint="eastAsia"/>
-        </w:rPr>
-        <w:t>，为</w:t>
-      </w:r>
-      <w:r>
-        <w:rPr>
-          <w:rFonts w:hint="eastAsia"/>
-        </w:rPr>
-        <w:t>别为编码的</w:t>
-      </w:r>
-      <w:r>
-        <w:rPr>
-          <w:rFonts w:hint="eastAsia"/>
-        </w:rPr>
-        <w:t>4</w:t>
-      </w:r>
-      <w:r>
-        <w:rPr>
-          <w:rFonts w:hint="eastAsia"/>
-        </w:rPr>
-        <w:t>种长度）</w:t>
-      </w:r>
-    </w:p>
-    <w:p>
-      <w:pPr>
-        <w:ind w:left="426"/>
-        <w:jc w:val="left"/>
-        <w:rPr>
-          <w:rFonts w:hint="eastAsia"/>
-        </w:rPr>
-      </w:pPr>
-      <w:r>
-        <w:rPr>
-          <w:rFonts w:hint="eastAsia"/>
-        </w:rPr>
-        <w:t>（</w:t>
-      </w:r>
-      <w:r>
-        <w:rPr>
-          <w:rFonts w:hint="eastAsia"/>
-        </w:rPr>
-        <w:t>7</w:t>
-      </w:r>
-      <w:r>
-        <w:rPr>
-          <w:rFonts w:hint="eastAsia"/>
-        </w:rPr>
-        <w:t>）</w:t>
-      </w:r>
-      <w:r>
-        <w:rPr>
-          <w:rFonts w:hint="eastAsia"/>
-        </w:rPr>
         <w:t>压缩率评估</w:t>
       </w:r>
     </w:p>
-    <w:p>
-      <w:pPr>
-        <w:ind w:left="426"/>
-        <w:jc w:val="left"/>
-        <w:rPr>
-          <w:rFonts w:hint="eastAsia"/>
-        </w:rPr>
-      </w:pPr>
-    </w:p>
-    <w:p>
-      <w:pPr>
-        <w:ind w:left="426"/>
-        <w:jc w:val="left"/>
-        <w:rPr>
-          <w:rFonts w:hint="eastAsia"/>
-        </w:rPr>
-      </w:pPr>
-      <w:r>
-        <w:rPr>
-          <w:rFonts w:hint="eastAsia"/>
-        </w:rPr>
-        <w:t>动态字典</w:t>
-      </w:r>
-      <w:r>
-        <w:rPr>
-          <w:rFonts w:hint="eastAsia"/>
-        </w:rPr>
-        <w:t>统计信息，可用于对字典的质量进行动态评估。单独开一个</w:t>
-      </w:r>
-      <w:r>
-        <w:rPr>
-          <w:rFonts w:hint="eastAsia"/>
-        </w:rPr>
-        <w:t>extent</w:t>
-      </w:r>
-      <w:r>
-        <w:rPr>
-          <w:rFonts w:hint="eastAsia"/>
-        </w:rPr>
-        <w:t>挂到当前字典的</w:t>
-      </w:r>
-      <w:r>
-        <w:rPr>
-          <w:rFonts w:hint="eastAsia"/>
-        </w:rPr>
-        <w:t>extent</w:t>
-      </w:r>
-      <w:r>
-        <w:rPr>
-          <w:rFonts w:hint="eastAsia"/>
-        </w:rPr>
-        <w:t>上，并在</w:t>
-      </w:r>
-      <w:r>
-        <w:rPr>
-          <w:rFonts w:hint="eastAsia"/>
-        </w:rPr>
-        <w:t>dmsStatInfo</w:t>
-      </w:r>
-      <w:r>
-        <w:rPr>
-          <w:rFonts w:hint="eastAsia"/>
-        </w:rPr>
-        <w:t>中设计对应的内存结构，因为它需要动态修改，所以不直接使用</w:t>
-      </w:r>
-      <w:r>
-        <w:rPr>
-          <w:rFonts w:hint="eastAsia"/>
-        </w:rPr>
-        <w:t>mmap</w:t>
-      </w:r>
-      <w:r>
-        <w:rPr>
-          <w:rFonts w:hint="eastAsia"/>
-        </w:rPr>
-        <w:t>的方式。内容：</w:t>
-      </w:r>
-    </w:p>
-    <w:p>
-      <w:pPr>
-        <w:ind w:left="426"/>
-        <w:jc w:val="left"/>
-        <w:rPr>
-          <w:rFonts w:hint="eastAsia"/>
-        </w:rPr>
-      </w:pPr>
-      <w:r>
-        <w:rPr>
-          <w:rFonts w:hint="eastAsia"/>
-        </w:rPr>
-        <w:t>最新平均压缩率；</w:t>
-      </w:r>
-    </w:p>
-    <w:p>
-      <w:pPr>
-        <w:ind w:left="426"/>
-        <w:jc w:val="left"/>
-        <w:rPr>
-          <w:rFonts w:hint="eastAsia"/>
-        </w:rPr>
-      </w:pPr>
-      <w:r>
-        <w:rPr>
-          <w:rFonts w:hint="eastAsia"/>
-        </w:rPr>
-        <w:lastRenderedPageBreak/>
-        <w:t>？？</w:t>
-      </w:r>
-    </w:p>
-    <w:p>
-      <w:pPr>
-        <w:ind w:left="426"/>
-        <w:jc w:val="left"/>
-        <w:rPr>
-          <w:rFonts w:hint="eastAsia"/>
-        </w:rPr>
-      </w:pPr>
-    </w:p>
-    <w:p>
-      <w:pPr>
-        <w:ind w:left="426"/>
-        <w:jc w:val="left"/>
-        <w:rPr>
-          <w:rFonts w:hint="eastAsia"/>
-        </w:rPr>
-      </w:pPr>
-    </w:p>
-    <w:p>
-      <w:pPr>
-        <w:ind w:left="426"/>
-        <w:jc w:val="left"/>
-        <w:rPr>
-          <w:rFonts w:hint="eastAsia"/>
-        </w:rPr>
-      </w:pPr>
-    </w:p>
-    <w:p>
-      <w:pPr>
-        <w:ind w:left="426"/>
-        <w:jc w:val="left"/>
-        <w:rPr>
-          <w:rFonts w:hint="eastAsia"/>
-        </w:rPr>
-      </w:pPr>
-    </w:p>
-    <w:p>
-      <w:pPr>
-        <w:ind w:left="426"/>
-        <w:jc w:val="left"/>
-      </w:pPr>
-      <w:r>
-        <w:rPr>
-          <w:rFonts w:hint="eastAsia"/>
-        </w:rPr>
-        <w:t>多个字典的</w:t>
-      </w:r>
-      <w:r>
-        <w:rPr>
-          <w:rFonts w:hint="eastAsia"/>
-        </w:rPr>
-        <w:t>extentID</w:t>
-      </w:r>
-      <w:r>
-        <w:rPr>
-          <w:rFonts w:hint="eastAsia"/>
-        </w:rPr>
-        <w:t>用数组保存在</w:t>
-      </w:r>
-      <w:r>
-        <w:rPr>
-          <w:rFonts w:hint="eastAsia"/>
-        </w:rPr>
-        <w:t>MB</w:t>
-      </w:r>
-      <w:r>
-        <w:rPr>
-          <w:rFonts w:hint="eastAsia"/>
-        </w:rPr>
-        <w:t>中？</w:t>
-      </w:r>
-    </w:p>
-    <w:p>
-      <w:pPr>
-        <w:rPr>
-          <w:rFonts w:hint="eastAsia"/>
-        </w:rPr>
-      </w:pPr>
-    </w:p>
+    <w:p/>
     <w:p>
       <w:pPr>
         <w:pStyle w:val="ListParagraph"/>
@@ -4904,9 +4347,6 @@
           <w:numId w:val="31"/>
         </w:numPr>
         <w:ind w:firstLineChars="0"/>
-        <w:rPr>
-          <w:rFonts w:hint="eastAsia"/>
-        </w:rPr>
       </w:pPr>
       <w:r>
         <w:rPr>
@@ -4919,9 +4359,6 @@
       <w:pPr>
         <w:pStyle w:val="ListParagraph"/>
         <w:ind w:left="420" w:firstLineChars="0" w:firstLine="0"/>
-        <w:rPr>
-          <w:rFonts w:hint="eastAsia"/>
-        </w:rPr>
       </w:pPr>
       <w:r>
         <w:rPr>
@@ -4955,11 +4392,6 @@
       </w:r>
     </w:p>
     <w:p>
-      <w:pPr>
-        <w:rPr>
-          <w:rFonts w:hint="eastAsia"/>
-        </w:rPr>
-      </w:pPr>
       <w:r>
         <w:rPr>
           <w:rFonts w:hint="eastAsia"/>
@@ -5010,11 +4442,6 @@
       </w:r>
     </w:p>
     <w:p>
-      <w:pPr>
-        <w:rPr>
-          <w:rFonts w:hint="eastAsia"/>
-        </w:rPr>
-      </w:pPr>
       <w:r>
         <w:rPr>
           <w:rFonts w:hint="eastAsia"/>
@@ -5053,11 +4480,6 @@
       </w:r>
     </w:p>
     <w:p>
-      <w:pPr>
-        <w:rPr>
-          <w:rFonts w:hint="eastAsia"/>
-        </w:rPr>
-      </w:pPr>
       <w:r>
         <w:rPr>
           <w:rFonts w:hint="eastAsia"/>
@@ -5107,19 +4529,8 @@
         <w:t>）</w:t>
       </w:r>
     </w:p>
-    <w:p>
-      <w:pPr>
-        <w:rPr>
-          <w:rFonts w:hint="eastAsia"/>
-        </w:rPr>
-      </w:pPr>
-    </w:p>
-    <w:p>
-      <w:pPr>
-        <w:rPr>
-          <w:rFonts w:hint="eastAsia"/>
-        </w:rPr>
-      </w:pPr>
+    <w:p/>
+    <w:p>
       <w:r>
         <w:rPr>
           <w:rFonts w:hint="eastAsia"/>
@@ -5151,7 +4562,6 @@
         <w:t>，使用定长编码，否则使用变长编码。</w:t>
       </w:r>
     </w:p>
-    <w:p/>
     <w:p>
       <w:pPr>
         <w:pStyle w:val="Heading2"/>
@@ -5223,7 +4633,7 @@
                     <pic:cNvPicPr/>
                   </pic:nvPicPr>
                   <pic:blipFill>
-                    <a:blip r:embed="rId17"/>
+                    <a:blip r:embed="rId16"/>
                     <a:stretch>
                       <a:fillRect/>
                     </a:stretch>
@@ -5323,7 +4733,7 @@
                     <pic:cNvPicPr/>
                   </pic:nvPicPr>
                   <pic:blipFill>
-                    <a:blip r:embed="rId18"/>
+                    <a:blip r:embed="rId17"/>
                     <a:stretch>
                       <a:fillRect/>
                     </a:stretch>
@@ -5896,6 +5306,9 @@
           </w:tcPr>
           <w:p>
             <w:r>
+              <w:rPr>
+                <w:rFonts w:hint="eastAsia"/>
+              </w:rPr>
               <w:t>4</w:t>
             </w:r>
           </w:p>
@@ -5909,7 +5322,7 @@
               <w:rPr>
                 <w:rFonts w:hint="eastAsia"/>
               </w:rPr>
-              <w:t>升级正确性验证</w:t>
+              <w:t>压缩性能测试</w:t>
             </w:r>
           </w:p>
         </w:tc>
@@ -5922,31 +5335,19 @@
               <w:rPr>
                 <w:rFonts w:hint="eastAsia"/>
               </w:rPr>
-              <w:t>老版本下已有数据，且使用了</w:t>
-            </w:r>
-            <w:r>
-              <w:rPr>
-                <w:rFonts w:hint="eastAsia"/>
-              </w:rPr>
-              <w:t>snappy</w:t>
-            </w:r>
-            <w:r>
-              <w:rPr>
-                <w:rFonts w:hint="eastAsia"/>
-              </w:rPr>
-              <w:t>压缩，在升级新版本后，已有的数据能正确进行</w:t>
-            </w:r>
-            <w:r>
-              <w:rPr>
-                <w:rFonts w:hint="eastAsia"/>
-              </w:rPr>
-              <w:t>CRUD</w:t>
-            </w:r>
-            <w:r>
-              <w:rPr>
-                <w:rFonts w:hint="eastAsia"/>
-              </w:rPr>
-              <w:t>等操作</w:t>
+              <w:t>创建带</w:t>
+            </w:r>
+            <w:r>
+              <w:rPr>
+                <w:rFonts w:hint="eastAsia"/>
+              </w:rPr>
+              <w:t>lzw</w:t>
+            </w:r>
+            <w:r>
+              <w:rPr>
+                <w:rFonts w:hint="eastAsia"/>
+              </w:rPr>
+              <w:t>压缩的集合，通过导入工具等方式插入数据，观测单线程、多线程下的性能</w:t>
             </w:r>
           </w:p>
         </w:tc>
@@ -5959,13 +5360,7 @@
               <w:rPr>
                 <w:rFonts w:hint="eastAsia"/>
               </w:rPr>
-              <w:t>CRUD</w:t>
-            </w:r>
-            <w:r>
-              <w:rPr>
-                <w:rFonts w:hint="eastAsia"/>
-              </w:rPr>
-              <w:t>等操作正常，数据正确。</w:t>
+              <w:t>压缩性能相比之前版本应有较大提高</w:t>
             </w:r>
           </w:p>
         </w:tc>
@@ -5977,6 +5372,9 @@
           </w:tcPr>
           <w:p>
             <w:r>
+              <w:rPr>
+                <w:rFonts w:hint="eastAsia"/>
+              </w:rPr>
               <w:t>5</w:t>
             </w:r>
           </w:p>
@@ -5990,7 +5388,7 @@
               <w:rPr>
                 <w:rFonts w:hint="eastAsia"/>
               </w:rPr>
-              <w:t>压缩开启验证</w:t>
+              <w:t>解压性能测试</w:t>
             </w:r>
           </w:p>
         </w:tc>
@@ -6003,43 +5401,19 @@
               <w:rPr>
                 <w:rFonts w:hint="eastAsia"/>
               </w:rPr>
-              <w:t>在不开启压缩的情况下，向表中插入大量数据（如</w:t>
-            </w:r>
-            <w:r>
-              <w:rPr>
-                <w:rFonts w:hint="eastAsia"/>
-              </w:rPr>
-              <w:t>1G</w:t>
-            </w:r>
-            <w:r>
-              <w:rPr>
-                <w:rFonts w:hint="eastAsia"/>
-              </w:rPr>
-              <w:t>以上），然后使用</w:t>
-            </w:r>
-            <w:r>
-              <w:rPr>
-                <w:rFonts w:hint="eastAsia"/>
-              </w:rPr>
-              <w:t>alter</w:t>
-            </w:r>
-            <w:r>
-              <w:rPr>
-                <w:rFonts w:hint="eastAsia"/>
-              </w:rPr>
-              <w:t>命令，开启表上的压缩，然后再次向表中插入大量数据（如</w:t>
-            </w:r>
-            <w:r>
-              <w:rPr>
-                <w:rFonts w:hint="eastAsia"/>
-              </w:rPr>
-              <w:t>1G</w:t>
-            </w:r>
-            <w:r>
-              <w:rPr>
-                <w:rFonts w:hint="eastAsia"/>
-              </w:rPr>
-              <w:t>以上）</w:t>
+              <w:t>创建带</w:t>
+            </w:r>
+            <w:r>
+              <w:rPr>
+                <w:rFonts w:hint="eastAsia"/>
+              </w:rPr>
+              <w:t>lzw</w:t>
+            </w:r>
+            <w:r>
+              <w:rPr>
+                <w:rFonts w:hint="eastAsia"/>
+              </w:rPr>
+              <w:t>压缩的集合，插入数据后，通过导出等方式测试单线程、多线程下数据读取性能</w:t>
             </w:r>
           </w:p>
         </w:tc>
@@ -6052,104 +5426,26 @@
               <w:rPr>
                 <w:rFonts w:hint="eastAsia"/>
               </w:rPr>
-              <w:t>开启压缩操作成功，新插入的数据被压缩（新增空间比原数据占用空间少），数据正确。</w:t>
+              <w:t>解压性能相比之前版本就有较大提高，且</w:t>
+            </w:r>
+            <w:r>
+              <w:rPr>
+                <w:rFonts w:hint="eastAsia"/>
+              </w:rPr>
+              <w:t>CPU</w:t>
+            </w:r>
+            <w:r>
+              <w:rPr>
+                <w:rFonts w:hint="eastAsia"/>
+              </w:rPr>
+              <w:t>开销有明显下降</w:t>
             </w:r>
           </w:p>
         </w:tc>
       </w:tr>
-      <w:tr>
-        <w:tc>
-          <w:tcPr>
-            <w:tcW w:w="2129" w:type="dxa"/>
-          </w:tcPr>
-          <w:p/>
-        </w:tc>
-        <w:tc>
-          <w:tcPr>
-            <w:tcW w:w="2129" w:type="dxa"/>
-          </w:tcPr>
-          <w:p/>
-        </w:tc>
-        <w:tc>
-          <w:tcPr>
-            <w:tcW w:w="2129" w:type="dxa"/>
-          </w:tcPr>
-          <w:p/>
-        </w:tc>
-        <w:tc>
-          <w:tcPr>
-            <w:tcW w:w="2129" w:type="dxa"/>
-          </w:tcPr>
-          <w:p/>
-        </w:tc>
-      </w:tr>
-      <w:tr>
-        <w:tc>
-          <w:tcPr>
-            <w:tcW w:w="2129" w:type="dxa"/>
-          </w:tcPr>
-          <w:p/>
-        </w:tc>
-        <w:tc>
-          <w:tcPr>
-            <w:tcW w:w="2129" w:type="dxa"/>
-          </w:tcPr>
-          <w:p>
-            <w:r>
-              <w:rPr>
-                <w:rFonts w:hint="eastAsia"/>
-              </w:rPr>
-              <w:t>性能测试</w:t>
-            </w:r>
-          </w:p>
-        </w:tc>
-        <w:tc>
-          <w:tcPr>
-            <w:tcW w:w="2129" w:type="dxa"/>
-          </w:tcPr>
-          <w:p>
-            <w:r>
-              <w:rPr>
-                <w:rFonts w:hint="eastAsia"/>
-              </w:rPr>
-              <w:t>压缩、解压性能测试</w:t>
-            </w:r>
-          </w:p>
-        </w:tc>
-        <w:tc>
-          <w:tcPr>
-            <w:tcW w:w="2129" w:type="dxa"/>
-          </w:tcPr>
-          <w:p/>
-        </w:tc>
-      </w:tr>
-      <w:tr>
-        <w:tc>
-          <w:tcPr>
-            <w:tcW w:w="2129" w:type="dxa"/>
-          </w:tcPr>
-          <w:p/>
-        </w:tc>
-        <w:tc>
-          <w:tcPr>
-            <w:tcW w:w="2129" w:type="dxa"/>
-          </w:tcPr>
-          <w:p/>
-        </w:tc>
-        <w:tc>
-          <w:tcPr>
-            <w:tcW w:w="2129" w:type="dxa"/>
-          </w:tcPr>
-          <w:p/>
-        </w:tc>
-        <w:tc>
-          <w:tcPr>
-            <w:tcW w:w="2129" w:type="dxa"/>
-          </w:tcPr>
-          <w:p/>
-        </w:tc>
-      </w:tr>
     </w:tbl>
+    <w:p/>
+    <w:p/>
     <w:p/>
     <w:sectPr>
       <w:pgSz w:w="11900" w:h="16840"/>
